--- a/Documents/Améliorations.docx
+++ b/Documents/Améliorations.docx
@@ -1,6 +1,6 @@
 
 <file path=word/document.xml><?xml version="1.0" encoding="utf-8"?>
-<w:document xmlns:wpc="http://schemas.microsoft.com/office/word/2010/wordprocessingCanvas" xmlns:cx="http://schemas.microsoft.com/office/drawing/2014/chartex" xmlns:cx1="http://schemas.microsoft.com/office/drawing/2015/9/8/chartex" xmlns:cx2="http://schemas.microsoft.com/office/drawing/2015/10/21/chartex" xmlns:cx3="http://schemas.microsoft.com/office/drawing/2016/5/9/chartex" xmlns:cx4="http://schemas.microsoft.com/office/drawing/2016/5/10/chartex" xmlns:cx5="http://schemas.microsoft.com/office/drawing/2016/5/11/chartex" xmlns:cx6="http://schemas.microsoft.com/office/drawing/2016/5/12/chartex" xmlns:cx7="http://schemas.microsoft.com/office/drawing/2016/5/13/chartex" xmlns:cx8="http://schemas.microsoft.com/office/drawing/2016/5/14/chartex" xmlns:mc="http://schemas.openxmlformats.org/markup-compatibility/2006" xmlns:aink="http://schemas.microsoft.com/office/drawing/2016/ink" xmlns:am3d="http://schemas.microsoft.com/office/drawing/2017/model3d" xmlns:o="urn:schemas-microsoft-com:office:office" xmlns:r="http://schemas.openxmlformats.org/officeDocument/2006/relationships" xmlns:m="http://schemas.openxmlformats.org/officeDocument/2006/math" xmlns:v="urn:schemas-microsoft-com:vml" xmlns:wp14="http://schemas.microsoft.com/office/word/2010/wordprocessingDrawing" xmlns:wp="http://schemas.openxmlformats.org/drawingml/2006/wordprocessingDrawing" xmlns:w10="urn:schemas-microsoft-com:office:word" xmlns:w="http://schemas.openxmlformats.org/wordprocessingml/2006/main" xmlns:w14="http://schemas.microsoft.com/office/word/2010/wordml" xmlns:w15="http://schemas.microsoft.com/office/word/2012/wordml" xmlns:w16cex="http://schemas.microsoft.com/office/word/2018/wordml/cex" xmlns:w16cid="http://schemas.microsoft.com/office/word/2016/wordml/cid" xmlns:w16="http://schemas.microsoft.com/office/word/2018/wordml" xmlns:w16sdtdh="http://schemas.microsoft.com/office/word/2020/wordml/sdtdatahash" xmlns:w16se="http://schemas.microsoft.com/office/word/2015/wordml/symex" xmlns:wpg="http://schemas.microsoft.com/office/word/2010/wordprocessingGroup" xmlns:wpi="http://schemas.microsoft.com/office/word/2010/wordprocessingInk" xmlns:wne="http://schemas.microsoft.com/office/word/2006/wordml" xmlns:wps="http://schemas.microsoft.com/office/word/2010/wordprocessingShape" mc:Ignorable="w14 w15 w16se w16cid w16 w16cex w16sdtdh wp14">
+<w:document xmlns:wpc="http://schemas.microsoft.com/office/word/2010/wordprocessingCanvas" xmlns:cx="http://schemas.microsoft.com/office/drawing/2014/chartex" xmlns:cx1="http://schemas.microsoft.com/office/drawing/2015/9/8/chartex" xmlns:cx2="http://schemas.microsoft.com/office/drawing/2015/10/21/chartex" xmlns:cx3="http://schemas.microsoft.com/office/drawing/2016/5/9/chartex" xmlns:cx4="http://schemas.microsoft.com/office/drawing/2016/5/10/chartex" xmlns:cx5="http://schemas.microsoft.com/office/drawing/2016/5/11/chartex" xmlns:cx6="http://schemas.microsoft.com/office/drawing/2016/5/12/chartex" xmlns:cx7="http://schemas.microsoft.com/office/drawing/2016/5/13/chartex" xmlns:cx8="http://schemas.microsoft.com/office/drawing/2016/5/14/chartex" xmlns:mc="http://schemas.openxmlformats.org/markup-compatibility/2006" xmlns:aink="http://schemas.microsoft.com/office/drawing/2016/ink" xmlns:am3d="http://schemas.microsoft.com/office/drawing/2017/model3d" xmlns:o="urn:schemas-microsoft-com:office:office" xmlns:oel="http://schemas.microsoft.com/office/2019/extlst" xmlns:r="http://schemas.openxmlformats.org/officeDocument/2006/relationships" xmlns:m="http://schemas.openxmlformats.org/officeDocument/2006/math" xmlns:v="urn:schemas-microsoft-com:vml" xmlns:wp14="http://schemas.microsoft.com/office/word/2010/wordprocessingDrawing" xmlns:wp="http://schemas.openxmlformats.org/drawingml/2006/wordprocessingDrawing" xmlns:w10="urn:schemas-microsoft-com:office:word" xmlns:w="http://schemas.openxmlformats.org/wordprocessingml/2006/main" xmlns:w14="http://schemas.microsoft.com/office/word/2010/wordml" xmlns:w15="http://schemas.microsoft.com/office/word/2012/wordml" xmlns:w16cex="http://schemas.microsoft.com/office/word/2018/wordml/cex" xmlns:w16cid="http://schemas.microsoft.com/office/word/2016/wordml/cid" xmlns:w16="http://schemas.microsoft.com/office/word/2018/wordml" xmlns:w16du="http://schemas.microsoft.com/office/word/2023/wordml/word16du" xmlns:w16sdtdh="http://schemas.microsoft.com/office/word/2020/wordml/sdtdatahash" xmlns:w16sdtfl="http://schemas.microsoft.com/office/word/2024/wordml/sdtformatlock" xmlns:w16se="http://schemas.microsoft.com/office/word/2015/wordml/symex" xmlns:wpg="http://schemas.microsoft.com/office/word/2010/wordprocessingGroup" xmlns:wpi="http://schemas.microsoft.com/office/word/2010/wordprocessingInk" xmlns:wne="http://schemas.microsoft.com/office/word/2006/wordml" xmlns:wps="http://schemas.microsoft.com/office/word/2010/wordprocessingShape" mc:Ignorable="w14 w15 w16se w16cid w16 w16cex w16sdtdh w16sdtfl w16du wp14">
   <w:body>
     <w:p>
       <w:pPr>
@@ -628,15 +628,7 @@
               <w:cnfStyle w:val="000000100000" w:firstRow="0" w:lastRow="0" w:firstColumn="0" w:lastColumn="0" w:oddVBand="0" w:evenVBand="0" w:oddHBand="1" w:evenHBand="0" w:firstRowFirstColumn="0" w:firstRowLastColumn="0" w:lastRowFirstColumn="0" w:lastRowLastColumn="0"/>
             </w:pPr>
             <w:r>
-              <w:t xml:space="preserve">Rendre </w:t>
-            </w:r>
-            <w:proofErr w:type="gramStart"/>
-            <w:r>
-              <w:t>accessibilité ouvert</w:t>
-            </w:r>
-            <w:proofErr w:type="gramEnd"/>
-            <w:r>
-              <w:t xml:space="preserve"> aux </w:t>
+              <w:t xml:space="preserve">Rendre accessibilité ouvert aux </w:t>
             </w:r>
             <w:proofErr w:type="spellStart"/>
             <w:r>
@@ -781,11 +773,9 @@
             <w:r>
               <w:t xml:space="preserve">Les utilisateurs </w:t>
             </w:r>
-            <w:proofErr w:type="gramStart"/>
-            <w:r>
-              <w:t>pourrait</w:t>
-            </w:r>
-            <w:proofErr w:type="gramEnd"/>
+            <w:r>
+              <w:t>pourraient</w:t>
+            </w:r>
             <w:r>
               <w:t xml:space="preserve"> laisser des commentaires ou avis sur une </w:t>
             </w:r>
@@ -890,7 +880,7 @@
 </file>
 
 <file path=word/numbering.xml><?xml version="1.0" encoding="utf-8"?>
-<w:numbering xmlns:wpc="http://schemas.microsoft.com/office/word/2010/wordprocessingCanvas" xmlns:cx="http://schemas.microsoft.com/office/drawing/2014/chartex" xmlns:cx1="http://schemas.microsoft.com/office/drawing/2015/9/8/chartex" xmlns:cx2="http://schemas.microsoft.com/office/drawing/2015/10/21/chartex" xmlns:cx3="http://schemas.microsoft.com/office/drawing/2016/5/9/chartex" xmlns:cx4="http://schemas.microsoft.com/office/drawing/2016/5/10/chartex" xmlns:cx5="http://schemas.microsoft.com/office/drawing/2016/5/11/chartex" xmlns:cx6="http://schemas.microsoft.com/office/drawing/2016/5/12/chartex" xmlns:cx7="http://schemas.microsoft.com/office/drawing/2016/5/13/chartex" xmlns:cx8="http://schemas.microsoft.com/office/drawing/2016/5/14/chartex" xmlns:mc="http://schemas.openxmlformats.org/markup-compatibility/2006" xmlns:aink="http://schemas.microsoft.com/office/drawing/2016/ink" xmlns:am3d="http://schemas.microsoft.com/office/drawing/2017/model3d" xmlns:o="urn:schemas-microsoft-com:office:office" xmlns:r="http://schemas.openxmlformats.org/officeDocument/2006/relationships" xmlns:m="http://schemas.openxmlformats.org/officeDocument/2006/math" xmlns:v="urn:schemas-microsoft-com:vml" xmlns:wp14="http://schemas.microsoft.com/office/word/2010/wordprocessingDrawing" xmlns:wp="http://schemas.openxmlformats.org/drawingml/2006/wordprocessingDrawing" xmlns:w10="urn:schemas-microsoft-com:office:word" xmlns:w="http://schemas.openxmlformats.org/wordprocessingml/2006/main" xmlns:w14="http://schemas.microsoft.com/office/word/2010/wordml" xmlns:w15="http://schemas.microsoft.com/office/word/2012/wordml" xmlns:w16cex="http://schemas.microsoft.com/office/word/2018/wordml/cex" xmlns:w16cid="http://schemas.microsoft.com/office/word/2016/wordml/cid" xmlns:w16="http://schemas.microsoft.com/office/word/2018/wordml" xmlns:w16sdtdh="http://schemas.microsoft.com/office/word/2020/wordml/sdtdatahash" xmlns:w16se="http://schemas.microsoft.com/office/word/2015/wordml/symex" xmlns:wpg="http://schemas.microsoft.com/office/word/2010/wordprocessingGroup" xmlns:wpi="http://schemas.microsoft.com/office/word/2010/wordprocessingInk" xmlns:wne="http://schemas.microsoft.com/office/word/2006/wordml" xmlns:wps="http://schemas.microsoft.com/office/word/2010/wordprocessingShape" mc:Ignorable="w14 w15 w16se w16cid w16 w16cex w16sdtdh wp14">
+<w:numbering xmlns:wpc="http://schemas.microsoft.com/office/word/2010/wordprocessingCanvas" xmlns:cx="http://schemas.microsoft.com/office/drawing/2014/chartex" xmlns:cx1="http://schemas.microsoft.com/office/drawing/2015/9/8/chartex" xmlns:cx2="http://schemas.microsoft.com/office/drawing/2015/10/21/chartex" xmlns:cx3="http://schemas.microsoft.com/office/drawing/2016/5/9/chartex" xmlns:cx4="http://schemas.microsoft.com/office/drawing/2016/5/10/chartex" xmlns:cx5="http://schemas.microsoft.com/office/drawing/2016/5/11/chartex" xmlns:cx6="http://schemas.microsoft.com/office/drawing/2016/5/12/chartex" xmlns:cx7="http://schemas.microsoft.com/office/drawing/2016/5/13/chartex" xmlns:cx8="http://schemas.microsoft.com/office/drawing/2016/5/14/chartex" xmlns:mc="http://schemas.openxmlformats.org/markup-compatibility/2006" xmlns:aink="http://schemas.microsoft.com/office/drawing/2016/ink" xmlns:am3d="http://schemas.microsoft.com/office/drawing/2017/model3d" xmlns:o="urn:schemas-microsoft-com:office:office" xmlns:oel="http://schemas.microsoft.com/office/2019/extlst" xmlns:r="http://schemas.openxmlformats.org/officeDocument/2006/relationships" xmlns:m="http://schemas.openxmlformats.org/officeDocument/2006/math" xmlns:v="urn:schemas-microsoft-com:vml" xmlns:wp14="http://schemas.microsoft.com/office/word/2010/wordprocessingDrawing" xmlns:wp="http://schemas.openxmlformats.org/drawingml/2006/wordprocessingDrawing" xmlns:w10="urn:schemas-microsoft-com:office:word" xmlns:w="http://schemas.openxmlformats.org/wordprocessingml/2006/main" xmlns:w14="http://schemas.microsoft.com/office/word/2010/wordml" xmlns:w15="http://schemas.microsoft.com/office/word/2012/wordml" xmlns:w16cex="http://schemas.microsoft.com/office/word/2018/wordml/cex" xmlns:w16cid="http://schemas.microsoft.com/office/word/2016/wordml/cid" xmlns:w16="http://schemas.microsoft.com/office/word/2018/wordml" xmlns:w16du="http://schemas.microsoft.com/office/word/2023/wordml/word16du" xmlns:w16sdtdh="http://schemas.microsoft.com/office/word/2020/wordml/sdtdatahash" xmlns:w16sdtfl="http://schemas.microsoft.com/office/word/2024/wordml/sdtformatlock" xmlns:w16se="http://schemas.microsoft.com/office/word/2015/wordml/symex" xmlns:wpg="http://schemas.microsoft.com/office/word/2010/wordprocessingGroup" xmlns:wpi="http://schemas.microsoft.com/office/word/2010/wordprocessingInk" xmlns:wne="http://schemas.microsoft.com/office/word/2006/wordml" xmlns:wps="http://schemas.microsoft.com/office/word/2010/wordprocessingShape" mc:Ignorable="w14 w15 w16se w16cid w16 w16cex w16sdtdh w16sdtfl w16du wp14">
   <w:abstractNum w:abstractNumId="0" w15:restartNumberingAfterBreak="0">
     <w:nsid w:val="06411987"/>
     <w:multiLevelType w:val="hybridMultilevel"/>
@@ -1569,29 +1559,29 @@
       </w:rPr>
     </w:lvl>
   </w:abstractNum>
-  <w:num w:numId="1">
+  <w:num w:numId="1" w16cid:durableId="2146583783">
     <w:abstractNumId w:val="3"/>
   </w:num>
-  <w:num w:numId="2">
+  <w:num w:numId="2" w16cid:durableId="428046597">
     <w:abstractNumId w:val="5"/>
   </w:num>
-  <w:num w:numId="3">
+  <w:num w:numId="3" w16cid:durableId="1638100132">
     <w:abstractNumId w:val="4"/>
   </w:num>
-  <w:num w:numId="4">
+  <w:num w:numId="4" w16cid:durableId="1820613597">
     <w:abstractNumId w:val="0"/>
   </w:num>
-  <w:num w:numId="5">
+  <w:num w:numId="5" w16cid:durableId="1208105242">
     <w:abstractNumId w:val="2"/>
   </w:num>
-  <w:num w:numId="6">
+  <w:num w:numId="6" w16cid:durableId="1873879836">
     <w:abstractNumId w:val="1"/>
   </w:num>
 </w:numbering>
 </file>
 
 <file path=word/styles.xml><?xml version="1.0" encoding="utf-8"?>
-<w:styles xmlns:mc="http://schemas.openxmlformats.org/markup-compatibility/2006" xmlns:r="http://schemas.openxmlformats.org/officeDocument/2006/relationships" xmlns:w="http://schemas.openxmlformats.org/wordprocessingml/2006/main" xmlns:w14="http://schemas.microsoft.com/office/word/2010/wordml" xmlns:w15="http://schemas.microsoft.com/office/word/2012/wordml" xmlns:w16cex="http://schemas.microsoft.com/office/word/2018/wordml/cex" xmlns:w16cid="http://schemas.microsoft.com/office/word/2016/wordml/cid" xmlns:w16="http://schemas.microsoft.com/office/word/2018/wordml" xmlns:w16sdtdh="http://schemas.microsoft.com/office/word/2020/wordml/sdtdatahash" xmlns:w16se="http://schemas.microsoft.com/office/word/2015/wordml/symex" mc:Ignorable="w14 w15 w16se w16cid w16 w16cex w16sdtdh">
+<w:styles xmlns:mc="http://schemas.openxmlformats.org/markup-compatibility/2006" xmlns:r="http://schemas.openxmlformats.org/officeDocument/2006/relationships" xmlns:w="http://schemas.openxmlformats.org/wordprocessingml/2006/main" xmlns:w14="http://schemas.microsoft.com/office/word/2010/wordml" xmlns:w15="http://schemas.microsoft.com/office/word/2012/wordml" xmlns:w16cex="http://schemas.microsoft.com/office/word/2018/wordml/cex" xmlns:w16cid="http://schemas.microsoft.com/office/word/2016/wordml/cid" xmlns:w16="http://schemas.microsoft.com/office/word/2018/wordml" xmlns:w16du="http://schemas.microsoft.com/office/word/2023/wordml/word16du" xmlns:w16sdtdh="http://schemas.microsoft.com/office/word/2020/wordml/sdtdatahash" xmlns:w16sdtfl="http://schemas.microsoft.com/office/word/2024/wordml/sdtformatlock" xmlns:w16se="http://schemas.microsoft.com/office/word/2015/wordml/symex" mc:Ignorable="w14 w15 w16se w16cid w16 w16cex w16sdtdh w16sdtfl w16du">
   <w:docDefaults>
     <w:rPrDefault>
       <w:rPr>

--- a/Documents/Améliorations.docx
+++ b/Documents/Améliorations.docx
@@ -1,24 +1,35 @@
 
 <file path=word/document.xml><?xml version="1.0" encoding="utf-8"?>
-<w:document xmlns:wpc="http://schemas.microsoft.com/office/word/2010/wordprocessingCanvas" xmlns:cx="http://schemas.microsoft.com/office/drawing/2014/chartex" xmlns:cx1="http://schemas.microsoft.com/office/drawing/2015/9/8/chartex" xmlns:cx2="http://schemas.microsoft.com/office/drawing/2015/10/21/chartex" xmlns:cx3="http://schemas.microsoft.com/office/drawing/2016/5/9/chartex" xmlns:cx4="http://schemas.microsoft.com/office/drawing/2016/5/10/chartex" xmlns:cx5="http://schemas.microsoft.com/office/drawing/2016/5/11/chartex" xmlns:cx6="http://schemas.microsoft.com/office/drawing/2016/5/12/chartex" xmlns:cx7="http://schemas.microsoft.com/office/drawing/2016/5/13/chartex" xmlns:cx8="http://schemas.microsoft.com/office/drawing/2016/5/14/chartex" xmlns:mc="http://schemas.openxmlformats.org/markup-compatibility/2006" xmlns:aink="http://schemas.microsoft.com/office/drawing/2016/ink" xmlns:am3d="http://schemas.microsoft.com/office/drawing/2017/model3d" xmlns:o="urn:schemas-microsoft-com:office:office" xmlns:r="http://schemas.openxmlformats.org/officeDocument/2006/relationships" xmlns:m="http://schemas.openxmlformats.org/officeDocument/2006/math" xmlns:v="urn:schemas-microsoft-com:vml" xmlns:wp14="http://schemas.microsoft.com/office/word/2010/wordprocessingDrawing" xmlns:wp="http://schemas.openxmlformats.org/drawingml/2006/wordprocessingDrawing" xmlns:w10="urn:schemas-microsoft-com:office:word" xmlns:w="http://schemas.openxmlformats.org/wordprocessingml/2006/main" xmlns:w14="http://schemas.microsoft.com/office/word/2010/wordml" xmlns:w15="http://schemas.microsoft.com/office/word/2012/wordml" xmlns:w16cex="http://schemas.microsoft.com/office/word/2018/wordml/cex" xmlns:w16cid="http://schemas.microsoft.com/office/word/2016/wordml/cid" xmlns:w16="http://schemas.microsoft.com/office/word/2018/wordml" xmlns:w16sdtdh="http://schemas.microsoft.com/office/word/2020/wordml/sdtdatahash" xmlns:w16se="http://schemas.microsoft.com/office/word/2015/wordml/symex" xmlns:wpg="http://schemas.microsoft.com/office/word/2010/wordprocessingGroup" xmlns:wpi="http://schemas.microsoft.com/office/word/2010/wordprocessingInk" xmlns:wne="http://schemas.microsoft.com/office/word/2006/wordml" xmlns:wps="http://schemas.microsoft.com/office/word/2010/wordprocessingShape" mc:Ignorable="w14 w15 w16se w16cid w16 w16cex w16sdtdh wp14">
+<w:document xmlns:o="urn:schemas-microsoft-com:office:office" xmlns:r="http://schemas.openxmlformats.org/officeDocument/2006/relationships" xmlns:v="urn:schemas-microsoft-com:vml" xmlns:w="http://schemas.openxmlformats.org/wordprocessingml/2006/main" xmlns:w10="urn:schemas-microsoft-com:office:word" xmlns:wp="http://schemas.openxmlformats.org/drawingml/2006/wordprocessingDrawing" xmlns:wps="http://schemas.microsoft.com/office/word/2010/wordprocessingShape" xmlns:wpg="http://schemas.microsoft.com/office/word/2010/wordprocessingGroup" xmlns:mc="http://schemas.openxmlformats.org/markup-compatibility/2006" xmlns:wp14="http://schemas.microsoft.com/office/word/2010/wordprocessingDrawing" xmlns:w14="http://schemas.microsoft.com/office/word/2010/wordml" xmlns:w15="http://schemas.microsoft.com/office/word/2012/wordml" mc:Ignorable="w14 wp14 w15">
   <w:body>
     <w:p>
       <w:pPr>
-        <w:pStyle w:val="Titre"/>
+        <w:pStyle w:val="Title"/>
+        <w:rPr/>
       </w:pPr>
       <w:r>
+        <w:rPr/>
         <w:t xml:space="preserve">Améliorations </w:t>
       </w:r>
     </w:p>
     <w:tbl>
       <w:tblPr>
         <w:tblStyle w:val="TableauGrille4-Accentuation1"/>
-        <w:tblW w:w="9918" w:type="dxa"/>
-        <w:tblLook w:val="04A0" w:firstRow="1" w:lastRow="0" w:firstColumn="1" w:lastColumn="0" w:noHBand="0" w:noVBand="1"/>
+        <w:tblW w:w="9865" w:type="dxa"/>
+        <w:jc w:val="left"/>
+        <w:tblInd w:w="52" w:type="dxa"/>
+        <w:tblLayout w:type="fixed"/>
+        <w:tblCellMar>
+          <w:top w:w="0" w:type="dxa"/>
+          <w:left w:w="108" w:type="dxa"/>
+          <w:bottom w:w="0" w:type="dxa"/>
+          <w:right w:w="108" w:type="dxa"/>
+        </w:tblCellMar>
+        <w:tblLook w:val="04a0" w:noHBand="0" w:noVBand="1" w:firstColumn="1" w:lastRow="0" w:lastColumn="0" w:firstRow="1"/>
       </w:tblPr>
       <w:tblGrid>
-        <w:gridCol w:w="3397"/>
-        <w:gridCol w:w="6521"/>
+        <w:gridCol w:w="3348"/>
+        <w:gridCol w:w="6517"/>
       </w:tblGrid>
       <w:tr>
         <w:trPr>
@@ -26,24 +37,90 @@
         </w:trPr>
         <w:tc>
           <w:tcPr>
+            <w:tcW w:w="3348" w:type="dxa"/>
             <w:cnfStyle w:val="001000000000" w:firstRow="0" w:lastRow="0" w:firstColumn="1" w:lastColumn="0" w:oddVBand="0" w:evenVBand="0" w:oddHBand="0" w:evenHBand="0" w:firstRowFirstColumn="0" w:firstRowLastColumn="0" w:lastRowFirstColumn="0" w:lastRowLastColumn="0"/>
-            <w:tcW w:w="3397" w:type="dxa"/>
+            <w:tcBorders>
+              <w:top w:val="single" w:sz="4" w:space="0" w:color="4472C4"/>
+              <w:left w:val="single" w:sz="4" w:space="0" w:color="4472C4"/>
+              <w:bottom w:val="single" w:sz="4" w:space="0" w:color="4472C4"/>
+              <w:right w:val="single" w:sz="4" w:space="0" w:color="4472C4"/>
+            </w:tcBorders>
+            <w:shd w:color="auto" w:fill="4472C4" w:themeFill="accent1" w:val="clear"/>
           </w:tcPr>
           <w:p>
-            <w:r>
+            <w:pPr>
+              <w:pStyle w:val="Normal"/>
+              <w:widowControl/>
+              <w:spacing w:lineRule="auto" w:line="240" w:before="0" w:after="0"/>
+              <w:jc w:val="left"/>
+              <w:rPr>
+                <w:rFonts w:ascii="Calibri" w:hAnsi="Calibri" w:eastAsia="" w:cs=""/>
+                <w:b/>
+                <w:b/>
+                <w:bCs/>
+                <w:color w:val="FFFFFF"/>
+                <w:kern w:val="0"/>
+                <w:sz w:val="22"/>
+                <w:szCs w:val="22"/>
+                <w:lang w:val="fr-FR" w:eastAsia="en-US" w:bidi="ar-SA"/>
+              </w:rPr>
+            </w:pPr>
+            <w:r>
+              <w:rPr>
+                <w:rFonts w:eastAsia="" w:cs=""/>
+                <w:b/>
+                <w:bCs/>
+                <w:color w:val="FFFFFF"/>
+                <w:kern w:val="0"/>
+                <w:sz w:val="22"/>
+                <w:szCs w:val="22"/>
+                <w:lang w:val="fr-FR" w:eastAsia="en-US" w:bidi="ar-SA"/>
+              </w:rPr>
               <w:t>Tâches</w:t>
             </w:r>
           </w:p>
         </w:tc>
         <w:tc>
           <w:tcPr>
-            <w:tcW w:w="6521" w:type="dxa"/>
+            <w:tcW w:w="6517" w:type="dxa"/>
+            <w:tcBorders>
+              <w:top w:val="single" w:sz="4" w:space="0" w:color="4472C4"/>
+              <w:left w:val="single" w:sz="4" w:space="0" w:color="4472C4"/>
+              <w:bottom w:val="single" w:sz="4" w:space="0" w:color="4472C4"/>
+              <w:right w:val="single" w:sz="4" w:space="0" w:color="4472C4"/>
+            </w:tcBorders>
+            <w:shd w:color="auto" w:fill="4472C4" w:themeFill="accent1" w:val="clear"/>
           </w:tcPr>
           <w:p>
             <w:pPr>
+              <w:pStyle w:val="Normal"/>
+              <w:widowControl/>
+              <w:spacing w:lineRule="auto" w:line="240" w:before="0" w:after="0"/>
+              <w:jc w:val="left"/>
               <w:cnfStyle w:val="100000000000" w:firstRow="1" w:lastRow="0" w:firstColumn="0" w:lastColumn="0" w:oddVBand="0" w:evenVBand="0" w:oddHBand="0" w:evenHBand="0" w:firstRowFirstColumn="0" w:firstRowLastColumn="0" w:lastRowFirstColumn="0" w:lastRowLastColumn="0"/>
-            </w:pPr>
-            <w:r>
+              <w:rPr>
+                <w:rFonts w:ascii="Calibri" w:hAnsi="Calibri" w:eastAsia="" w:cs=""/>
+                <w:b/>
+                <w:b/>
+                <w:bCs/>
+                <w:color w:val="FFFFFF"/>
+                <w:kern w:val="0"/>
+                <w:sz w:val="22"/>
+                <w:szCs w:val="22"/>
+                <w:lang w:val="fr-FR" w:eastAsia="en-US" w:bidi="ar-SA"/>
+              </w:rPr>
+            </w:pPr>
+            <w:r>
+              <w:rPr>
+                <w:rFonts w:eastAsia="" w:cs=""/>
+                <w:b/>
+                <w:bCs/>
+                <w:color w:val="FFFFFF"/>
+                <w:kern w:val="0"/>
+                <w:sz w:val="22"/>
+                <w:szCs w:val="22"/>
+                <w:lang w:val="fr-FR" w:eastAsia="en-US" w:bidi="ar-SA"/>
+              </w:rPr>
               <w:t>Description</w:t>
             </w:r>
           </w:p>
@@ -55,106 +132,205 @@
         </w:trPr>
         <w:tc>
           <w:tcPr>
+            <w:tcW w:w="3348" w:type="dxa"/>
             <w:cnfStyle w:val="001000000000" w:firstRow="0" w:lastRow="0" w:firstColumn="1" w:lastColumn="0" w:oddVBand="0" w:evenVBand="0" w:oddHBand="0" w:evenHBand="0" w:firstRowFirstColumn="0" w:firstRowLastColumn="0" w:lastRowFirstColumn="0" w:lastRowLastColumn="0"/>
-            <w:tcW w:w="3397" w:type="dxa"/>
+            <w:tcBorders/>
+            <w:shd w:color="auto" w:fill="D9E2F3" w:themeFill="accent1" w:themeFillTint="33" w:val="clear"/>
           </w:tcPr>
           <w:p>
             <w:pPr>
-              <w:rPr>
-                <w:b w:val="0"/>
-                <w:bCs w:val="0"/>
-              </w:rPr>
-            </w:pPr>
-            <w:r>
-              <w:t xml:space="preserve">Interface création de </w:t>
-            </w:r>
-            <w:proofErr w:type="spellStart"/>
-            <w:r>
-              <w:t>RoadTrip</w:t>
-            </w:r>
-            <w:proofErr w:type="spellEnd"/>
-            <w:r>
-              <w:t xml:space="preserve"> </w:t>
+              <w:pStyle w:val="Normal"/>
+              <w:widowControl/>
+              <w:spacing w:lineRule="auto" w:line="240" w:before="0" w:after="0"/>
+              <w:jc w:val="left"/>
+              <w:rPr>
+                <w:b w:val="false"/>
+                <w:b w:val="false"/>
+                <w:bCs w:val="false"/>
+              </w:rPr>
+            </w:pPr>
+            <w:r>
+              <w:rPr>
+                <w:rFonts w:eastAsia="" w:cs=""/>
+                <w:b/>
+                <w:bCs/>
+                <w:kern w:val="0"/>
+                <w:sz w:val="22"/>
+                <w:szCs w:val="22"/>
+                <w:lang w:val="fr-FR" w:eastAsia="en-US" w:bidi="ar-SA"/>
+              </w:rPr>
+              <w:t xml:space="preserve">Interface création de RoadTrip </w:t>
             </w:r>
           </w:p>
         </w:tc>
         <w:tc>
           <w:tcPr>
-            <w:tcW w:w="6521" w:type="dxa"/>
+            <w:tcW w:w="6517" w:type="dxa"/>
+            <w:tcBorders/>
+            <w:shd w:color="auto" w:fill="D9E2F3" w:themeFill="accent1" w:themeFillTint="33" w:val="clear"/>
           </w:tcPr>
           <w:p>
             <w:pPr>
-              <w:pStyle w:val="Paragraphedeliste"/>
+              <w:pStyle w:val="ListParagraph"/>
+              <w:widowControl/>
               <w:numPr>
                 <w:ilvl w:val="0"/>
                 <w:numId w:val="1"/>
               </w:numPr>
+              <w:spacing w:lineRule="auto" w:line="240" w:before="0" w:after="0"/>
+              <w:contextualSpacing/>
+              <w:jc w:val="left"/>
               <w:cnfStyle w:val="000000100000" w:firstRow="0" w:lastRow="0" w:firstColumn="0" w:lastColumn="0" w:oddVBand="0" w:evenVBand="0" w:oddHBand="1" w:evenHBand="0" w:firstRowFirstColumn="0" w:firstRowLastColumn="0" w:lastRowFirstColumn="0" w:lastRowLastColumn="0"/>
-            </w:pPr>
-            <w:r>
+              <w:rPr>
+                <w:rFonts w:ascii="Calibri" w:hAnsi="Calibri" w:eastAsia="" w:cs=""/>
+                <w:kern w:val="0"/>
+                <w:sz w:val="22"/>
+                <w:szCs w:val="22"/>
+                <w:lang w:val="fr-FR" w:eastAsia="en-US" w:bidi="ar-SA"/>
+              </w:rPr>
+            </w:pPr>
+            <w:r>
+              <w:rPr>
+                <w:rFonts w:eastAsia="" w:cs=""/>
+                <w:kern w:val="0"/>
+                <w:sz w:val="22"/>
+                <w:szCs w:val="22"/>
+                <w:lang w:val="fr-FR" w:eastAsia="en-US" w:bidi="ar-SA"/>
+              </w:rPr>
               <w:t>Pouvoir placer son lieu via un « clic »</w:t>
             </w:r>
           </w:p>
           <w:p>
             <w:pPr>
-              <w:pStyle w:val="Paragraphedeliste"/>
+              <w:pStyle w:val="ListParagraph"/>
+              <w:widowControl/>
               <w:numPr>
                 <w:ilvl w:val="0"/>
                 <w:numId w:val="1"/>
               </w:numPr>
+              <w:spacing w:lineRule="auto" w:line="240" w:before="0" w:after="0"/>
+              <w:contextualSpacing/>
+              <w:jc w:val="left"/>
               <w:cnfStyle w:val="000000100000" w:firstRow="0" w:lastRow="0" w:firstColumn="0" w:lastColumn="0" w:oddVBand="0" w:evenVBand="0" w:oddHBand="1" w:evenHBand="0" w:firstRowFirstColumn="0" w:firstRowLastColumn="0" w:lastRowFirstColumn="0" w:lastRowLastColumn="0"/>
-            </w:pPr>
-            <w:r>
+              <w:rPr>
+                <w:rFonts w:ascii="Calibri" w:hAnsi="Calibri" w:eastAsia="" w:cs=""/>
+                <w:kern w:val="0"/>
+                <w:sz w:val="22"/>
+                <w:szCs w:val="22"/>
+                <w:lang w:val="fr-FR" w:eastAsia="en-US" w:bidi="ar-SA"/>
+              </w:rPr>
+            </w:pPr>
+            <w:r>
+              <w:rPr>
+                <w:rFonts w:eastAsia="" w:cs=""/>
+                <w:kern w:val="0"/>
+                <w:sz w:val="22"/>
+                <w:szCs w:val="22"/>
+                <w:lang w:val="fr-FR" w:eastAsia="en-US" w:bidi="ar-SA"/>
+              </w:rPr>
               <w:t>Pouvoir changer la ville d’arrivée et départ facilement</w:t>
             </w:r>
           </w:p>
           <w:p>
             <w:pPr>
-              <w:pStyle w:val="Paragraphedeliste"/>
+              <w:pStyle w:val="ListParagraph"/>
+              <w:widowControl/>
               <w:numPr>
                 <w:ilvl w:val="0"/>
                 <w:numId w:val="1"/>
               </w:numPr>
+              <w:spacing w:lineRule="auto" w:line="240" w:before="0" w:after="0"/>
+              <w:contextualSpacing/>
+              <w:jc w:val="left"/>
               <w:cnfStyle w:val="000000100000" w:firstRow="0" w:lastRow="0" w:firstColumn="0" w:lastColumn="0" w:oddVBand="0" w:evenVBand="0" w:oddHBand="1" w:evenHBand="0" w:firstRowFirstColumn="0" w:firstRowLastColumn="0" w:lastRowFirstColumn="0" w:lastRowLastColumn="0"/>
-            </w:pPr>
-            <w:r>
-              <w:t xml:space="preserve">Optimiser le </w:t>
-            </w:r>
-            <w:proofErr w:type="spellStart"/>
-            <w:r>
-              <w:t>chargment</w:t>
-            </w:r>
-            <w:proofErr w:type="spellEnd"/>
-            <w:r>
-              <w:t xml:space="preserve"> des données</w:t>
+              <w:rPr>
+                <w:rFonts w:ascii="Calibri" w:hAnsi="Calibri" w:eastAsia="" w:cs=""/>
+                <w:kern w:val="0"/>
+                <w:sz w:val="22"/>
+                <w:szCs w:val="22"/>
+                <w:lang w:val="fr-FR" w:eastAsia="en-US" w:bidi="ar-SA"/>
+              </w:rPr>
+            </w:pPr>
+            <w:r>
+              <w:rPr>
+                <w:rFonts w:eastAsia="" w:cs=""/>
+                <w:kern w:val="0"/>
+                <w:sz w:val="22"/>
+                <w:szCs w:val="22"/>
+                <w:lang w:val="fr-FR" w:eastAsia="en-US" w:bidi="ar-SA"/>
+              </w:rPr>
+              <w:t>Optimiser le chargment des données</w:t>
             </w:r>
           </w:p>
         </w:tc>
       </w:tr>
       <w:tr>
+        <w:trPr/>
         <w:tc>
           <w:tcPr>
+            <w:tcW w:w="3348" w:type="dxa"/>
             <w:cnfStyle w:val="001000000000" w:firstRow="0" w:lastRow="0" w:firstColumn="1" w:lastColumn="0" w:oddVBand="0" w:evenVBand="0" w:oddHBand="0" w:evenHBand="0" w:firstRowFirstColumn="0" w:firstRowLastColumn="0" w:lastRowFirstColumn="0" w:lastRowLastColumn="0"/>
-            <w:tcW w:w="3397" w:type="dxa"/>
+            <w:tcBorders/>
           </w:tcPr>
           <w:p>
-            <w:r>
-              <w:t>Page His</w:t>
-            </w:r>
-            <w:r>
-              <w:t>torique</w:t>
+            <w:pPr>
+              <w:pStyle w:val="Normal"/>
+              <w:widowControl/>
+              <w:spacing w:lineRule="auto" w:line="240" w:before="0" w:after="0"/>
+              <w:jc w:val="left"/>
+              <w:rPr>
+                <w:rFonts w:ascii="Calibri" w:hAnsi="Calibri" w:eastAsia="" w:cs=""/>
+                <w:b/>
+                <w:b/>
+                <w:bCs/>
+                <w:kern w:val="0"/>
+                <w:sz w:val="22"/>
+                <w:szCs w:val="22"/>
+                <w:lang w:val="fr-FR" w:eastAsia="en-US" w:bidi="ar-SA"/>
+              </w:rPr>
+            </w:pPr>
+            <w:r>
+              <w:rPr>
+                <w:rFonts w:eastAsia="" w:cs=""/>
+                <w:b/>
+                <w:bCs/>
+                <w:kern w:val="0"/>
+                <w:sz w:val="22"/>
+                <w:szCs w:val="22"/>
+                <w:lang w:val="fr-FR" w:eastAsia="en-US" w:bidi="ar-SA"/>
+              </w:rPr>
+              <w:t>Page Historique</w:t>
             </w:r>
           </w:p>
         </w:tc>
         <w:tc>
           <w:tcPr>
-            <w:tcW w:w="6521" w:type="dxa"/>
+            <w:tcW w:w="6517" w:type="dxa"/>
+            <w:tcBorders/>
           </w:tcPr>
           <w:p>
             <w:pPr>
+              <w:pStyle w:val="Normal"/>
+              <w:widowControl/>
+              <w:spacing w:lineRule="auto" w:line="240" w:before="0" w:after="0"/>
+              <w:jc w:val="left"/>
               <w:cnfStyle w:val="000000000000" w:firstRow="0" w:lastRow="0" w:firstColumn="0" w:lastColumn="0" w:oddVBand="0" w:evenVBand="0" w:oddHBand="0" w:evenHBand="0" w:firstRowFirstColumn="0" w:firstRowLastColumn="0" w:lastRowFirstColumn="0" w:lastRowLastColumn="0"/>
-            </w:pPr>
-            <w:r>
+              <w:rPr>
+                <w:rFonts w:ascii="Calibri" w:hAnsi="Calibri" w:eastAsia="" w:cs=""/>
+                <w:kern w:val="0"/>
+                <w:sz w:val="22"/>
+                <w:szCs w:val="22"/>
+                <w:lang w:val="fr-FR" w:eastAsia="en-US" w:bidi="ar-SA"/>
+              </w:rPr>
+            </w:pPr>
+            <w:r>
+              <w:rPr>
+                <w:rFonts w:eastAsia="" w:cs=""/>
+                <w:kern w:val="0"/>
+                <w:sz w:val="22"/>
+                <w:szCs w:val="22"/>
+                <w:lang w:val="fr-FR" w:eastAsia="en-US" w:bidi="ar-SA"/>
+              </w:rPr>
               <w:t>Faire une page fonctionnelle</w:t>
             </w:r>
           </w:p>
@@ -166,46 +342,143 @@
         </w:trPr>
         <w:tc>
           <w:tcPr>
+            <w:tcW w:w="3348" w:type="dxa"/>
             <w:cnfStyle w:val="001000000000" w:firstRow="0" w:lastRow="0" w:firstColumn="1" w:lastColumn="0" w:oddVBand="0" w:evenVBand="0" w:oddHBand="0" w:evenHBand="0" w:firstRowFirstColumn="0" w:firstRowLastColumn="0" w:lastRowFirstColumn="0" w:lastRowLastColumn="0"/>
-            <w:tcW w:w="3397" w:type="dxa"/>
+            <w:tcBorders/>
+            <w:shd w:color="auto" w:fill="D9E2F3" w:themeFill="accent1" w:themeFillTint="33" w:val="clear"/>
           </w:tcPr>
           <w:p>
-            <w:r>
+            <w:pPr>
+              <w:pStyle w:val="Normal"/>
+              <w:widowControl/>
+              <w:spacing w:lineRule="auto" w:line="240" w:before="0" w:after="0"/>
+              <w:jc w:val="left"/>
+              <w:rPr>
+                <w:rFonts w:ascii="Calibri" w:hAnsi="Calibri" w:eastAsia="" w:cs=""/>
+                <w:b/>
+                <w:b/>
+                <w:bCs/>
+                <w:kern w:val="0"/>
+                <w:sz w:val="22"/>
+                <w:szCs w:val="22"/>
+                <w:lang w:val="fr-FR" w:eastAsia="en-US" w:bidi="ar-SA"/>
+              </w:rPr>
+            </w:pPr>
+            <w:r>
+              <w:rPr>
+                <w:rFonts w:eastAsia="" w:cs=""/>
+                <w:b/>
+                <w:bCs/>
+                <w:kern w:val="0"/>
+                <w:sz w:val="22"/>
+                <w:szCs w:val="22"/>
+                <w:lang w:val="fr-FR" w:eastAsia="en-US" w:bidi="ar-SA"/>
+              </w:rPr>
               <w:t>Redirection lieux favoris sur OSM</w:t>
             </w:r>
           </w:p>
         </w:tc>
         <w:tc>
           <w:tcPr>
-            <w:tcW w:w="6521" w:type="dxa"/>
+            <w:tcW w:w="6517" w:type="dxa"/>
+            <w:tcBorders/>
+            <w:shd w:color="auto" w:fill="D9E2F3" w:themeFill="accent1" w:themeFillTint="33" w:val="clear"/>
           </w:tcPr>
           <w:p>
             <w:pPr>
+              <w:pStyle w:val="Normal"/>
+              <w:widowControl/>
+              <w:spacing w:lineRule="auto" w:line="240" w:before="0" w:after="0"/>
+              <w:jc w:val="left"/>
               <w:cnfStyle w:val="000000100000" w:firstRow="0" w:lastRow="0" w:firstColumn="0" w:lastColumn="0" w:oddVBand="0" w:evenVBand="0" w:oddHBand="1" w:evenHBand="0" w:firstRowFirstColumn="0" w:firstRowLastColumn="0" w:lastRowFirstColumn="0" w:lastRowLastColumn="0"/>
-            </w:pPr>
+              <w:rPr>
+                <w:rFonts w:ascii="Calibri" w:hAnsi="Calibri" w:eastAsia="" w:cs=""/>
+                <w:kern w:val="0"/>
+                <w:sz w:val="22"/>
+                <w:szCs w:val="22"/>
+                <w:lang w:val="fr-FR" w:eastAsia="en-US" w:bidi="ar-SA"/>
+              </w:rPr>
+            </w:pPr>
+            <w:r>
+              <w:rPr>
+                <w:rFonts w:eastAsia="" w:cs=""/>
+                <w:kern w:val="0"/>
+                <w:sz w:val="22"/>
+                <w:szCs w:val="22"/>
+                <w:lang w:val="fr-FR" w:eastAsia="en-US" w:bidi="ar-SA"/>
+              </w:rPr>
+            </w:r>
           </w:p>
         </w:tc>
       </w:tr>
       <w:tr>
+        <w:trPr/>
         <w:tc>
           <w:tcPr>
+            <w:tcW w:w="3348" w:type="dxa"/>
             <w:cnfStyle w:val="001000000000" w:firstRow="0" w:lastRow="0" w:firstColumn="1" w:lastColumn="0" w:oddVBand="0" w:evenVBand="0" w:oddHBand="0" w:evenHBand="0" w:firstRowFirstColumn="0" w:firstRowLastColumn="0" w:lastRowFirstColumn="0" w:lastRowLastColumn="0"/>
-            <w:tcW w:w="3397" w:type="dxa"/>
+            <w:tcBorders/>
           </w:tcPr>
           <w:p>
-            <w:r>
+            <w:pPr>
+              <w:pStyle w:val="Normal"/>
+              <w:widowControl/>
+              <w:spacing w:lineRule="auto" w:line="240" w:before="0" w:after="0"/>
+              <w:jc w:val="left"/>
+              <w:rPr>
+                <w:rFonts w:ascii="Calibri" w:hAnsi="Calibri" w:eastAsia="" w:cs=""/>
+                <w:b/>
+                <w:b/>
+                <w:bCs/>
+                <w:kern w:val="0"/>
+                <w:sz w:val="22"/>
+                <w:szCs w:val="22"/>
+                <w:lang w:val="fr-FR" w:eastAsia="en-US" w:bidi="ar-SA"/>
+              </w:rPr>
+            </w:pPr>
+            <w:r>
+              <w:rPr>
+                <w:rFonts w:eastAsia="" w:cs=""/>
+                <w:b/>
+                <w:bCs/>
+                <w:kern w:val="0"/>
+                <w:sz w:val="22"/>
+                <w:szCs w:val="22"/>
+                <w:lang w:val="fr-FR" w:eastAsia="en-US" w:bidi="ar-SA"/>
+              </w:rPr>
               <w:t>Appliquer RGPD</w:t>
             </w:r>
           </w:p>
         </w:tc>
         <w:tc>
           <w:tcPr>
-            <w:tcW w:w="6521" w:type="dxa"/>
+            <w:tcW w:w="6517" w:type="dxa"/>
+            <w:tcBorders/>
           </w:tcPr>
           <w:p>
             <w:pPr>
+              <w:pStyle w:val="Normal"/>
+              <w:widowControl/>
+              <w:spacing w:lineRule="auto" w:line="240" w:before="0" w:after="0"/>
+              <w:jc w:val="left"/>
               <w:cnfStyle w:val="000000000000" w:firstRow="0" w:lastRow="0" w:firstColumn="0" w:lastColumn="0" w:oddVBand="0" w:evenVBand="0" w:oddHBand="0" w:evenHBand="0" w:firstRowFirstColumn="0" w:firstRowLastColumn="0" w:lastRowFirstColumn="0" w:lastRowLastColumn="0"/>
-            </w:pPr>
+              <w:rPr>
+                <w:rFonts w:ascii="Calibri" w:hAnsi="Calibri" w:eastAsia="" w:cs=""/>
+                <w:kern w:val="0"/>
+                <w:sz w:val="22"/>
+                <w:szCs w:val="22"/>
+                <w:lang w:val="fr-FR" w:eastAsia="en-US" w:bidi="ar-SA"/>
+              </w:rPr>
+            </w:pPr>
+            <w:r>
+              <w:rPr>
+                <w:rFonts w:eastAsia="" w:cs=""/>
+                <w:kern w:val="0"/>
+                <w:sz w:val="22"/>
+                <w:szCs w:val="22"/>
+                <w:lang w:val="fr-FR" w:eastAsia="en-US" w:bidi="ar-SA"/>
+              </w:rPr>
+            </w:r>
           </w:p>
         </w:tc>
       </w:tr>
@@ -215,49 +488,144 @@
         </w:trPr>
         <w:tc>
           <w:tcPr>
+            <w:tcW w:w="3348" w:type="dxa"/>
             <w:cnfStyle w:val="001000000000" w:firstRow="0" w:lastRow="0" w:firstColumn="1" w:lastColumn="0" w:oddVBand="0" w:evenVBand="0" w:oddHBand="0" w:evenHBand="0" w:firstRowFirstColumn="0" w:firstRowLastColumn="0" w:lastRowFirstColumn="0" w:lastRowLastColumn="0"/>
-            <w:tcW w:w="3397" w:type="dxa"/>
+            <w:tcBorders/>
+            <w:shd w:color="auto" w:fill="D9E2F3" w:themeFill="accent1" w:themeFillTint="33" w:val="clear"/>
           </w:tcPr>
           <w:p>
-            <w:r>
+            <w:pPr>
+              <w:pStyle w:val="Normal"/>
+              <w:widowControl/>
+              <w:spacing w:lineRule="auto" w:line="240" w:before="0" w:after="0"/>
+              <w:jc w:val="left"/>
+              <w:rPr>
+                <w:rFonts w:ascii="Calibri" w:hAnsi="Calibri" w:eastAsia="" w:cs=""/>
+                <w:b/>
+                <w:b/>
+                <w:bCs/>
+                <w:kern w:val="0"/>
+                <w:sz w:val="22"/>
+                <w:szCs w:val="22"/>
+                <w:lang w:val="fr-FR" w:eastAsia="en-US" w:bidi="ar-SA"/>
+              </w:rPr>
+            </w:pPr>
+            <w:r>
+              <w:rPr>
+                <w:rFonts w:eastAsia="" w:cs=""/>
+                <w:b/>
+                <w:bCs/>
+                <w:kern w:val="0"/>
+                <w:sz w:val="22"/>
+                <w:szCs w:val="22"/>
+                <w:lang w:val="fr-FR" w:eastAsia="en-US" w:bidi="ar-SA"/>
+              </w:rPr>
               <w:t>Optimiser la BD</w:t>
             </w:r>
           </w:p>
         </w:tc>
         <w:tc>
           <w:tcPr>
-            <w:tcW w:w="6521" w:type="dxa"/>
+            <w:tcW w:w="6517" w:type="dxa"/>
+            <w:tcBorders/>
+            <w:shd w:color="auto" w:fill="D9E2F3" w:themeFill="accent1" w:themeFillTint="33" w:val="clear"/>
           </w:tcPr>
           <w:p>
             <w:pPr>
+              <w:pStyle w:val="Normal"/>
+              <w:widowControl/>
+              <w:spacing w:lineRule="auto" w:line="240" w:before="0" w:after="0"/>
+              <w:jc w:val="left"/>
               <w:cnfStyle w:val="000000100000" w:firstRow="0" w:lastRow="0" w:firstColumn="0" w:lastColumn="0" w:oddVBand="0" w:evenVBand="0" w:oddHBand="1" w:evenHBand="0" w:firstRowFirstColumn="0" w:firstRowLastColumn="0" w:lastRowFirstColumn="0" w:lastRowLastColumn="0"/>
-            </w:pPr>
-            <w:r>
+              <w:rPr>
+                <w:rFonts w:ascii="Calibri" w:hAnsi="Calibri" w:eastAsia="" w:cs=""/>
+                <w:kern w:val="0"/>
+                <w:sz w:val="22"/>
+                <w:szCs w:val="22"/>
+                <w:lang w:val="fr-FR" w:eastAsia="en-US" w:bidi="ar-SA"/>
+              </w:rPr>
+            </w:pPr>
+            <w:r>
+              <w:rPr>
+                <w:rFonts w:eastAsia="" w:cs=""/>
+                <w:kern w:val="0"/>
+                <w:sz w:val="22"/>
+                <w:szCs w:val="22"/>
+                <w:lang w:val="fr-FR" w:eastAsia="en-US" w:bidi="ar-SA"/>
+              </w:rPr>
               <w:t xml:space="preserve">Essayer de réduire au maximum les attributs et table </w:t>
             </w:r>
           </w:p>
         </w:tc>
       </w:tr>
       <w:tr>
+        <w:trPr/>
         <w:tc>
           <w:tcPr>
+            <w:tcW w:w="3348" w:type="dxa"/>
             <w:cnfStyle w:val="001000000000" w:firstRow="0" w:lastRow="0" w:firstColumn="1" w:lastColumn="0" w:oddVBand="0" w:evenVBand="0" w:oddHBand="0" w:evenHBand="0" w:firstRowFirstColumn="0" w:firstRowLastColumn="0" w:lastRowFirstColumn="0" w:lastRowLastColumn="0"/>
-            <w:tcW w:w="3397" w:type="dxa"/>
+            <w:tcBorders/>
           </w:tcPr>
           <w:p>
-            <w:r>
+            <w:pPr>
+              <w:pStyle w:val="Normal"/>
+              <w:widowControl/>
+              <w:spacing w:lineRule="auto" w:line="240" w:before="0" w:after="0"/>
+              <w:jc w:val="left"/>
+              <w:rPr>
+                <w:rFonts w:ascii="Calibri" w:hAnsi="Calibri" w:eastAsia="" w:cs=""/>
+                <w:b/>
+                <w:b/>
+                <w:bCs/>
+                <w:kern w:val="0"/>
+                <w:sz w:val="22"/>
+                <w:szCs w:val="22"/>
+                <w:lang w:val="fr-FR" w:eastAsia="en-US" w:bidi="ar-SA"/>
+              </w:rPr>
+            </w:pPr>
+            <w:r>
+              <w:rPr>
+                <w:rFonts w:eastAsia="" w:cs=""/>
+                <w:b/>
+                <w:bCs/>
+                <w:kern w:val="0"/>
+                <w:sz w:val="22"/>
+                <w:szCs w:val="22"/>
+                <w:lang w:val="fr-FR" w:eastAsia="en-US" w:bidi="ar-SA"/>
+              </w:rPr>
               <w:t>Appliquer MVC</w:t>
             </w:r>
           </w:p>
         </w:tc>
         <w:tc>
           <w:tcPr>
-            <w:tcW w:w="6521" w:type="dxa"/>
+            <w:tcW w:w="6517" w:type="dxa"/>
+            <w:tcBorders/>
           </w:tcPr>
           <w:p>
             <w:pPr>
+              <w:pStyle w:val="Normal"/>
+              <w:widowControl/>
+              <w:spacing w:lineRule="auto" w:line="240" w:before="0" w:after="0"/>
+              <w:jc w:val="left"/>
               <w:cnfStyle w:val="000000000000" w:firstRow="0" w:lastRow="0" w:firstColumn="0" w:lastColumn="0" w:oddVBand="0" w:evenVBand="0" w:oddHBand="0" w:evenHBand="0" w:firstRowFirstColumn="0" w:firstRowLastColumn="0" w:lastRowFirstColumn="0" w:lastRowLastColumn="0"/>
-            </w:pPr>
+              <w:rPr>
+                <w:rFonts w:ascii="Calibri" w:hAnsi="Calibri" w:eastAsia="" w:cs=""/>
+                <w:kern w:val="0"/>
+                <w:sz w:val="22"/>
+                <w:szCs w:val="22"/>
+                <w:lang w:val="fr-FR" w:eastAsia="en-US" w:bidi="ar-SA"/>
+              </w:rPr>
+            </w:pPr>
+            <w:r>
+              <w:rPr>
+                <w:rFonts w:eastAsia="" w:cs=""/>
+                <w:kern w:val="0"/>
+                <w:sz w:val="22"/>
+                <w:szCs w:val="22"/>
+                <w:lang w:val="fr-FR" w:eastAsia="en-US" w:bidi="ar-SA"/>
+              </w:rPr>
+            </w:r>
           </w:p>
         </w:tc>
       </w:tr>
@@ -267,49 +635,144 @@
         </w:trPr>
         <w:tc>
           <w:tcPr>
+            <w:tcW w:w="3348" w:type="dxa"/>
             <w:cnfStyle w:val="001000000000" w:firstRow="0" w:lastRow="0" w:firstColumn="1" w:lastColumn="0" w:oddVBand="0" w:evenVBand="0" w:oddHBand="0" w:evenHBand="0" w:firstRowFirstColumn="0" w:firstRowLastColumn="0" w:lastRowFirstColumn="0" w:lastRowLastColumn="0"/>
-            <w:tcW w:w="3397" w:type="dxa"/>
+            <w:tcBorders/>
+            <w:shd w:color="auto" w:fill="D9E2F3" w:themeFill="accent1" w:themeFillTint="33" w:val="clear"/>
           </w:tcPr>
           <w:p>
-            <w:r>
+            <w:pPr>
+              <w:pStyle w:val="Normal"/>
+              <w:widowControl/>
+              <w:spacing w:lineRule="auto" w:line="240" w:before="0" w:after="0"/>
+              <w:jc w:val="left"/>
+              <w:rPr>
+                <w:rFonts w:ascii="Calibri" w:hAnsi="Calibri" w:eastAsia="" w:cs=""/>
+                <w:b/>
+                <w:b/>
+                <w:bCs/>
+                <w:kern w:val="0"/>
+                <w:sz w:val="22"/>
+                <w:szCs w:val="22"/>
+                <w:lang w:val="fr-FR" w:eastAsia="en-US" w:bidi="ar-SA"/>
+              </w:rPr>
+            </w:pPr>
+            <w:r>
+              <w:rPr>
+                <w:rFonts w:eastAsia="" w:cs=""/>
+                <w:b/>
+                <w:bCs/>
+                <w:kern w:val="0"/>
+                <w:sz w:val="22"/>
+                <w:szCs w:val="22"/>
+                <w:lang w:val="fr-FR" w:eastAsia="en-US" w:bidi="ar-SA"/>
+              </w:rPr>
               <w:t>Messagerie</w:t>
             </w:r>
           </w:p>
         </w:tc>
         <w:tc>
           <w:tcPr>
-            <w:tcW w:w="6521" w:type="dxa"/>
+            <w:tcW w:w="6517" w:type="dxa"/>
+            <w:tcBorders/>
+            <w:shd w:color="auto" w:fill="D9E2F3" w:themeFill="accent1" w:themeFillTint="33" w:val="clear"/>
           </w:tcPr>
           <w:p>
             <w:pPr>
+              <w:pStyle w:val="Normal"/>
+              <w:widowControl/>
+              <w:spacing w:lineRule="auto" w:line="240" w:before="0" w:after="0"/>
+              <w:jc w:val="left"/>
               <w:cnfStyle w:val="000000100000" w:firstRow="0" w:lastRow="0" w:firstColumn="0" w:lastColumn="0" w:oddVBand="0" w:evenVBand="0" w:oddHBand="1" w:evenHBand="0" w:firstRowFirstColumn="0" w:firstRowLastColumn="0" w:lastRowFirstColumn="0" w:lastRowLastColumn="0"/>
-            </w:pPr>
-            <w:r>
+              <w:rPr>
+                <w:rFonts w:ascii="Calibri" w:hAnsi="Calibri" w:eastAsia="" w:cs=""/>
+                <w:kern w:val="0"/>
+                <w:sz w:val="22"/>
+                <w:szCs w:val="22"/>
+                <w:lang w:val="fr-FR" w:eastAsia="en-US" w:bidi="ar-SA"/>
+              </w:rPr>
+            </w:pPr>
+            <w:r>
+              <w:rPr>
+                <w:rFonts w:eastAsia="" w:cs=""/>
+                <w:kern w:val="0"/>
+                <w:sz w:val="22"/>
+                <w:szCs w:val="22"/>
+                <w:lang w:val="fr-FR" w:eastAsia="en-US" w:bidi="ar-SA"/>
+              </w:rPr>
               <w:t xml:space="preserve">La rendre sécurisé </w:t>
             </w:r>
           </w:p>
         </w:tc>
       </w:tr>
       <w:tr>
+        <w:trPr/>
         <w:tc>
           <w:tcPr>
+            <w:tcW w:w="3348" w:type="dxa"/>
             <w:cnfStyle w:val="001000000000" w:firstRow="0" w:lastRow="0" w:firstColumn="1" w:lastColumn="0" w:oddVBand="0" w:evenVBand="0" w:oddHBand="0" w:evenHBand="0" w:firstRowFirstColumn="0" w:firstRowLastColumn="0" w:lastRowFirstColumn="0" w:lastRowLastColumn="0"/>
-            <w:tcW w:w="3397" w:type="dxa"/>
+            <w:tcBorders/>
           </w:tcPr>
           <w:p>
-            <w:r>
+            <w:pPr>
+              <w:pStyle w:val="Normal"/>
+              <w:widowControl/>
+              <w:spacing w:lineRule="auto" w:line="240" w:before="0" w:after="0"/>
+              <w:jc w:val="left"/>
+              <w:rPr>
+                <w:rFonts w:ascii="Calibri" w:hAnsi="Calibri" w:eastAsia="" w:cs=""/>
+                <w:b/>
+                <w:b/>
+                <w:bCs/>
+                <w:kern w:val="0"/>
+                <w:sz w:val="22"/>
+                <w:szCs w:val="22"/>
+                <w:lang w:val="fr-FR" w:eastAsia="en-US" w:bidi="ar-SA"/>
+              </w:rPr>
+            </w:pPr>
+            <w:r>
+              <w:rPr>
+                <w:rFonts w:eastAsia="" w:cs=""/>
+                <w:b/>
+                <w:bCs/>
+                <w:kern w:val="0"/>
+                <w:sz w:val="22"/>
+                <w:szCs w:val="22"/>
+                <w:lang w:val="fr-FR" w:eastAsia="en-US" w:bidi="ar-SA"/>
+              </w:rPr>
               <w:t>Implémenter des tests unitaires</w:t>
             </w:r>
           </w:p>
         </w:tc>
         <w:tc>
           <w:tcPr>
-            <w:tcW w:w="6521" w:type="dxa"/>
+            <w:tcW w:w="6517" w:type="dxa"/>
+            <w:tcBorders/>
           </w:tcPr>
           <w:p>
             <w:pPr>
+              <w:pStyle w:val="Normal"/>
+              <w:widowControl/>
+              <w:spacing w:lineRule="auto" w:line="240" w:before="0" w:after="0"/>
+              <w:jc w:val="left"/>
               <w:cnfStyle w:val="000000000000" w:firstRow="0" w:lastRow="0" w:firstColumn="0" w:lastColumn="0" w:oddVBand="0" w:evenVBand="0" w:oddHBand="0" w:evenHBand="0" w:firstRowFirstColumn="0" w:firstRowLastColumn="0" w:lastRowFirstColumn="0" w:lastRowLastColumn="0"/>
-            </w:pPr>
+              <w:rPr>
+                <w:rFonts w:ascii="Calibri" w:hAnsi="Calibri" w:eastAsia="" w:cs=""/>
+                <w:kern w:val="0"/>
+                <w:sz w:val="22"/>
+                <w:szCs w:val="22"/>
+                <w:lang w:val="fr-FR" w:eastAsia="en-US" w:bidi="ar-SA"/>
+              </w:rPr>
+            </w:pPr>
+            <w:r>
+              <w:rPr>
+                <w:rFonts w:eastAsia="" w:cs=""/>
+                <w:kern w:val="0"/>
+                <w:sz w:val="22"/>
+                <w:szCs w:val="22"/>
+                <w:lang w:val="fr-FR" w:eastAsia="en-US" w:bidi="ar-SA"/>
+              </w:rPr>
+            </w:r>
           </w:p>
         </w:tc>
       </w:tr>
@@ -319,68 +782,179 @@
         </w:trPr>
         <w:tc>
           <w:tcPr>
+            <w:tcW w:w="3348" w:type="dxa"/>
             <w:cnfStyle w:val="001000000000" w:firstRow="0" w:lastRow="0" w:firstColumn="1" w:lastColumn="0" w:oddVBand="0" w:evenVBand="0" w:oddHBand="0" w:evenHBand="0" w:firstRowFirstColumn="0" w:firstRowLastColumn="0" w:lastRowFirstColumn="0" w:lastRowLastColumn="0"/>
-            <w:tcW w:w="3397" w:type="dxa"/>
+            <w:tcBorders/>
+            <w:shd w:color="auto" w:fill="D9E2F3" w:themeFill="accent1" w:themeFillTint="33" w:val="clear"/>
           </w:tcPr>
           <w:p>
-            <w:r>
+            <w:pPr>
+              <w:pStyle w:val="Normal"/>
+              <w:widowControl/>
+              <w:spacing w:lineRule="auto" w:line="240" w:before="0" w:after="0"/>
+              <w:jc w:val="left"/>
+              <w:rPr>
+                <w:rFonts w:ascii="Calibri" w:hAnsi="Calibri" w:eastAsia="" w:cs=""/>
+                <w:b/>
+                <w:b/>
+                <w:bCs/>
+                <w:kern w:val="0"/>
+                <w:sz w:val="22"/>
+                <w:szCs w:val="22"/>
+                <w:lang w:val="fr-FR" w:eastAsia="en-US" w:bidi="ar-SA"/>
+              </w:rPr>
+            </w:pPr>
+            <w:r>
+              <w:rPr>
+                <w:rFonts w:eastAsia="" w:cs=""/>
+                <w:b/>
+                <w:bCs/>
+                <w:kern w:val="0"/>
+                <w:sz w:val="22"/>
+                <w:szCs w:val="22"/>
+                <w:lang w:val="fr-FR" w:eastAsia="en-US" w:bidi="ar-SA"/>
+              </w:rPr>
               <w:t>Réorganisation fichier</w:t>
             </w:r>
           </w:p>
         </w:tc>
         <w:tc>
           <w:tcPr>
-            <w:tcW w:w="6521" w:type="dxa"/>
+            <w:tcW w:w="6517" w:type="dxa"/>
+            <w:tcBorders/>
+            <w:shd w:color="auto" w:fill="D9E2F3" w:themeFill="accent1" w:themeFillTint="33" w:val="clear"/>
           </w:tcPr>
           <w:p>
             <w:pPr>
+              <w:pStyle w:val="Normal"/>
+              <w:widowControl/>
+              <w:spacing w:lineRule="auto" w:line="240" w:before="0" w:after="0"/>
+              <w:jc w:val="left"/>
               <w:cnfStyle w:val="000000100000" w:firstRow="0" w:lastRow="0" w:firstColumn="0" w:lastColumn="0" w:oddVBand="0" w:evenVBand="0" w:oddHBand="1" w:evenHBand="0" w:firstRowFirstColumn="0" w:firstRowLastColumn="0" w:lastRowFirstColumn="0" w:lastRowLastColumn="0"/>
-            </w:pPr>
-            <w:r>
+              <w:rPr>
+                <w:rFonts w:ascii="Calibri" w:hAnsi="Calibri" w:eastAsia="" w:cs=""/>
+                <w:kern w:val="0"/>
+                <w:sz w:val="22"/>
+                <w:szCs w:val="22"/>
+                <w:lang w:val="fr-FR" w:eastAsia="en-US" w:bidi="ar-SA"/>
+              </w:rPr>
+            </w:pPr>
+            <w:r>
+              <w:rPr>
+                <w:rFonts w:eastAsia="" w:cs=""/>
+                <w:kern w:val="0"/>
+                <w:sz w:val="22"/>
+                <w:szCs w:val="22"/>
+                <w:lang w:val="fr-FR" w:eastAsia="en-US" w:bidi="ar-SA"/>
+              </w:rPr>
               <w:t>Faciliter la recherche de fichier</w:t>
             </w:r>
           </w:p>
         </w:tc>
       </w:tr>
       <w:tr>
+        <w:trPr/>
         <w:tc>
           <w:tcPr>
+            <w:tcW w:w="3348" w:type="dxa"/>
             <w:cnfStyle w:val="001000000000" w:firstRow="0" w:lastRow="0" w:firstColumn="1" w:lastColumn="0" w:oddVBand="0" w:evenVBand="0" w:oddHBand="0" w:evenHBand="0" w:firstRowFirstColumn="0" w:firstRowLastColumn="0" w:lastRowFirstColumn="0" w:lastRowLastColumn="0"/>
-            <w:tcW w:w="3397" w:type="dxa"/>
+            <w:tcBorders/>
           </w:tcPr>
           <w:p>
-            <w:r>
+            <w:pPr>
+              <w:pStyle w:val="Normal"/>
+              <w:widowControl/>
+              <w:spacing w:lineRule="auto" w:line="240" w:before="0" w:after="0"/>
+              <w:jc w:val="left"/>
+              <w:rPr>
+                <w:rFonts w:ascii="Calibri" w:hAnsi="Calibri" w:eastAsia="" w:cs=""/>
+                <w:b/>
+                <w:b/>
+                <w:bCs/>
+                <w:kern w:val="0"/>
+                <w:sz w:val="22"/>
+                <w:szCs w:val="22"/>
+                <w:lang w:val="fr-FR" w:eastAsia="en-US" w:bidi="ar-SA"/>
+              </w:rPr>
+            </w:pPr>
+            <w:r>
+              <w:rPr>
+                <w:rFonts w:eastAsia="" w:cs=""/>
+                <w:b/>
+                <w:bCs/>
+                <w:kern w:val="0"/>
+                <w:sz w:val="22"/>
+                <w:szCs w:val="22"/>
+                <w:lang w:val="fr-FR" w:eastAsia="en-US" w:bidi="ar-SA"/>
+              </w:rPr>
               <w:t xml:space="preserve">Page d’inscription </w:t>
             </w:r>
           </w:p>
         </w:tc>
         <w:tc>
           <w:tcPr>
-            <w:tcW w:w="6521" w:type="dxa"/>
+            <w:tcW w:w="6517" w:type="dxa"/>
+            <w:tcBorders/>
           </w:tcPr>
           <w:p>
             <w:pPr>
-              <w:pStyle w:val="Paragraphedeliste"/>
+              <w:pStyle w:val="ListParagraph"/>
+              <w:widowControl/>
               <w:numPr>
                 <w:ilvl w:val="0"/>
                 <w:numId w:val="6"/>
               </w:numPr>
+              <w:spacing w:lineRule="auto" w:line="240" w:before="0" w:after="0"/>
+              <w:contextualSpacing/>
+              <w:jc w:val="left"/>
               <w:cnfStyle w:val="000000000000" w:firstRow="0" w:lastRow="0" w:firstColumn="0" w:lastColumn="0" w:oddVBand="0" w:evenVBand="0" w:oddHBand="0" w:evenHBand="0" w:firstRowFirstColumn="0" w:firstRowLastColumn="0" w:lastRowFirstColumn="0" w:lastRowLastColumn="0"/>
-            </w:pPr>
-            <w:r>
+              <w:rPr>
+                <w:rFonts w:ascii="Calibri" w:hAnsi="Calibri" w:eastAsia="" w:cs=""/>
+                <w:kern w:val="0"/>
+                <w:sz w:val="22"/>
+                <w:szCs w:val="22"/>
+                <w:lang w:val="fr-FR" w:eastAsia="en-US" w:bidi="ar-SA"/>
+              </w:rPr>
+            </w:pPr>
+            <w:r>
+              <w:rPr>
+                <w:rFonts w:eastAsia="" w:cs=""/>
+                <w:kern w:val="0"/>
+                <w:sz w:val="22"/>
+                <w:szCs w:val="22"/>
+                <w:lang w:val="fr-FR" w:eastAsia="en-US" w:bidi="ar-SA"/>
+              </w:rPr>
               <w:t>La rendre moins décourageante</w:t>
             </w:r>
           </w:p>
           <w:p>
             <w:pPr>
-              <w:pStyle w:val="Paragraphedeliste"/>
+              <w:pStyle w:val="ListParagraph"/>
+              <w:widowControl/>
               <w:numPr>
                 <w:ilvl w:val="0"/>
                 <w:numId w:val="6"/>
               </w:numPr>
+              <w:spacing w:lineRule="auto" w:line="240" w:before="0" w:after="0"/>
+              <w:contextualSpacing/>
+              <w:jc w:val="left"/>
               <w:cnfStyle w:val="000000000000" w:firstRow="0" w:lastRow="0" w:firstColumn="0" w:lastColumn="0" w:oddVBand="0" w:evenVBand="0" w:oddHBand="0" w:evenHBand="0" w:firstRowFirstColumn="0" w:firstRowLastColumn="0" w:lastRowFirstColumn="0" w:lastRowLastColumn="0"/>
-            </w:pPr>
-            <w:r>
+              <w:rPr>
+                <w:rFonts w:ascii="Calibri" w:hAnsi="Calibri" w:eastAsia="" w:cs=""/>
+                <w:kern w:val="0"/>
+                <w:sz w:val="22"/>
+                <w:szCs w:val="22"/>
+                <w:lang w:val="fr-FR" w:eastAsia="en-US" w:bidi="ar-SA"/>
+              </w:rPr>
+            </w:pPr>
+            <w:r>
+              <w:rPr>
+                <w:rFonts w:eastAsia="" w:cs=""/>
+                <w:kern w:val="0"/>
+                <w:sz w:val="22"/>
+                <w:szCs w:val="22"/>
+                <w:lang w:val="fr-FR" w:eastAsia="en-US" w:bidi="ar-SA"/>
+              </w:rPr>
               <w:t>Ajouter via compte google</w:t>
             </w:r>
           </w:p>
@@ -392,94 +966,215 @@
         </w:trPr>
         <w:tc>
           <w:tcPr>
+            <w:tcW w:w="3348" w:type="dxa"/>
             <w:cnfStyle w:val="001000000000" w:firstRow="0" w:lastRow="0" w:firstColumn="1" w:lastColumn="0" w:oddVBand="0" w:evenVBand="0" w:oddHBand="0" w:evenHBand="0" w:firstRowFirstColumn="0" w:firstRowLastColumn="0" w:lastRowFirstColumn="0" w:lastRowLastColumn="0"/>
-            <w:tcW w:w="3397" w:type="dxa"/>
+            <w:tcBorders/>
+            <w:shd w:color="auto" w:fill="D9E2F3" w:themeFill="accent1" w:themeFillTint="33" w:val="clear"/>
           </w:tcPr>
           <w:p>
-            <w:r>
+            <w:pPr>
+              <w:pStyle w:val="Normal"/>
+              <w:widowControl/>
+              <w:spacing w:lineRule="auto" w:line="240" w:before="0" w:after="0"/>
+              <w:jc w:val="left"/>
+              <w:rPr>
+                <w:rFonts w:ascii="Calibri" w:hAnsi="Calibri" w:eastAsia="" w:cs=""/>
+                <w:b/>
+                <w:b/>
+                <w:bCs/>
+                <w:kern w:val="0"/>
+                <w:sz w:val="22"/>
+                <w:szCs w:val="22"/>
+                <w:lang w:val="fr-FR" w:eastAsia="en-US" w:bidi="ar-SA"/>
+              </w:rPr>
+            </w:pPr>
+            <w:r>
+              <w:rPr>
+                <w:rFonts w:eastAsia="" w:cs=""/>
+                <w:b/>
+                <w:bCs/>
+                <w:kern w:val="0"/>
+                <w:sz w:val="22"/>
+                <w:szCs w:val="22"/>
+                <w:lang w:val="fr-FR" w:eastAsia="en-US" w:bidi="ar-SA"/>
+              </w:rPr>
               <w:t xml:space="preserve">Partage via lien </w:t>
             </w:r>
           </w:p>
         </w:tc>
         <w:tc>
           <w:tcPr>
-            <w:tcW w:w="6521" w:type="dxa"/>
+            <w:tcW w:w="6517" w:type="dxa"/>
+            <w:tcBorders/>
+            <w:shd w:color="auto" w:fill="D9E2F3" w:themeFill="accent1" w:themeFillTint="33" w:val="clear"/>
           </w:tcPr>
           <w:p>
             <w:pPr>
-              <w:pStyle w:val="Paragraphedeliste"/>
+              <w:pStyle w:val="ListParagraph"/>
+              <w:widowControl/>
               <w:numPr>
                 <w:ilvl w:val="0"/>
                 <w:numId w:val="2"/>
               </w:numPr>
+              <w:spacing w:lineRule="auto" w:line="240" w:before="0" w:after="0"/>
+              <w:contextualSpacing/>
+              <w:jc w:val="left"/>
               <w:cnfStyle w:val="000000100000" w:firstRow="0" w:lastRow="0" w:firstColumn="0" w:lastColumn="0" w:oddVBand="0" w:evenVBand="0" w:oddHBand="1" w:evenHBand="0" w:firstRowFirstColumn="0" w:firstRowLastColumn="0" w:lastRowFirstColumn="0" w:lastRowLastColumn="0"/>
-            </w:pPr>
-            <w:r>
+              <w:rPr>
+                <w:rFonts w:ascii="Calibri" w:hAnsi="Calibri" w:eastAsia="" w:cs=""/>
+                <w:kern w:val="0"/>
+                <w:sz w:val="22"/>
+                <w:szCs w:val="22"/>
+                <w:lang w:val="fr-FR" w:eastAsia="en-US" w:bidi="ar-SA"/>
+              </w:rPr>
+            </w:pPr>
+            <w:r>
+              <w:rPr>
+                <w:rFonts w:eastAsia="" w:cs=""/>
+                <w:kern w:val="0"/>
+                <w:sz w:val="22"/>
+                <w:szCs w:val="22"/>
+                <w:lang w:val="fr-FR" w:eastAsia="en-US" w:bidi="ar-SA"/>
+              </w:rPr>
               <w:t>Rendre le lien de partage fonctionnel</w:t>
             </w:r>
           </w:p>
           <w:p>
             <w:pPr>
-              <w:pStyle w:val="Paragraphedeliste"/>
+              <w:pStyle w:val="ListParagraph"/>
+              <w:widowControl/>
               <w:numPr>
                 <w:ilvl w:val="0"/>
                 <w:numId w:val="2"/>
               </w:numPr>
+              <w:spacing w:lineRule="auto" w:line="240" w:before="0" w:after="0"/>
+              <w:contextualSpacing/>
+              <w:jc w:val="left"/>
               <w:cnfStyle w:val="000000100000" w:firstRow="0" w:lastRow="0" w:firstColumn="0" w:lastColumn="0" w:oddVBand="0" w:evenVBand="0" w:oddHBand="1" w:evenHBand="0" w:firstRowFirstColumn="0" w:firstRowLastColumn="0" w:lastRowFirstColumn="0" w:lastRowLastColumn="0"/>
-            </w:pPr>
-            <w:r>
-              <w:t xml:space="preserve">Rediriger vers </w:t>
-            </w:r>
-            <w:proofErr w:type="spellStart"/>
-            <w:r>
-              <w:t>trips&amp;roads</w:t>
-            </w:r>
-            <w:proofErr w:type="spellEnd"/>
-            <w:r>
-              <w:t xml:space="preserve"> </w:t>
+              <w:rPr>
+                <w:rFonts w:ascii="Calibri" w:hAnsi="Calibri" w:eastAsia="" w:cs=""/>
+                <w:kern w:val="0"/>
+                <w:sz w:val="22"/>
+                <w:szCs w:val="22"/>
+                <w:lang w:val="fr-FR" w:eastAsia="en-US" w:bidi="ar-SA"/>
+              </w:rPr>
+            </w:pPr>
+            <w:r>
+              <w:rPr>
+                <w:rFonts w:eastAsia="" w:cs=""/>
+                <w:kern w:val="0"/>
+                <w:sz w:val="22"/>
+                <w:szCs w:val="22"/>
+                <w:lang w:val="fr-FR" w:eastAsia="en-US" w:bidi="ar-SA"/>
+              </w:rPr>
+              <w:t xml:space="preserve">Rediriger vers trips&amp;roads </w:t>
             </w:r>
           </w:p>
         </w:tc>
       </w:tr>
       <w:tr>
+        <w:trPr/>
         <w:tc>
           <w:tcPr>
+            <w:tcW w:w="3348" w:type="dxa"/>
             <w:cnfStyle w:val="001000000000" w:firstRow="0" w:lastRow="0" w:firstColumn="1" w:lastColumn="0" w:oddVBand="0" w:evenVBand="0" w:oddHBand="0" w:evenHBand="0" w:firstRowFirstColumn="0" w:firstRowLastColumn="0" w:lastRowFirstColumn="0" w:lastRowLastColumn="0"/>
-            <w:tcW w:w="3397" w:type="dxa"/>
+            <w:tcBorders/>
           </w:tcPr>
           <w:p>
-            <w:r>
+            <w:pPr>
+              <w:pStyle w:val="Normal"/>
+              <w:widowControl/>
+              <w:spacing w:lineRule="auto" w:line="240" w:before="0" w:after="0"/>
+              <w:jc w:val="left"/>
+              <w:rPr>
+                <w:rFonts w:ascii="Calibri" w:hAnsi="Calibri" w:eastAsia="" w:cs=""/>
+                <w:b/>
+                <w:b/>
+                <w:bCs/>
+                <w:kern w:val="0"/>
+                <w:sz w:val="22"/>
+                <w:szCs w:val="22"/>
+                <w:lang w:val="fr-FR" w:eastAsia="en-US" w:bidi="ar-SA"/>
+              </w:rPr>
+            </w:pPr>
+            <w:r>
+              <w:rPr>
+                <w:rFonts w:eastAsia="" w:cs=""/>
+                <w:b/>
+                <w:bCs/>
+                <w:kern w:val="0"/>
+                <w:sz w:val="22"/>
+                <w:szCs w:val="22"/>
+                <w:lang w:val="fr-FR" w:eastAsia="en-US" w:bidi="ar-SA"/>
+              </w:rPr>
               <w:t>Réinitialisation mdp</w:t>
             </w:r>
           </w:p>
         </w:tc>
         <w:tc>
           <w:tcPr>
-            <w:tcW w:w="6521" w:type="dxa"/>
+            <w:tcW w:w="6517" w:type="dxa"/>
+            <w:tcBorders/>
           </w:tcPr>
           <w:p>
             <w:pPr>
-              <w:pStyle w:val="Paragraphedeliste"/>
+              <w:pStyle w:val="ListParagraph"/>
+              <w:widowControl/>
               <w:numPr>
                 <w:ilvl w:val="0"/>
                 <w:numId w:val="4"/>
               </w:numPr>
+              <w:spacing w:lineRule="auto" w:line="240" w:before="0" w:after="0"/>
+              <w:contextualSpacing/>
+              <w:jc w:val="left"/>
               <w:cnfStyle w:val="000000000000" w:firstRow="0" w:lastRow="0" w:firstColumn="0" w:lastColumn="0" w:oddVBand="0" w:evenVBand="0" w:oddHBand="0" w:evenHBand="0" w:firstRowFirstColumn="0" w:firstRowLastColumn="0" w:lastRowFirstColumn="0" w:lastRowLastColumn="0"/>
-            </w:pPr>
-            <w:r>
+              <w:rPr>
+                <w:rFonts w:ascii="Calibri" w:hAnsi="Calibri" w:eastAsia="" w:cs=""/>
+                <w:kern w:val="0"/>
+                <w:sz w:val="22"/>
+                <w:szCs w:val="22"/>
+                <w:lang w:val="fr-FR" w:eastAsia="en-US" w:bidi="ar-SA"/>
+              </w:rPr>
+            </w:pPr>
+            <w:r>
+              <w:rPr>
+                <w:rFonts w:eastAsia="" w:cs=""/>
+                <w:kern w:val="0"/>
+                <w:sz w:val="22"/>
+                <w:szCs w:val="22"/>
+                <w:lang w:val="fr-FR" w:eastAsia="en-US" w:bidi="ar-SA"/>
+              </w:rPr>
               <w:t>Rendre le lien de réinitialisation de mdp via mail fonctionnel</w:t>
             </w:r>
           </w:p>
           <w:p>
             <w:pPr>
-              <w:pStyle w:val="Paragraphedeliste"/>
+              <w:pStyle w:val="ListParagraph"/>
+              <w:widowControl/>
               <w:numPr>
                 <w:ilvl w:val="0"/>
                 <w:numId w:val="4"/>
               </w:numPr>
+              <w:spacing w:lineRule="auto" w:line="240" w:before="0" w:after="0"/>
+              <w:contextualSpacing/>
+              <w:jc w:val="left"/>
               <w:cnfStyle w:val="000000000000" w:firstRow="0" w:lastRow="0" w:firstColumn="0" w:lastColumn="0" w:oddVBand="0" w:evenVBand="0" w:oddHBand="0" w:evenHBand="0" w:firstRowFirstColumn="0" w:firstRowLastColumn="0" w:lastRowFirstColumn="0" w:lastRowLastColumn="0"/>
-            </w:pPr>
-            <w:r>
+              <w:rPr>
+                <w:rFonts w:ascii="Calibri" w:hAnsi="Calibri" w:eastAsia="" w:cs=""/>
+                <w:kern w:val="0"/>
+                <w:sz w:val="22"/>
+                <w:szCs w:val="22"/>
+                <w:lang w:val="fr-FR" w:eastAsia="en-US" w:bidi="ar-SA"/>
+              </w:rPr>
+            </w:pPr>
+            <w:r>
+              <w:rPr>
+                <w:rFonts w:eastAsia="" w:cs=""/>
+                <w:kern w:val="0"/>
+                <w:sz w:val="22"/>
+                <w:szCs w:val="22"/>
+                <w:lang w:val="fr-FR" w:eastAsia="en-US" w:bidi="ar-SA"/>
+              </w:rPr>
               <w:t xml:space="preserve">Style des pages </w:t>
             </w:r>
           </w:p>
@@ -491,89 +1186,144 @@
         </w:trPr>
         <w:tc>
           <w:tcPr>
+            <w:tcW w:w="3348" w:type="dxa"/>
             <w:cnfStyle w:val="001000000000" w:firstRow="0" w:lastRow="0" w:firstColumn="1" w:lastColumn="0" w:oddVBand="0" w:evenVBand="0" w:oddHBand="0" w:evenHBand="0" w:firstRowFirstColumn="0" w:firstRowLastColumn="0" w:lastRowFirstColumn="0" w:lastRowLastColumn="0"/>
-            <w:tcW w:w="3397" w:type="dxa"/>
+            <w:tcBorders/>
+            <w:shd w:color="auto" w:fill="D9E2F3" w:themeFill="accent1" w:themeFillTint="33" w:val="clear"/>
           </w:tcPr>
           <w:p>
-            <w:r>
-              <w:t xml:space="preserve">Format </w:t>
-            </w:r>
-            <w:proofErr w:type="spellStart"/>
-            <w:r>
-              <w:t>pdf</w:t>
-            </w:r>
-            <w:proofErr w:type="spellEnd"/>
-            <w:r>
-              <w:t xml:space="preserve"> </w:t>
+            <w:pPr>
+              <w:pStyle w:val="Normal"/>
+              <w:widowControl/>
+              <w:spacing w:lineRule="auto" w:line="240" w:before="0" w:after="0"/>
+              <w:jc w:val="left"/>
+              <w:rPr>
+                <w:rFonts w:ascii="Calibri" w:hAnsi="Calibri" w:eastAsia="" w:cs=""/>
+                <w:b/>
+                <w:b/>
+                <w:bCs/>
+                <w:kern w:val="0"/>
+                <w:sz w:val="22"/>
+                <w:szCs w:val="22"/>
+                <w:lang w:val="fr-FR" w:eastAsia="en-US" w:bidi="ar-SA"/>
+              </w:rPr>
+            </w:pPr>
+            <w:r>
+              <w:rPr>
+                <w:rFonts w:eastAsia="" w:cs=""/>
+                <w:b/>
+                <w:bCs/>
+                <w:kern w:val="0"/>
+                <w:sz w:val="22"/>
+                <w:szCs w:val="22"/>
+                <w:lang w:val="fr-FR" w:eastAsia="en-US" w:bidi="ar-SA"/>
+              </w:rPr>
+              <w:t xml:space="preserve">Format pdf </w:t>
             </w:r>
           </w:p>
         </w:tc>
         <w:tc>
           <w:tcPr>
-            <w:tcW w:w="6521" w:type="dxa"/>
+            <w:tcW w:w="6517" w:type="dxa"/>
+            <w:tcBorders/>
+            <w:shd w:color="auto" w:fill="D9E2F3" w:themeFill="accent1" w:themeFillTint="33" w:val="clear"/>
           </w:tcPr>
           <w:p>
             <w:pPr>
+              <w:pStyle w:val="Normal"/>
+              <w:widowControl/>
+              <w:spacing w:lineRule="auto" w:line="240" w:before="0" w:after="0"/>
+              <w:jc w:val="left"/>
               <w:cnfStyle w:val="000000100000" w:firstRow="0" w:lastRow="0" w:firstColumn="0" w:lastColumn="0" w:oddVBand="0" w:evenVBand="0" w:oddHBand="1" w:evenHBand="0" w:firstRowFirstColumn="0" w:firstRowLastColumn="0" w:lastRowFirstColumn="0" w:lastRowLastColumn="0"/>
-            </w:pPr>
-            <w:r>
-              <w:t xml:space="preserve">Créer une fonction export </w:t>
-            </w:r>
-            <w:proofErr w:type="spellStart"/>
-            <w:r>
-              <w:t>pdf</w:t>
-            </w:r>
-            <w:proofErr w:type="spellEnd"/>
-            <w:r>
-              <w:t xml:space="preserve"> (hors ligne)</w:t>
+              <w:rPr>
+                <w:rFonts w:ascii="Calibri" w:hAnsi="Calibri" w:eastAsia="" w:cs=""/>
+                <w:kern w:val="0"/>
+                <w:sz w:val="22"/>
+                <w:szCs w:val="22"/>
+                <w:lang w:val="fr-FR" w:eastAsia="en-US" w:bidi="ar-SA"/>
+              </w:rPr>
+            </w:pPr>
+            <w:r>
+              <w:rPr>
+                <w:rFonts w:eastAsia="" w:cs=""/>
+                <w:kern w:val="0"/>
+                <w:sz w:val="22"/>
+                <w:szCs w:val="22"/>
+                <w:lang w:val="fr-FR" w:eastAsia="en-US" w:bidi="ar-SA"/>
+              </w:rPr>
+              <w:t>Créer une fonction export pdf (hors ligne)</w:t>
             </w:r>
           </w:p>
         </w:tc>
       </w:tr>
       <w:tr>
+        <w:trPr/>
         <w:tc>
           <w:tcPr>
+            <w:tcW w:w="3348" w:type="dxa"/>
             <w:cnfStyle w:val="001000000000" w:firstRow="0" w:lastRow="0" w:firstColumn="1" w:lastColumn="0" w:oddVBand="0" w:evenVBand="0" w:oddHBand="0" w:evenHBand="0" w:firstRowFirstColumn="0" w:firstRowLastColumn="0" w:lastRowFirstColumn="0" w:lastRowLastColumn="0"/>
-            <w:tcW w:w="3397" w:type="dxa"/>
+            <w:tcBorders/>
           </w:tcPr>
           <w:p>
-            <w:r>
-              <w:t xml:space="preserve">Enregistrer </w:t>
-            </w:r>
-            <w:proofErr w:type="spellStart"/>
-            <w:r>
-              <w:t>roadTrip</w:t>
-            </w:r>
-            <w:proofErr w:type="spellEnd"/>
-            <w:r>
-              <w:t xml:space="preserve"> étranger</w:t>
+            <w:pPr>
+              <w:pStyle w:val="Normal"/>
+              <w:widowControl/>
+              <w:spacing w:lineRule="auto" w:line="240" w:before="0" w:after="0"/>
+              <w:jc w:val="left"/>
+              <w:rPr>
+                <w:rFonts w:ascii="Calibri" w:hAnsi="Calibri" w:eastAsia="" w:cs=""/>
+                <w:b/>
+                <w:b/>
+                <w:bCs/>
+                <w:kern w:val="0"/>
+                <w:sz w:val="22"/>
+                <w:szCs w:val="22"/>
+                <w:lang w:val="fr-FR" w:eastAsia="en-US" w:bidi="ar-SA"/>
+              </w:rPr>
+            </w:pPr>
+            <w:r>
+              <w:rPr>
+                <w:rFonts w:eastAsia="" w:cs=""/>
+                <w:b/>
+                <w:bCs/>
+                <w:kern w:val="0"/>
+                <w:sz w:val="22"/>
+                <w:szCs w:val="22"/>
+                <w:lang w:val="fr-FR" w:eastAsia="en-US" w:bidi="ar-SA"/>
+              </w:rPr>
+              <w:t>Enregistrer roadTrip étranger</w:t>
             </w:r>
           </w:p>
         </w:tc>
         <w:tc>
           <w:tcPr>
-            <w:tcW w:w="6521" w:type="dxa"/>
+            <w:tcW w:w="6517" w:type="dxa"/>
+            <w:tcBorders/>
           </w:tcPr>
           <w:p>
             <w:pPr>
+              <w:pStyle w:val="Normal"/>
+              <w:widowControl/>
+              <w:spacing w:lineRule="auto" w:line="240" w:before="0" w:after="0"/>
+              <w:jc w:val="left"/>
               <w:cnfStyle w:val="000000000000" w:firstRow="0" w:lastRow="0" w:firstColumn="0" w:lastColumn="0" w:oddVBand="0" w:evenVBand="0" w:oddHBand="0" w:evenHBand="0" w:firstRowFirstColumn="0" w:firstRowLastColumn="0" w:lastRowFirstColumn="0" w:lastRowLastColumn="0"/>
-            </w:pPr>
-            <w:r>
-              <w:t xml:space="preserve">Pouvoir récupérer un </w:t>
-            </w:r>
-            <w:proofErr w:type="spellStart"/>
-            <w:r>
-              <w:t>roadTrip</w:t>
-            </w:r>
-            <w:proofErr w:type="spellEnd"/>
-            <w:r>
-              <w:t xml:space="preserve"> </w:t>
-            </w:r>
-            <w:r>
-              <w:t>public</w:t>
-            </w:r>
-            <w:r>
-              <w:t xml:space="preserve"> et l’enregistrer sur son compte (pouvoir le modifier)</w:t>
+              <w:rPr>
+                <w:rFonts w:ascii="Calibri" w:hAnsi="Calibri" w:eastAsia="" w:cs=""/>
+                <w:kern w:val="0"/>
+                <w:sz w:val="22"/>
+                <w:szCs w:val="22"/>
+                <w:lang w:val="fr-FR" w:eastAsia="en-US" w:bidi="ar-SA"/>
+              </w:rPr>
+            </w:pPr>
+            <w:r>
+              <w:rPr>
+                <w:rFonts w:eastAsia="" w:cs=""/>
+                <w:kern w:val="0"/>
+                <w:sz w:val="22"/>
+                <w:szCs w:val="22"/>
+                <w:lang w:val="fr-FR" w:eastAsia="en-US" w:bidi="ar-SA"/>
+              </w:rPr>
+              <w:t>Pouvoir récupérer un roadTrip public et l’enregistrer sur son compte (pouvoir le modifier)</w:t>
             </w:r>
           </w:p>
         </w:tc>
@@ -584,117 +1334,212 @@
         </w:trPr>
         <w:tc>
           <w:tcPr>
+            <w:tcW w:w="3348" w:type="dxa"/>
             <w:cnfStyle w:val="001000000000" w:firstRow="0" w:lastRow="0" w:firstColumn="1" w:lastColumn="0" w:oddVBand="0" w:evenVBand="0" w:oddHBand="0" w:evenHBand="0" w:firstRowFirstColumn="0" w:firstRowLastColumn="0" w:lastRowFirstColumn="0" w:lastRowLastColumn="0"/>
-            <w:tcW w:w="3397" w:type="dxa"/>
+            <w:tcBorders/>
+            <w:shd w:color="auto" w:fill="D9E2F3" w:themeFill="accent1" w:themeFillTint="33" w:val="clear"/>
           </w:tcPr>
           <w:p>
-            <w:r>
+            <w:pPr>
+              <w:pStyle w:val="Normal"/>
+              <w:widowControl/>
+              <w:spacing w:lineRule="auto" w:line="240" w:before="0" w:after="0"/>
+              <w:jc w:val="left"/>
+              <w:rPr>
+                <w:rFonts w:ascii="Calibri" w:hAnsi="Calibri" w:eastAsia="" w:cs=""/>
+                <w:b/>
+                <w:b/>
+                <w:bCs/>
+                <w:kern w:val="0"/>
+                <w:sz w:val="22"/>
+                <w:szCs w:val="22"/>
+                <w:lang w:val="fr-FR" w:eastAsia="en-US" w:bidi="ar-SA"/>
+              </w:rPr>
+            </w:pPr>
+            <w:r>
+              <w:rPr>
+                <w:rFonts w:eastAsia="" w:cs=""/>
+                <w:b/>
+                <w:bCs/>
+                <w:kern w:val="0"/>
+                <w:sz w:val="22"/>
+                <w:szCs w:val="22"/>
+                <w:lang w:val="fr-FR" w:eastAsia="en-US" w:bidi="ar-SA"/>
+              </w:rPr>
               <w:t xml:space="preserve">Ergonomie site </w:t>
             </w:r>
           </w:p>
         </w:tc>
         <w:tc>
           <w:tcPr>
-            <w:tcW w:w="6521" w:type="dxa"/>
+            <w:tcW w:w="6517" w:type="dxa"/>
+            <w:tcBorders/>
+            <w:shd w:color="auto" w:fill="D9E2F3" w:themeFill="accent1" w:themeFillTint="33" w:val="clear"/>
           </w:tcPr>
           <w:p>
             <w:pPr>
-              <w:pStyle w:val="Paragraphedeliste"/>
+              <w:pStyle w:val="ListParagraph"/>
+              <w:widowControl/>
               <w:numPr>
                 <w:ilvl w:val="0"/>
                 <w:numId w:val="3"/>
               </w:numPr>
+              <w:spacing w:lineRule="auto" w:line="240" w:before="0" w:after="0"/>
+              <w:contextualSpacing/>
+              <w:jc w:val="left"/>
               <w:cnfStyle w:val="000000100000" w:firstRow="0" w:lastRow="0" w:firstColumn="0" w:lastColumn="0" w:oddVBand="0" w:evenVBand="0" w:oddHBand="1" w:evenHBand="0" w:firstRowFirstColumn="0" w:firstRowLastColumn="0" w:lastRowFirstColumn="0" w:lastRowLastColumn="0"/>
-            </w:pPr>
-            <w:r>
-              <w:t xml:space="preserve">Unifier </w:t>
-            </w:r>
-            <w:proofErr w:type="spellStart"/>
-            <w:r>
-              <w:t>boutton</w:t>
-            </w:r>
-            <w:proofErr w:type="spellEnd"/>
-            <w:r>
-              <w:t xml:space="preserve"> </w:t>
-            </w:r>
-          </w:p>
-          <w:p>
-            <w:pPr>
-              <w:pStyle w:val="Paragraphedeliste"/>
+              <w:rPr>
+                <w:rFonts w:ascii="Calibri" w:hAnsi="Calibri" w:eastAsia="" w:cs=""/>
+                <w:kern w:val="0"/>
+                <w:sz w:val="22"/>
+                <w:szCs w:val="22"/>
+                <w:lang w:val="fr-FR" w:eastAsia="en-US" w:bidi="ar-SA"/>
+              </w:rPr>
+            </w:pPr>
+            <w:r>
+              <w:rPr>
+                <w:rFonts w:eastAsia="" w:cs=""/>
+                <w:kern w:val="0"/>
+                <w:sz w:val="22"/>
+                <w:szCs w:val="22"/>
+                <w:lang w:val="fr-FR" w:eastAsia="en-US" w:bidi="ar-SA"/>
+              </w:rPr>
+              <w:t xml:space="preserve">Unifier boutton </w:t>
+            </w:r>
+          </w:p>
+          <w:p>
+            <w:pPr>
+              <w:pStyle w:val="ListParagraph"/>
+              <w:widowControl/>
               <w:numPr>
                 <w:ilvl w:val="0"/>
                 <w:numId w:val="3"/>
               </w:numPr>
+              <w:spacing w:lineRule="auto" w:line="240" w:before="0" w:after="0"/>
+              <w:contextualSpacing/>
+              <w:jc w:val="left"/>
               <w:cnfStyle w:val="000000100000" w:firstRow="0" w:lastRow="0" w:firstColumn="0" w:lastColumn="0" w:oddVBand="0" w:evenVBand="0" w:oddHBand="1" w:evenHBand="0" w:firstRowFirstColumn="0" w:firstRowLastColumn="0" w:lastRowFirstColumn="0" w:lastRowLastColumn="0"/>
-            </w:pPr>
-            <w:r>
-              <w:t xml:space="preserve">Rendre </w:t>
-            </w:r>
-            <w:proofErr w:type="gramStart"/>
-            <w:r>
-              <w:t>accessibilité ouvert</w:t>
-            </w:r>
-            <w:proofErr w:type="gramEnd"/>
-            <w:r>
-              <w:t xml:space="preserve"> aux </w:t>
-            </w:r>
-            <w:proofErr w:type="spellStart"/>
-            <w:r>
-              <w:t>visiteus</w:t>
-            </w:r>
-            <w:proofErr w:type="spellEnd"/>
-          </w:p>
-          <w:p>
-            <w:pPr>
-              <w:pStyle w:val="Paragraphedeliste"/>
+              <w:rPr>
+                <w:rFonts w:ascii="Calibri" w:hAnsi="Calibri" w:eastAsia="" w:cs=""/>
+                <w:kern w:val="0"/>
+                <w:sz w:val="22"/>
+                <w:szCs w:val="22"/>
+                <w:lang w:val="fr-FR" w:eastAsia="en-US" w:bidi="ar-SA"/>
+              </w:rPr>
+            </w:pPr>
+            <w:r>
+              <w:rPr>
+                <w:rFonts w:eastAsia="" w:cs=""/>
+                <w:kern w:val="0"/>
+                <w:sz w:val="22"/>
+                <w:szCs w:val="22"/>
+                <w:lang w:val="fr-FR" w:eastAsia="en-US" w:bidi="ar-SA"/>
+              </w:rPr>
+              <w:t>Rendre accessibilité ouvert aux visiteus</w:t>
+            </w:r>
+          </w:p>
+          <w:p>
+            <w:pPr>
+              <w:pStyle w:val="ListParagraph"/>
+              <w:widowControl/>
               <w:numPr>
                 <w:ilvl w:val="0"/>
                 <w:numId w:val="3"/>
               </w:numPr>
+              <w:spacing w:lineRule="auto" w:line="240" w:before="0" w:after="0"/>
+              <w:contextualSpacing/>
+              <w:jc w:val="left"/>
               <w:cnfStyle w:val="000000100000" w:firstRow="0" w:lastRow="0" w:firstColumn="0" w:lastColumn="0" w:oddVBand="0" w:evenVBand="0" w:oddHBand="1" w:evenHBand="0" w:firstRowFirstColumn="0" w:firstRowLastColumn="0" w:lastRowFirstColumn="0" w:lastRowLastColumn="0"/>
-            </w:pPr>
-            <w:r>
-              <w:t xml:space="preserve">Visualisation </w:t>
-            </w:r>
-            <w:proofErr w:type="spellStart"/>
-            <w:r>
-              <w:t>roadtrip</w:t>
-            </w:r>
-            <w:proofErr w:type="spellEnd"/>
-            <w:r>
-              <w:t xml:space="preserve"> </w:t>
+              <w:rPr>
+                <w:rFonts w:ascii="Calibri" w:hAnsi="Calibri" w:eastAsia="" w:cs=""/>
+                <w:kern w:val="0"/>
+                <w:sz w:val="22"/>
+                <w:szCs w:val="22"/>
+                <w:lang w:val="fr-FR" w:eastAsia="en-US" w:bidi="ar-SA"/>
+              </w:rPr>
+            </w:pPr>
+            <w:r>
+              <w:rPr>
+                <w:rFonts w:eastAsia="" w:cs=""/>
+                <w:kern w:val="0"/>
+                <w:sz w:val="22"/>
+                <w:szCs w:val="22"/>
+                <w:lang w:val="fr-FR" w:eastAsia="en-US" w:bidi="ar-SA"/>
+              </w:rPr>
+              <w:t xml:space="preserve">Visualisation roadtrip </w:t>
             </w:r>
           </w:p>
         </w:tc>
       </w:tr>
       <w:tr>
+        <w:trPr/>
         <w:tc>
           <w:tcPr>
+            <w:tcW w:w="3348" w:type="dxa"/>
             <w:cnfStyle w:val="001000000000" w:firstRow="0" w:lastRow="0" w:firstColumn="1" w:lastColumn="0" w:oddVBand="0" w:evenVBand="0" w:oddHBand="0" w:evenHBand="0" w:firstRowFirstColumn="0" w:firstRowLastColumn="0" w:lastRowFirstColumn="0" w:lastRowLastColumn="0"/>
-            <w:tcW w:w="3397" w:type="dxa"/>
+            <w:tcBorders/>
           </w:tcPr>
           <w:p>
-            <w:r>
+            <w:pPr>
+              <w:pStyle w:val="Normal"/>
+              <w:widowControl/>
+              <w:spacing w:lineRule="auto" w:line="240" w:before="0" w:after="0"/>
+              <w:jc w:val="left"/>
+              <w:rPr>
+                <w:rFonts w:ascii="Calibri" w:hAnsi="Calibri" w:eastAsia="" w:cs=""/>
+                <w:b/>
+                <w:b/>
+                <w:bCs/>
+                <w:kern w:val="0"/>
+                <w:sz w:val="22"/>
+                <w:szCs w:val="22"/>
+                <w:lang w:val="fr-FR" w:eastAsia="en-US" w:bidi="ar-SA"/>
+              </w:rPr>
+            </w:pPr>
+            <w:r>
+              <w:rPr>
+                <w:rFonts w:eastAsia="" w:cs=""/>
+                <w:b/>
+                <w:bCs/>
+                <w:kern w:val="0"/>
+                <w:sz w:val="22"/>
+                <w:szCs w:val="22"/>
+                <w:lang w:val="fr-FR" w:eastAsia="en-US" w:bidi="ar-SA"/>
+              </w:rPr>
               <w:t xml:space="preserve">Profil </w:t>
             </w:r>
           </w:p>
         </w:tc>
         <w:tc>
           <w:tcPr>
-            <w:tcW w:w="6521" w:type="dxa"/>
+            <w:tcW w:w="6517" w:type="dxa"/>
+            <w:tcBorders/>
           </w:tcPr>
           <w:p>
             <w:pPr>
+              <w:pStyle w:val="Normal"/>
+              <w:widowControl/>
+              <w:spacing w:lineRule="auto" w:line="240" w:before="0" w:after="0"/>
+              <w:jc w:val="left"/>
               <w:cnfStyle w:val="000000000000" w:firstRow="0" w:lastRow="0" w:firstColumn="0" w:lastColumn="0" w:oddVBand="0" w:evenVBand="0" w:oddHBand="0" w:evenHBand="0" w:firstRowFirstColumn="0" w:firstRowLastColumn="0" w:lastRowFirstColumn="0" w:lastRowLastColumn="0"/>
-            </w:pPr>
-            <w:r>
-              <w:t xml:space="preserve">Ajouter profil à « mes </w:t>
-            </w:r>
-            <w:proofErr w:type="spellStart"/>
-            <w:r>
-              <w:t>roadTrip</w:t>
-            </w:r>
-            <w:proofErr w:type="spellEnd"/>
+              <w:rPr>
+                <w:rFonts w:ascii="Calibri" w:hAnsi="Calibri" w:eastAsia="" w:cs=""/>
+                <w:kern w:val="0"/>
+                <w:sz w:val="22"/>
+                <w:szCs w:val="22"/>
+                <w:lang w:val="fr-FR" w:eastAsia="en-US" w:bidi="ar-SA"/>
+              </w:rPr>
+            </w:pPr>
+            <w:r>
+              <w:rPr>
+                <w:rFonts w:eastAsia="" w:cs=""/>
+                <w:kern w:val="0"/>
+                <w:sz w:val="22"/>
+                <w:szCs w:val="22"/>
+                <w:lang w:val="fr-FR" w:eastAsia="en-US" w:bidi="ar-SA"/>
+              </w:rPr>
+              <w:t>Ajouter profil à « mes roadTrip</w:t>
+            </w:r>
           </w:p>
         </w:tc>
       </w:tr>
@@ -704,98 +1549,180 @@
         </w:trPr>
         <w:tc>
           <w:tcPr>
+            <w:tcW w:w="3348" w:type="dxa"/>
             <w:cnfStyle w:val="001000000000" w:firstRow="0" w:lastRow="0" w:firstColumn="1" w:lastColumn="0" w:oddVBand="0" w:evenVBand="0" w:oddHBand="0" w:evenHBand="0" w:firstRowFirstColumn="0" w:firstRowLastColumn="0" w:lastRowFirstColumn="0" w:lastRowLastColumn="0"/>
-            <w:tcW w:w="3397" w:type="dxa"/>
+            <w:tcBorders/>
+            <w:shd w:color="auto" w:fill="D9E2F3" w:themeFill="accent1" w:themeFillTint="33" w:val="clear"/>
           </w:tcPr>
           <w:p>
-            <w:r>
+            <w:pPr>
+              <w:pStyle w:val="Normal"/>
+              <w:widowControl/>
+              <w:spacing w:lineRule="auto" w:line="240" w:before="0" w:after="0"/>
+              <w:jc w:val="left"/>
+              <w:rPr>
+                <w:rFonts w:ascii="Calibri" w:hAnsi="Calibri" w:eastAsia="" w:cs=""/>
+                <w:b/>
+                <w:b/>
+                <w:bCs/>
+                <w:kern w:val="0"/>
+                <w:sz w:val="22"/>
+                <w:szCs w:val="22"/>
+                <w:lang w:val="fr-FR" w:eastAsia="en-US" w:bidi="ar-SA"/>
+              </w:rPr>
+            </w:pPr>
+            <w:r>
+              <w:rPr>
+                <w:rFonts w:eastAsia="" w:cs=""/>
+                <w:b/>
+                <w:bCs/>
+                <w:kern w:val="0"/>
+                <w:sz w:val="22"/>
+                <w:szCs w:val="22"/>
+                <w:lang w:val="fr-FR" w:eastAsia="en-US" w:bidi="ar-SA"/>
+              </w:rPr>
               <w:t xml:space="preserve">Intégrer un Ia </w:t>
             </w:r>
           </w:p>
         </w:tc>
         <w:tc>
           <w:tcPr>
-            <w:tcW w:w="6521" w:type="dxa"/>
+            <w:tcW w:w="6517" w:type="dxa"/>
+            <w:tcBorders/>
+            <w:shd w:color="auto" w:fill="D9E2F3" w:themeFill="accent1" w:themeFillTint="33" w:val="clear"/>
           </w:tcPr>
           <w:p>
             <w:pPr>
-              <w:pStyle w:val="Paragraphedeliste"/>
+              <w:pStyle w:val="ListParagraph"/>
+              <w:widowControl/>
               <w:numPr>
                 <w:ilvl w:val="0"/>
                 <w:numId w:val="5"/>
               </w:numPr>
+              <w:spacing w:lineRule="auto" w:line="240" w:before="0" w:after="0"/>
+              <w:contextualSpacing/>
+              <w:jc w:val="left"/>
               <w:cnfStyle w:val="000000100000" w:firstRow="0" w:lastRow="0" w:firstColumn="0" w:lastColumn="0" w:oddVBand="0" w:evenVBand="0" w:oddHBand="1" w:evenHBand="0" w:firstRowFirstColumn="0" w:firstRowLastColumn="0" w:lastRowFirstColumn="0" w:lastRowLastColumn="0"/>
-            </w:pPr>
-            <w:proofErr w:type="spellStart"/>
-            <w:r>
-              <w:t>L’ia</w:t>
-            </w:r>
-            <w:proofErr w:type="spellEnd"/>
-            <w:r>
-              <w:t xml:space="preserve"> aurait pour but de faciliter la création du </w:t>
-            </w:r>
-            <w:proofErr w:type="spellStart"/>
-            <w:r>
-              <w:t>roadtrip</w:t>
-            </w:r>
-            <w:proofErr w:type="spellEnd"/>
-            <w:r>
-              <w:t xml:space="preserve"> pour l’utilisateur</w:t>
-            </w:r>
-          </w:p>
-          <w:p>
-            <w:pPr>
-              <w:pStyle w:val="Paragraphedeliste"/>
+              <w:rPr>
+                <w:rFonts w:ascii="Calibri" w:hAnsi="Calibri" w:eastAsia="" w:cs=""/>
+                <w:kern w:val="0"/>
+                <w:sz w:val="22"/>
+                <w:szCs w:val="22"/>
+                <w:lang w:val="fr-FR" w:eastAsia="en-US" w:bidi="ar-SA"/>
+              </w:rPr>
+            </w:pPr>
+            <w:r>
+              <w:rPr>
+                <w:rFonts w:eastAsia="" w:cs=""/>
+                <w:kern w:val="0"/>
+                <w:sz w:val="22"/>
+                <w:szCs w:val="22"/>
+                <w:lang w:val="fr-FR" w:eastAsia="en-US" w:bidi="ar-SA"/>
+              </w:rPr>
+              <w:t>L’ia aurait pour but de faciliter la création du roadtrip pour l’utilisateur</w:t>
+            </w:r>
+          </w:p>
+          <w:p>
+            <w:pPr>
+              <w:pStyle w:val="ListParagraph"/>
+              <w:widowControl/>
               <w:numPr>
                 <w:ilvl w:val="0"/>
                 <w:numId w:val="5"/>
               </w:numPr>
+              <w:spacing w:lineRule="auto" w:line="240" w:before="0" w:after="0"/>
+              <w:contextualSpacing/>
+              <w:jc w:val="left"/>
               <w:cnfStyle w:val="000000100000" w:firstRow="0" w:lastRow="0" w:firstColumn="0" w:lastColumn="0" w:oddVBand="0" w:evenVBand="0" w:oddHBand="1" w:evenHBand="0" w:firstRowFirstColumn="0" w:firstRowLastColumn="0" w:lastRowFirstColumn="0" w:lastRowLastColumn="0"/>
-            </w:pPr>
-            <w:r>
+              <w:rPr>
+                <w:rFonts w:ascii="Calibri" w:hAnsi="Calibri" w:eastAsia="" w:cs=""/>
+                <w:kern w:val="0"/>
+                <w:sz w:val="22"/>
+                <w:szCs w:val="22"/>
+                <w:lang w:val="fr-FR" w:eastAsia="en-US" w:bidi="ar-SA"/>
+              </w:rPr>
+            </w:pPr>
+            <w:r>
+              <w:rPr>
+                <w:rFonts w:eastAsia="" w:cs=""/>
+                <w:kern w:val="0"/>
+                <w:sz w:val="22"/>
+                <w:szCs w:val="22"/>
+                <w:lang w:val="fr-FR" w:eastAsia="en-US" w:bidi="ar-SA"/>
+              </w:rPr>
               <w:t>Conseil sur lieux à visiter</w:t>
             </w:r>
           </w:p>
         </w:tc>
       </w:tr>
       <w:tr>
+        <w:trPr/>
         <w:tc>
           <w:tcPr>
+            <w:tcW w:w="3348" w:type="dxa"/>
             <w:cnfStyle w:val="001000000000" w:firstRow="0" w:lastRow="0" w:firstColumn="1" w:lastColumn="0" w:oddVBand="0" w:evenVBand="0" w:oddHBand="0" w:evenHBand="0" w:firstRowFirstColumn="0" w:firstRowLastColumn="0" w:lastRowFirstColumn="0" w:lastRowLastColumn="0"/>
-            <w:tcW w:w="3397" w:type="dxa"/>
+            <w:tcBorders/>
           </w:tcPr>
           <w:p>
-            <w:r>
+            <w:pPr>
+              <w:pStyle w:val="Normal"/>
+              <w:widowControl/>
+              <w:spacing w:lineRule="auto" w:line="240" w:before="0" w:after="0"/>
+              <w:jc w:val="left"/>
+              <w:rPr>
+                <w:rFonts w:ascii="Calibri" w:hAnsi="Calibri" w:eastAsia="" w:cs=""/>
+                <w:b/>
+                <w:b/>
+                <w:bCs/>
+                <w:kern w:val="0"/>
+                <w:sz w:val="22"/>
+                <w:szCs w:val="22"/>
+                <w:lang w:val="fr-FR" w:eastAsia="en-US" w:bidi="ar-SA"/>
+              </w:rPr>
+            </w:pPr>
+            <w:r>
+              <w:rPr>
+                <w:rFonts w:eastAsia="" w:cs=""/>
+                <w:b/>
+                <w:bCs/>
+                <w:kern w:val="0"/>
+                <w:sz w:val="22"/>
+                <w:szCs w:val="22"/>
+                <w:lang w:val="fr-FR" w:eastAsia="en-US" w:bidi="ar-SA"/>
+              </w:rPr>
               <w:t>Commentaires / avis</w:t>
             </w:r>
           </w:p>
         </w:tc>
         <w:tc>
           <w:tcPr>
-            <w:tcW w:w="6521" w:type="dxa"/>
+            <w:tcW w:w="6517" w:type="dxa"/>
+            <w:tcBorders/>
           </w:tcPr>
           <w:p>
             <w:pPr>
+              <w:pStyle w:val="Normal"/>
+              <w:widowControl/>
+              <w:spacing w:lineRule="auto" w:line="240" w:before="0" w:after="0"/>
+              <w:jc w:val="left"/>
               <w:cnfStyle w:val="000000000000" w:firstRow="0" w:lastRow="0" w:firstColumn="0" w:lastColumn="0" w:oddVBand="0" w:evenVBand="0" w:oddHBand="0" w:evenHBand="0" w:firstRowFirstColumn="0" w:firstRowLastColumn="0" w:lastRowFirstColumn="0" w:lastRowLastColumn="0"/>
-            </w:pPr>
-            <w:r>
-              <w:t xml:space="preserve">Les utilisateurs </w:t>
-            </w:r>
-            <w:proofErr w:type="gramStart"/>
-            <w:r>
-              <w:t>pourrait</w:t>
-            </w:r>
-            <w:proofErr w:type="gramEnd"/>
-            <w:r>
-              <w:t xml:space="preserve"> laisser des commentaires ou avis sur une </w:t>
-            </w:r>
-            <w:proofErr w:type="spellStart"/>
-            <w:r>
-              <w:t>roadtrip</w:t>
-            </w:r>
-            <w:proofErr w:type="spellEnd"/>
-            <w:r>
-              <w:t xml:space="preserve"> ou lieux</w:t>
+              <w:rPr>
+                <w:rFonts w:ascii="Calibri" w:hAnsi="Calibri" w:eastAsia="" w:cs=""/>
+                <w:kern w:val="0"/>
+                <w:sz w:val="22"/>
+                <w:szCs w:val="22"/>
+                <w:lang w:val="fr-FR" w:eastAsia="en-US" w:bidi="ar-SA"/>
+              </w:rPr>
+            </w:pPr>
+            <w:r>
+              <w:rPr>
+                <w:rFonts w:eastAsia="" w:cs=""/>
+                <w:kern w:val="0"/>
+                <w:sz w:val="22"/>
+                <w:szCs w:val="22"/>
+                <w:lang w:val="fr-FR" w:eastAsia="en-US" w:bidi="ar-SA"/>
+              </w:rPr>
+              <w:t>Les utilisateurs pourrait laisser des commentaires ou avis sur une roadtrip ou lieux</w:t>
             </w:r>
           </w:p>
         </w:tc>
@@ -806,796 +1733,1235 @@
         </w:trPr>
         <w:tc>
           <w:tcPr>
+            <w:tcW w:w="3348" w:type="dxa"/>
             <w:cnfStyle w:val="001000000000" w:firstRow="0" w:lastRow="0" w:firstColumn="1" w:lastColumn="0" w:oddVBand="0" w:evenVBand="0" w:oddHBand="0" w:evenHBand="0" w:firstRowFirstColumn="0" w:firstRowLastColumn="0" w:lastRowFirstColumn="0" w:lastRowLastColumn="0"/>
-            <w:tcW w:w="3397" w:type="dxa"/>
+            <w:tcBorders/>
+            <w:shd w:color="auto" w:fill="D9E2F3" w:themeFill="accent1" w:themeFillTint="33" w:val="clear"/>
           </w:tcPr>
           <w:p>
-            <w:r>
+            <w:pPr>
+              <w:pStyle w:val="Normal"/>
+              <w:widowControl/>
+              <w:spacing w:lineRule="auto" w:line="240" w:before="0" w:after="0"/>
+              <w:jc w:val="left"/>
+              <w:rPr>
+                <w:rFonts w:ascii="Calibri" w:hAnsi="Calibri" w:eastAsia="" w:cs=""/>
+                <w:b/>
+                <w:b/>
+                <w:bCs/>
+                <w:kern w:val="0"/>
+                <w:sz w:val="22"/>
+                <w:szCs w:val="22"/>
+                <w:lang w:val="fr-FR" w:eastAsia="en-US" w:bidi="ar-SA"/>
+              </w:rPr>
+            </w:pPr>
+            <w:r>
+              <w:rPr>
+                <w:rFonts w:eastAsia="" w:cs=""/>
+                <w:b/>
+                <w:bCs/>
+                <w:kern w:val="0"/>
+                <w:sz w:val="22"/>
+                <w:szCs w:val="22"/>
+                <w:lang w:val="fr-FR" w:eastAsia="en-US" w:bidi="ar-SA"/>
+              </w:rPr>
               <w:t xml:space="preserve">Articles </w:t>
             </w:r>
           </w:p>
         </w:tc>
         <w:tc>
           <w:tcPr>
-            <w:tcW w:w="6521" w:type="dxa"/>
+            <w:tcW w:w="6517" w:type="dxa"/>
+            <w:tcBorders/>
+            <w:shd w:color="auto" w:fill="D9E2F3" w:themeFill="accent1" w:themeFillTint="33" w:val="clear"/>
           </w:tcPr>
           <w:p>
             <w:pPr>
+              <w:pStyle w:val="Normal"/>
+              <w:widowControl/>
+              <w:spacing w:lineRule="auto" w:line="240" w:before="0" w:after="0"/>
+              <w:jc w:val="left"/>
               <w:cnfStyle w:val="000000100000" w:firstRow="0" w:lastRow="0" w:firstColumn="0" w:lastColumn="0" w:oddVBand="0" w:evenVBand="0" w:oddHBand="1" w:evenHBand="0" w:firstRowFirstColumn="0" w:firstRowLastColumn="0" w:lastRowFirstColumn="0" w:lastRowLastColumn="0"/>
-            </w:pPr>
-            <w:r>
-              <w:t xml:space="preserve">L’utilisateurs aurait la possibilité de faire des </w:t>
-            </w:r>
-            <w:proofErr w:type="spellStart"/>
-            <w:r>
-              <w:t>posts</w:t>
-            </w:r>
-            <w:proofErr w:type="spellEnd"/>
-            <w:r>
-              <w:t xml:space="preserve"> type articles pour présenter ses idées.</w:t>
+              <w:rPr>
+                <w:rFonts w:ascii="Calibri" w:hAnsi="Calibri" w:eastAsia="" w:cs=""/>
+                <w:kern w:val="0"/>
+                <w:sz w:val="22"/>
+                <w:szCs w:val="22"/>
+                <w:lang w:val="fr-FR" w:eastAsia="en-US" w:bidi="ar-SA"/>
+              </w:rPr>
+            </w:pPr>
+            <w:r>
+              <w:rPr>
+                <w:rFonts w:eastAsia="" w:cs=""/>
+                <w:kern w:val="0"/>
+                <w:sz w:val="22"/>
+                <w:szCs w:val="22"/>
+                <w:lang w:val="fr-FR" w:eastAsia="en-US" w:bidi="ar-SA"/>
+              </w:rPr>
+              <w:t>L’utilisateurs aurait la possibilité de faire des posts type articles pour présenter ses idées.</w:t>
             </w:r>
           </w:p>
         </w:tc>
       </w:tr>
       <w:tr>
+        <w:trPr/>
         <w:tc>
           <w:tcPr>
+            <w:tcW w:w="3348" w:type="dxa"/>
             <w:cnfStyle w:val="001000000000" w:firstRow="0" w:lastRow="0" w:firstColumn="1" w:lastColumn="0" w:oddVBand="0" w:evenVBand="0" w:oddHBand="0" w:evenHBand="0" w:firstRowFirstColumn="0" w:firstRowLastColumn="0" w:lastRowFirstColumn="0" w:lastRowLastColumn="0"/>
-            <w:tcW w:w="3397" w:type="dxa"/>
+            <w:tcBorders/>
           </w:tcPr>
           <w:p>
-            <w:r>
-              <w:t xml:space="preserve">Implémenter </w:t>
-            </w:r>
-            <w:proofErr w:type="spellStart"/>
-            <w:r>
-              <w:t>webroot</w:t>
-            </w:r>
-            <w:proofErr w:type="spellEnd"/>
+            <w:pPr>
+              <w:pStyle w:val="Normal"/>
+              <w:widowControl/>
+              <w:spacing w:lineRule="auto" w:line="240" w:before="0" w:after="0"/>
+              <w:jc w:val="left"/>
+              <w:rPr>
+                <w:rFonts w:ascii="Calibri" w:hAnsi="Calibri" w:eastAsia="" w:cs=""/>
+                <w:b/>
+                <w:b/>
+                <w:bCs/>
+                <w:kern w:val="0"/>
+                <w:sz w:val="22"/>
+                <w:szCs w:val="22"/>
+                <w:lang w:val="fr-FR" w:eastAsia="en-US" w:bidi="ar-SA"/>
+              </w:rPr>
+            </w:pPr>
+            <w:r>
+              <w:rPr>
+                <w:rFonts w:eastAsia="" w:cs=""/>
+                <w:b/>
+                <w:bCs/>
+                <w:kern w:val="0"/>
+                <w:sz w:val="22"/>
+                <w:szCs w:val="22"/>
+                <w:lang w:val="fr-FR" w:eastAsia="en-US" w:bidi="ar-SA"/>
+              </w:rPr>
+              <w:t>Implémenter webroot</w:t>
+            </w:r>
           </w:p>
         </w:tc>
         <w:tc>
           <w:tcPr>
-            <w:tcW w:w="6521" w:type="dxa"/>
+            <w:tcW w:w="6517" w:type="dxa"/>
+            <w:tcBorders/>
           </w:tcPr>
           <w:p>
             <w:pPr>
+              <w:pStyle w:val="Normal"/>
+              <w:widowControl/>
+              <w:spacing w:lineRule="auto" w:line="240" w:before="0" w:after="0"/>
+              <w:jc w:val="left"/>
               <w:cnfStyle w:val="000000000000" w:firstRow="0" w:lastRow="0" w:firstColumn="0" w:lastColumn="0" w:oddVBand="0" w:evenVBand="0" w:oddHBand="0" w:evenHBand="0" w:firstRowFirstColumn="0" w:firstRowLastColumn="0" w:lastRowFirstColumn="0" w:lastRowLastColumn="0"/>
-            </w:pPr>
-            <w:r>
+              <w:rPr>
+                <w:rFonts w:ascii="Calibri" w:hAnsi="Calibri" w:eastAsia="" w:cs=""/>
+                <w:kern w:val="0"/>
+                <w:sz w:val="22"/>
+                <w:szCs w:val="22"/>
+                <w:lang w:val="fr-FR" w:eastAsia="en-US" w:bidi="ar-SA"/>
+              </w:rPr>
+            </w:pPr>
+            <w:r>
+              <w:rPr>
+                <w:rFonts w:eastAsia="" w:cs=""/>
+                <w:kern w:val="0"/>
+                <w:sz w:val="22"/>
+                <w:szCs w:val="22"/>
+                <w:lang w:val="fr-FR" w:eastAsia="en-US" w:bidi="ar-SA"/>
+              </w:rPr>
               <w:t>Afin de renforcer la sécurité</w:t>
+            </w:r>
+          </w:p>
+        </w:tc>
+      </w:tr>
+      <w:tr>
+        <w:trPr/>
+        <w:tc>
+          <w:tcPr>
+            <w:tcW w:w="3348" w:type="dxa"/>
+            <w:cnfStyle w:val="001000000000" w:firstRow="0" w:lastRow="0" w:firstColumn="1" w:lastColumn="0" w:oddVBand="0" w:evenVBand="0" w:oddHBand="0" w:evenHBand="0" w:firstRowFirstColumn="0" w:firstRowLastColumn="0" w:lastRowFirstColumn="0" w:lastRowLastColumn="0"/>
+            <w:tcBorders>
+              <w:top w:val="nil"/>
+            </w:tcBorders>
+          </w:tcPr>
+          <w:p>
+            <w:pPr>
+              <w:pStyle w:val="Normal"/>
+              <w:widowControl/>
+              <w:spacing w:lineRule="auto" w:line="240" w:before="0" w:after="0"/>
+              <w:jc w:val="left"/>
+              <w:rPr>
+                <w:rFonts w:ascii="Calibri" w:hAnsi="Calibri" w:eastAsia="" w:cs=""/>
+                <w:b/>
+                <w:b/>
+                <w:bCs/>
+                <w:kern w:val="0"/>
+                <w:sz w:val="22"/>
+                <w:szCs w:val="22"/>
+                <w:lang w:val="fr-FR" w:eastAsia="en-US" w:bidi="ar-SA"/>
+              </w:rPr>
+            </w:pPr>
+            <w:r>
+              <w:rPr>
+                <w:rFonts w:eastAsia="" w:cs=""/>
+                <w:b/>
+                <w:bCs/>
+                <w:kern w:val="0"/>
+                <w:sz w:val="22"/>
+                <w:szCs w:val="22"/>
+                <w:lang w:val="fr-FR" w:eastAsia="en-US" w:bidi="ar-SA"/>
+              </w:rPr>
+              <w:t>Documenter</w:t>
+            </w:r>
+          </w:p>
+        </w:tc>
+        <w:tc>
+          <w:tcPr>
+            <w:tcW w:w="6517" w:type="dxa"/>
+            <w:tcBorders>
+              <w:top w:val="nil"/>
+            </w:tcBorders>
+          </w:tcPr>
+          <w:p>
+            <w:pPr>
+              <w:pStyle w:val="Normal"/>
+              <w:widowControl/>
+              <w:spacing w:lineRule="auto" w:line="240" w:before="0" w:after="0"/>
+              <w:jc w:val="left"/>
+              <w:cnfStyle w:val="000000000000" w:firstRow="0" w:lastRow="0" w:firstColumn="0" w:lastColumn="0" w:oddVBand="0" w:evenVBand="0" w:oddHBand="0" w:evenHBand="0" w:firstRowFirstColumn="0" w:firstRowLastColumn="0" w:lastRowFirstColumn="0" w:lastRowLastColumn="0"/>
+              <w:rPr>
+                <w:rFonts w:ascii="Calibri" w:hAnsi="Calibri" w:eastAsia="" w:cs=""/>
+                <w:kern w:val="0"/>
+                <w:sz w:val="22"/>
+                <w:szCs w:val="22"/>
+                <w:lang w:val="fr-FR" w:eastAsia="en-US" w:bidi="ar-SA"/>
+              </w:rPr>
+            </w:pPr>
+            <w:r>
+              <w:rPr>
+                <w:rFonts w:eastAsia="" w:cs=""/>
+                <w:kern w:val="0"/>
+                <w:sz w:val="22"/>
+                <w:szCs w:val="22"/>
+                <w:lang w:val="fr-FR" w:eastAsia="en-US" w:bidi="ar-SA"/>
+              </w:rPr>
+              <w:t xml:space="preserve">Documenter notre code </w:t>
             </w:r>
           </w:p>
         </w:tc>
       </w:tr>
     </w:tbl>
     <w:p>
+      <w:pPr>
+        <w:pStyle w:val="Normal"/>
+        <w:rPr/>
+      </w:pPr>
       <w:r>
+        <w:rPr/>
         <w:t xml:space="preserve"> </w:t>
       </w:r>
     </w:p>
     <w:p>
+      <w:pPr>
+        <w:pStyle w:val="Normal"/>
+        <w:widowControl/>
+        <w:bidi w:val="0"/>
+        <w:spacing w:lineRule="auto" w:line="276" w:before="0" w:after="200"/>
+        <w:jc w:val="left"/>
+        <w:rPr/>
+      </w:pPr>
       <w:r>
+        <w:rPr/>
         <w:t xml:space="preserve"> </w:t>
       </w:r>
     </w:p>
     <w:sectPr>
+      <w:type w:val="nextPage"/>
       <w:pgSz w:w="11906" w:h="16838"/>
-      <w:pgMar w:top="1417" w:right="1417" w:bottom="1417" w:left="1417" w:header="708" w:footer="708" w:gutter="0"/>
-      <w:cols w:space="708"/>
-      <w:docGrid w:linePitch="360"/>
+      <w:pgMar w:left="1417" w:right="1417" w:gutter="0" w:header="0" w:top="1417" w:footer="0" w:bottom="1417"/>
+      <w:pgNumType w:fmt="decimal"/>
+      <w:formProt w:val="false"/>
+      <w:textDirection w:val="lrTb"/>
+      <w:docGrid w:type="default" w:linePitch="360" w:charSpace="4096"/>
     </w:sectPr>
   </w:body>
 </w:document>
 </file>
 
 <file path=word/numbering.xml><?xml version="1.0" encoding="utf-8"?>
-<w:numbering xmlns:wpc="http://schemas.microsoft.com/office/word/2010/wordprocessingCanvas" xmlns:cx="http://schemas.microsoft.com/office/drawing/2014/chartex" xmlns:cx1="http://schemas.microsoft.com/office/drawing/2015/9/8/chartex" xmlns:cx2="http://schemas.microsoft.com/office/drawing/2015/10/21/chartex" xmlns:cx3="http://schemas.microsoft.com/office/drawing/2016/5/9/chartex" xmlns:cx4="http://schemas.microsoft.com/office/drawing/2016/5/10/chartex" xmlns:cx5="http://schemas.microsoft.com/office/drawing/2016/5/11/chartex" xmlns:cx6="http://schemas.microsoft.com/office/drawing/2016/5/12/chartex" xmlns:cx7="http://schemas.microsoft.com/office/drawing/2016/5/13/chartex" xmlns:cx8="http://schemas.microsoft.com/office/drawing/2016/5/14/chartex" xmlns:mc="http://schemas.openxmlformats.org/markup-compatibility/2006" xmlns:aink="http://schemas.microsoft.com/office/drawing/2016/ink" xmlns:am3d="http://schemas.microsoft.com/office/drawing/2017/model3d" xmlns:o="urn:schemas-microsoft-com:office:office" xmlns:r="http://schemas.openxmlformats.org/officeDocument/2006/relationships" xmlns:m="http://schemas.openxmlformats.org/officeDocument/2006/math" xmlns:v="urn:schemas-microsoft-com:vml" xmlns:wp14="http://schemas.microsoft.com/office/word/2010/wordprocessingDrawing" xmlns:wp="http://schemas.openxmlformats.org/drawingml/2006/wordprocessingDrawing" xmlns:w10="urn:schemas-microsoft-com:office:word" xmlns:w="http://schemas.openxmlformats.org/wordprocessingml/2006/main" xmlns:w14="http://schemas.microsoft.com/office/word/2010/wordml" xmlns:w15="http://schemas.microsoft.com/office/word/2012/wordml" xmlns:w16cex="http://schemas.microsoft.com/office/word/2018/wordml/cex" xmlns:w16cid="http://schemas.microsoft.com/office/word/2016/wordml/cid" xmlns:w16="http://schemas.microsoft.com/office/word/2018/wordml" xmlns:w16sdtdh="http://schemas.microsoft.com/office/word/2020/wordml/sdtdatahash" xmlns:w16se="http://schemas.microsoft.com/office/word/2015/wordml/symex" xmlns:wpg="http://schemas.microsoft.com/office/word/2010/wordprocessingGroup" xmlns:wpi="http://schemas.microsoft.com/office/word/2010/wordprocessingInk" xmlns:wne="http://schemas.microsoft.com/office/word/2006/wordml" xmlns:wps="http://schemas.microsoft.com/office/word/2010/wordprocessingShape" mc:Ignorable="w14 w15 w16se w16cid w16 w16cex w16sdtdh wp14">
-  <w:abstractNum w:abstractNumId="0" w15:restartNumberingAfterBreak="0">
-    <w:nsid w:val="06411987"/>
-    <w:multiLevelType w:val="hybridMultilevel"/>
-    <w:tmpl w:val="1E388CCC"/>
-    <w:lvl w:ilvl="0" w:tplc="040C0001">
+<w:numbering xmlns:w="http://schemas.openxmlformats.org/wordprocessingml/2006/main" xmlns:o="urn:schemas-microsoft-com:office:office" xmlns:r="http://schemas.openxmlformats.org/officeDocument/2006/relationships" xmlns:v="urn:schemas-microsoft-com:vml" xmlns:mc="http://schemas.openxmlformats.org/markup-compatibility/2006" xmlns:w14="http://schemas.microsoft.com/office/word/2010/wordml" mc:Ignorable="w14">
+  <w:abstractNum w:abstractNumId="1">
+    <w:lvl w:ilvl="0">
       <w:start w:val="1"/>
       <w:numFmt w:val="bullet"/>
       <w:lvlText w:val=""/>
       <w:lvlJc w:val="left"/>
       <w:pPr>
+        <w:tabs>
+          <w:tab w:val="num" w:pos="0"/>
+        </w:tabs>
         <w:ind w:left="720" w:hanging="360"/>
       </w:pPr>
       <w:rPr>
-        <w:rFonts w:ascii="Symbol" w:hAnsi="Symbol" w:hint="default"/>
-      </w:rPr>
-    </w:lvl>
-    <w:lvl w:ilvl="1" w:tplc="040C0003" w:tentative="1">
+        <w:rFonts w:ascii="Symbol" w:hAnsi="Symbol" w:cs="Symbol" w:hint="default"/>
+      </w:rPr>
+    </w:lvl>
+    <w:lvl w:ilvl="1">
       <w:start w:val="1"/>
       <w:numFmt w:val="bullet"/>
       <w:lvlText w:val="o"/>
       <w:lvlJc w:val="left"/>
       <w:pPr>
+        <w:tabs>
+          <w:tab w:val="num" w:pos="0"/>
+        </w:tabs>
         <w:ind w:left="1440" w:hanging="360"/>
       </w:pPr>
       <w:rPr>
         <w:rFonts w:ascii="Courier New" w:hAnsi="Courier New" w:cs="Courier New" w:hint="default"/>
       </w:rPr>
     </w:lvl>
-    <w:lvl w:ilvl="2" w:tplc="040C0005" w:tentative="1">
+    <w:lvl w:ilvl="2">
       <w:start w:val="1"/>
       <w:numFmt w:val="bullet"/>
       <w:lvlText w:val=""/>
       <w:lvlJc w:val="left"/>
       <w:pPr>
+        <w:tabs>
+          <w:tab w:val="num" w:pos="0"/>
+        </w:tabs>
         <w:ind w:left="2160" w:hanging="360"/>
       </w:pPr>
       <w:rPr>
-        <w:rFonts w:ascii="Wingdings" w:hAnsi="Wingdings" w:hint="default"/>
-      </w:rPr>
-    </w:lvl>
-    <w:lvl w:ilvl="3" w:tplc="040C0001" w:tentative="1">
+        <w:rFonts w:ascii="Wingdings" w:hAnsi="Wingdings" w:cs="Wingdings" w:hint="default"/>
+      </w:rPr>
+    </w:lvl>
+    <w:lvl w:ilvl="3">
       <w:start w:val="1"/>
       <w:numFmt w:val="bullet"/>
       <w:lvlText w:val=""/>
       <w:lvlJc w:val="left"/>
       <w:pPr>
+        <w:tabs>
+          <w:tab w:val="num" w:pos="0"/>
+        </w:tabs>
         <w:ind w:left="2880" w:hanging="360"/>
       </w:pPr>
       <w:rPr>
-        <w:rFonts w:ascii="Symbol" w:hAnsi="Symbol" w:hint="default"/>
-      </w:rPr>
-    </w:lvl>
-    <w:lvl w:ilvl="4" w:tplc="040C0003" w:tentative="1">
+        <w:rFonts w:ascii="Symbol" w:hAnsi="Symbol" w:cs="Symbol" w:hint="default"/>
+      </w:rPr>
+    </w:lvl>
+    <w:lvl w:ilvl="4">
       <w:start w:val="1"/>
       <w:numFmt w:val="bullet"/>
       <w:lvlText w:val="o"/>
       <w:lvlJc w:val="left"/>
       <w:pPr>
+        <w:tabs>
+          <w:tab w:val="num" w:pos="0"/>
+        </w:tabs>
         <w:ind w:left="3600" w:hanging="360"/>
       </w:pPr>
       <w:rPr>
         <w:rFonts w:ascii="Courier New" w:hAnsi="Courier New" w:cs="Courier New" w:hint="default"/>
       </w:rPr>
     </w:lvl>
-    <w:lvl w:ilvl="5" w:tplc="040C0005" w:tentative="1">
+    <w:lvl w:ilvl="5">
       <w:start w:val="1"/>
       <w:numFmt w:val="bullet"/>
       <w:lvlText w:val=""/>
       <w:lvlJc w:val="left"/>
       <w:pPr>
+        <w:tabs>
+          <w:tab w:val="num" w:pos="0"/>
+        </w:tabs>
         <w:ind w:left="4320" w:hanging="360"/>
       </w:pPr>
       <w:rPr>
-        <w:rFonts w:ascii="Wingdings" w:hAnsi="Wingdings" w:hint="default"/>
-      </w:rPr>
-    </w:lvl>
-    <w:lvl w:ilvl="6" w:tplc="040C0001" w:tentative="1">
+        <w:rFonts w:ascii="Wingdings" w:hAnsi="Wingdings" w:cs="Wingdings" w:hint="default"/>
+      </w:rPr>
+    </w:lvl>
+    <w:lvl w:ilvl="6">
       <w:start w:val="1"/>
       <w:numFmt w:val="bullet"/>
       <w:lvlText w:val=""/>
       <w:lvlJc w:val="left"/>
       <w:pPr>
+        <w:tabs>
+          <w:tab w:val="num" w:pos="0"/>
+        </w:tabs>
         <w:ind w:left="5040" w:hanging="360"/>
       </w:pPr>
       <w:rPr>
-        <w:rFonts w:ascii="Symbol" w:hAnsi="Symbol" w:hint="default"/>
-      </w:rPr>
-    </w:lvl>
-    <w:lvl w:ilvl="7" w:tplc="040C0003" w:tentative="1">
+        <w:rFonts w:ascii="Symbol" w:hAnsi="Symbol" w:cs="Symbol" w:hint="default"/>
+      </w:rPr>
+    </w:lvl>
+    <w:lvl w:ilvl="7">
       <w:start w:val="1"/>
       <w:numFmt w:val="bullet"/>
       <w:lvlText w:val="o"/>
       <w:lvlJc w:val="left"/>
       <w:pPr>
+        <w:tabs>
+          <w:tab w:val="num" w:pos="0"/>
+        </w:tabs>
         <w:ind w:left="5760" w:hanging="360"/>
       </w:pPr>
       <w:rPr>
         <w:rFonts w:ascii="Courier New" w:hAnsi="Courier New" w:cs="Courier New" w:hint="default"/>
       </w:rPr>
     </w:lvl>
-    <w:lvl w:ilvl="8" w:tplc="040C0005" w:tentative="1">
+    <w:lvl w:ilvl="8">
       <w:start w:val="1"/>
       <w:numFmt w:val="bullet"/>
       <w:lvlText w:val=""/>
       <w:lvlJc w:val="left"/>
       <w:pPr>
+        <w:tabs>
+          <w:tab w:val="num" w:pos="0"/>
+        </w:tabs>
         <w:ind w:left="6480" w:hanging="360"/>
       </w:pPr>
       <w:rPr>
-        <w:rFonts w:ascii="Wingdings" w:hAnsi="Wingdings" w:hint="default"/>
+        <w:rFonts w:ascii="Wingdings" w:hAnsi="Wingdings" w:cs="Wingdings" w:hint="default"/>
       </w:rPr>
     </w:lvl>
   </w:abstractNum>
-  <w:abstractNum w:abstractNumId="1" w15:restartNumberingAfterBreak="0">
-    <w:nsid w:val="1342084C"/>
-    <w:multiLevelType w:val="hybridMultilevel"/>
-    <w:tmpl w:val="DBDC13A0"/>
-    <w:lvl w:ilvl="0" w:tplc="040C0001">
+  <w:abstractNum w:abstractNumId="2">
+    <w:lvl w:ilvl="0">
       <w:start w:val="1"/>
       <w:numFmt w:val="bullet"/>
       <w:lvlText w:val=""/>
       <w:lvlJc w:val="left"/>
       <w:pPr>
+        <w:tabs>
+          <w:tab w:val="num" w:pos="0"/>
+        </w:tabs>
         <w:ind w:left="720" w:hanging="360"/>
       </w:pPr>
       <w:rPr>
-        <w:rFonts w:ascii="Symbol" w:hAnsi="Symbol" w:hint="default"/>
-      </w:rPr>
-    </w:lvl>
-    <w:lvl w:ilvl="1" w:tplc="040C0003" w:tentative="1">
+        <w:rFonts w:ascii="Symbol" w:hAnsi="Symbol" w:cs="Symbol" w:hint="default"/>
+      </w:rPr>
+    </w:lvl>
+    <w:lvl w:ilvl="1">
       <w:start w:val="1"/>
       <w:numFmt w:val="bullet"/>
       <w:lvlText w:val="o"/>
       <w:lvlJc w:val="left"/>
       <w:pPr>
+        <w:tabs>
+          <w:tab w:val="num" w:pos="0"/>
+        </w:tabs>
         <w:ind w:left="1440" w:hanging="360"/>
       </w:pPr>
       <w:rPr>
         <w:rFonts w:ascii="Courier New" w:hAnsi="Courier New" w:cs="Courier New" w:hint="default"/>
       </w:rPr>
     </w:lvl>
-    <w:lvl w:ilvl="2" w:tplc="040C0005" w:tentative="1">
+    <w:lvl w:ilvl="2">
       <w:start w:val="1"/>
       <w:numFmt w:val="bullet"/>
       <w:lvlText w:val=""/>
       <w:lvlJc w:val="left"/>
       <w:pPr>
+        <w:tabs>
+          <w:tab w:val="num" w:pos="0"/>
+        </w:tabs>
         <w:ind w:left="2160" w:hanging="360"/>
       </w:pPr>
       <w:rPr>
-        <w:rFonts w:ascii="Wingdings" w:hAnsi="Wingdings" w:hint="default"/>
-      </w:rPr>
-    </w:lvl>
-    <w:lvl w:ilvl="3" w:tplc="040C0001" w:tentative="1">
+        <w:rFonts w:ascii="Wingdings" w:hAnsi="Wingdings" w:cs="Wingdings" w:hint="default"/>
+      </w:rPr>
+    </w:lvl>
+    <w:lvl w:ilvl="3">
       <w:start w:val="1"/>
       <w:numFmt w:val="bullet"/>
       <w:lvlText w:val=""/>
       <w:lvlJc w:val="left"/>
       <w:pPr>
+        <w:tabs>
+          <w:tab w:val="num" w:pos="0"/>
+        </w:tabs>
         <w:ind w:left="2880" w:hanging="360"/>
       </w:pPr>
       <w:rPr>
-        <w:rFonts w:ascii="Symbol" w:hAnsi="Symbol" w:hint="default"/>
-      </w:rPr>
-    </w:lvl>
-    <w:lvl w:ilvl="4" w:tplc="040C0003" w:tentative="1">
+        <w:rFonts w:ascii="Symbol" w:hAnsi="Symbol" w:cs="Symbol" w:hint="default"/>
+      </w:rPr>
+    </w:lvl>
+    <w:lvl w:ilvl="4">
       <w:start w:val="1"/>
       <w:numFmt w:val="bullet"/>
       <w:lvlText w:val="o"/>
       <w:lvlJc w:val="left"/>
       <w:pPr>
+        <w:tabs>
+          <w:tab w:val="num" w:pos="0"/>
+        </w:tabs>
         <w:ind w:left="3600" w:hanging="360"/>
       </w:pPr>
       <w:rPr>
         <w:rFonts w:ascii="Courier New" w:hAnsi="Courier New" w:cs="Courier New" w:hint="default"/>
       </w:rPr>
     </w:lvl>
-    <w:lvl w:ilvl="5" w:tplc="040C0005" w:tentative="1">
+    <w:lvl w:ilvl="5">
       <w:start w:val="1"/>
       <w:numFmt w:val="bullet"/>
       <w:lvlText w:val=""/>
       <w:lvlJc w:val="left"/>
       <w:pPr>
+        <w:tabs>
+          <w:tab w:val="num" w:pos="0"/>
+        </w:tabs>
         <w:ind w:left="4320" w:hanging="360"/>
       </w:pPr>
       <w:rPr>
-        <w:rFonts w:ascii="Wingdings" w:hAnsi="Wingdings" w:hint="default"/>
-      </w:rPr>
-    </w:lvl>
-    <w:lvl w:ilvl="6" w:tplc="040C0001" w:tentative="1">
+        <w:rFonts w:ascii="Wingdings" w:hAnsi="Wingdings" w:cs="Wingdings" w:hint="default"/>
+      </w:rPr>
+    </w:lvl>
+    <w:lvl w:ilvl="6">
       <w:start w:val="1"/>
       <w:numFmt w:val="bullet"/>
       <w:lvlText w:val=""/>
       <w:lvlJc w:val="left"/>
       <w:pPr>
+        <w:tabs>
+          <w:tab w:val="num" w:pos="0"/>
+        </w:tabs>
         <w:ind w:left="5040" w:hanging="360"/>
       </w:pPr>
       <w:rPr>
-        <w:rFonts w:ascii="Symbol" w:hAnsi="Symbol" w:hint="default"/>
-      </w:rPr>
-    </w:lvl>
-    <w:lvl w:ilvl="7" w:tplc="040C0003" w:tentative="1">
+        <w:rFonts w:ascii="Symbol" w:hAnsi="Symbol" w:cs="Symbol" w:hint="default"/>
+      </w:rPr>
+    </w:lvl>
+    <w:lvl w:ilvl="7">
       <w:start w:val="1"/>
       <w:numFmt w:val="bullet"/>
       <w:lvlText w:val="o"/>
       <w:lvlJc w:val="left"/>
       <w:pPr>
+        <w:tabs>
+          <w:tab w:val="num" w:pos="0"/>
+        </w:tabs>
         <w:ind w:left="5760" w:hanging="360"/>
       </w:pPr>
       <w:rPr>
         <w:rFonts w:ascii="Courier New" w:hAnsi="Courier New" w:cs="Courier New" w:hint="default"/>
       </w:rPr>
     </w:lvl>
-    <w:lvl w:ilvl="8" w:tplc="040C0005" w:tentative="1">
+    <w:lvl w:ilvl="8">
       <w:start w:val="1"/>
       <w:numFmt w:val="bullet"/>
       <w:lvlText w:val=""/>
       <w:lvlJc w:val="left"/>
       <w:pPr>
+        <w:tabs>
+          <w:tab w:val="num" w:pos="0"/>
+        </w:tabs>
         <w:ind w:left="6480" w:hanging="360"/>
       </w:pPr>
       <w:rPr>
-        <w:rFonts w:ascii="Wingdings" w:hAnsi="Wingdings" w:hint="default"/>
+        <w:rFonts w:ascii="Wingdings" w:hAnsi="Wingdings" w:cs="Wingdings" w:hint="default"/>
       </w:rPr>
     </w:lvl>
   </w:abstractNum>
-  <w:abstractNum w:abstractNumId="2" w15:restartNumberingAfterBreak="0">
-    <w:nsid w:val="27B75237"/>
-    <w:multiLevelType w:val="hybridMultilevel"/>
-    <w:tmpl w:val="A0402010"/>
-    <w:lvl w:ilvl="0" w:tplc="040C0001">
+  <w:abstractNum w:abstractNumId="3">
+    <w:lvl w:ilvl="0">
       <w:start w:val="1"/>
       <w:numFmt w:val="bullet"/>
       <w:lvlText w:val=""/>
       <w:lvlJc w:val="left"/>
       <w:pPr>
+        <w:tabs>
+          <w:tab w:val="num" w:pos="0"/>
+        </w:tabs>
         <w:ind w:left="720" w:hanging="360"/>
       </w:pPr>
       <w:rPr>
-        <w:rFonts w:ascii="Symbol" w:hAnsi="Symbol" w:hint="default"/>
-      </w:rPr>
-    </w:lvl>
-    <w:lvl w:ilvl="1" w:tplc="040C0003" w:tentative="1">
+        <w:rFonts w:ascii="Symbol" w:hAnsi="Symbol" w:cs="Symbol" w:hint="default"/>
+      </w:rPr>
+    </w:lvl>
+    <w:lvl w:ilvl="1">
       <w:start w:val="1"/>
       <w:numFmt w:val="bullet"/>
       <w:lvlText w:val="o"/>
       <w:lvlJc w:val="left"/>
       <w:pPr>
+        <w:tabs>
+          <w:tab w:val="num" w:pos="0"/>
+        </w:tabs>
         <w:ind w:left="1440" w:hanging="360"/>
       </w:pPr>
       <w:rPr>
         <w:rFonts w:ascii="Courier New" w:hAnsi="Courier New" w:cs="Courier New" w:hint="default"/>
       </w:rPr>
     </w:lvl>
-    <w:lvl w:ilvl="2" w:tplc="040C0005" w:tentative="1">
+    <w:lvl w:ilvl="2">
       <w:start w:val="1"/>
       <w:numFmt w:val="bullet"/>
       <w:lvlText w:val=""/>
       <w:lvlJc w:val="left"/>
       <w:pPr>
+        <w:tabs>
+          <w:tab w:val="num" w:pos="0"/>
+        </w:tabs>
         <w:ind w:left="2160" w:hanging="360"/>
       </w:pPr>
       <w:rPr>
-        <w:rFonts w:ascii="Wingdings" w:hAnsi="Wingdings" w:hint="default"/>
-      </w:rPr>
-    </w:lvl>
-    <w:lvl w:ilvl="3" w:tplc="040C0001" w:tentative="1">
+        <w:rFonts w:ascii="Wingdings" w:hAnsi="Wingdings" w:cs="Wingdings" w:hint="default"/>
+      </w:rPr>
+    </w:lvl>
+    <w:lvl w:ilvl="3">
       <w:start w:val="1"/>
       <w:numFmt w:val="bullet"/>
       <w:lvlText w:val=""/>
       <w:lvlJc w:val="left"/>
       <w:pPr>
+        <w:tabs>
+          <w:tab w:val="num" w:pos="0"/>
+        </w:tabs>
         <w:ind w:left="2880" w:hanging="360"/>
       </w:pPr>
       <w:rPr>
-        <w:rFonts w:ascii="Symbol" w:hAnsi="Symbol" w:hint="default"/>
-      </w:rPr>
-    </w:lvl>
-    <w:lvl w:ilvl="4" w:tplc="040C0003" w:tentative="1">
+        <w:rFonts w:ascii="Symbol" w:hAnsi="Symbol" w:cs="Symbol" w:hint="default"/>
+      </w:rPr>
+    </w:lvl>
+    <w:lvl w:ilvl="4">
       <w:start w:val="1"/>
       <w:numFmt w:val="bullet"/>
       <w:lvlText w:val="o"/>
       <w:lvlJc w:val="left"/>
       <w:pPr>
+        <w:tabs>
+          <w:tab w:val="num" w:pos="0"/>
+        </w:tabs>
         <w:ind w:left="3600" w:hanging="360"/>
       </w:pPr>
       <w:rPr>
         <w:rFonts w:ascii="Courier New" w:hAnsi="Courier New" w:cs="Courier New" w:hint="default"/>
       </w:rPr>
     </w:lvl>
-    <w:lvl w:ilvl="5" w:tplc="040C0005" w:tentative="1">
+    <w:lvl w:ilvl="5">
       <w:start w:val="1"/>
       <w:numFmt w:val="bullet"/>
       <w:lvlText w:val=""/>
       <w:lvlJc w:val="left"/>
       <w:pPr>
+        <w:tabs>
+          <w:tab w:val="num" w:pos="0"/>
+        </w:tabs>
         <w:ind w:left="4320" w:hanging="360"/>
       </w:pPr>
       <w:rPr>
-        <w:rFonts w:ascii="Wingdings" w:hAnsi="Wingdings" w:hint="default"/>
-      </w:rPr>
-    </w:lvl>
-    <w:lvl w:ilvl="6" w:tplc="040C0001" w:tentative="1">
+        <w:rFonts w:ascii="Wingdings" w:hAnsi="Wingdings" w:cs="Wingdings" w:hint="default"/>
+      </w:rPr>
+    </w:lvl>
+    <w:lvl w:ilvl="6">
       <w:start w:val="1"/>
       <w:numFmt w:val="bullet"/>
       <w:lvlText w:val=""/>
       <w:lvlJc w:val="left"/>
       <w:pPr>
+        <w:tabs>
+          <w:tab w:val="num" w:pos="0"/>
+        </w:tabs>
         <w:ind w:left="5040" w:hanging="360"/>
       </w:pPr>
       <w:rPr>
-        <w:rFonts w:ascii="Symbol" w:hAnsi="Symbol" w:hint="default"/>
-      </w:rPr>
-    </w:lvl>
-    <w:lvl w:ilvl="7" w:tplc="040C0003" w:tentative="1">
+        <w:rFonts w:ascii="Symbol" w:hAnsi="Symbol" w:cs="Symbol" w:hint="default"/>
+      </w:rPr>
+    </w:lvl>
+    <w:lvl w:ilvl="7">
       <w:start w:val="1"/>
       <w:numFmt w:val="bullet"/>
       <w:lvlText w:val="o"/>
       <w:lvlJc w:val="left"/>
       <w:pPr>
+        <w:tabs>
+          <w:tab w:val="num" w:pos="0"/>
+        </w:tabs>
         <w:ind w:left="5760" w:hanging="360"/>
       </w:pPr>
       <w:rPr>
         <w:rFonts w:ascii="Courier New" w:hAnsi="Courier New" w:cs="Courier New" w:hint="default"/>
       </w:rPr>
     </w:lvl>
-    <w:lvl w:ilvl="8" w:tplc="040C0005" w:tentative="1">
+    <w:lvl w:ilvl="8">
       <w:start w:val="1"/>
       <w:numFmt w:val="bullet"/>
       <w:lvlText w:val=""/>
       <w:lvlJc w:val="left"/>
       <w:pPr>
+        <w:tabs>
+          <w:tab w:val="num" w:pos="0"/>
+        </w:tabs>
         <w:ind w:left="6480" w:hanging="360"/>
       </w:pPr>
       <w:rPr>
-        <w:rFonts w:ascii="Wingdings" w:hAnsi="Wingdings" w:hint="default"/>
+        <w:rFonts w:ascii="Wingdings" w:hAnsi="Wingdings" w:cs="Wingdings" w:hint="default"/>
       </w:rPr>
     </w:lvl>
   </w:abstractNum>
-  <w:abstractNum w:abstractNumId="3" w15:restartNumberingAfterBreak="0">
-    <w:nsid w:val="3DF05518"/>
-    <w:multiLevelType w:val="hybridMultilevel"/>
-    <w:tmpl w:val="88DCEAD4"/>
-    <w:lvl w:ilvl="0" w:tplc="040C0001">
+  <w:abstractNum w:abstractNumId="4">
+    <w:lvl w:ilvl="0">
       <w:start w:val="1"/>
       <w:numFmt w:val="bullet"/>
       <w:lvlText w:val=""/>
       <w:lvlJc w:val="left"/>
       <w:pPr>
+        <w:tabs>
+          <w:tab w:val="num" w:pos="0"/>
+        </w:tabs>
         <w:ind w:left="720" w:hanging="360"/>
       </w:pPr>
       <w:rPr>
-        <w:rFonts w:ascii="Symbol" w:hAnsi="Symbol" w:hint="default"/>
-      </w:rPr>
-    </w:lvl>
-    <w:lvl w:ilvl="1" w:tplc="040C0003" w:tentative="1">
+        <w:rFonts w:ascii="Symbol" w:hAnsi="Symbol" w:cs="Symbol" w:hint="default"/>
+      </w:rPr>
+    </w:lvl>
+    <w:lvl w:ilvl="1">
       <w:start w:val="1"/>
       <w:numFmt w:val="bullet"/>
       <w:lvlText w:val="o"/>
       <w:lvlJc w:val="left"/>
       <w:pPr>
+        <w:tabs>
+          <w:tab w:val="num" w:pos="0"/>
+        </w:tabs>
         <w:ind w:left="1440" w:hanging="360"/>
       </w:pPr>
       <w:rPr>
         <w:rFonts w:ascii="Courier New" w:hAnsi="Courier New" w:cs="Courier New" w:hint="default"/>
       </w:rPr>
     </w:lvl>
-    <w:lvl w:ilvl="2" w:tplc="040C0005" w:tentative="1">
+    <w:lvl w:ilvl="2">
       <w:start w:val="1"/>
       <w:numFmt w:val="bullet"/>
       <w:lvlText w:val=""/>
       <w:lvlJc w:val="left"/>
       <w:pPr>
+        <w:tabs>
+          <w:tab w:val="num" w:pos="0"/>
+        </w:tabs>
         <w:ind w:left="2160" w:hanging="360"/>
       </w:pPr>
       <w:rPr>
-        <w:rFonts w:ascii="Wingdings" w:hAnsi="Wingdings" w:hint="default"/>
-      </w:rPr>
-    </w:lvl>
-    <w:lvl w:ilvl="3" w:tplc="040C0001" w:tentative="1">
+        <w:rFonts w:ascii="Wingdings" w:hAnsi="Wingdings" w:cs="Wingdings" w:hint="default"/>
+      </w:rPr>
+    </w:lvl>
+    <w:lvl w:ilvl="3">
       <w:start w:val="1"/>
       <w:numFmt w:val="bullet"/>
       <w:lvlText w:val=""/>
       <w:lvlJc w:val="left"/>
       <w:pPr>
+        <w:tabs>
+          <w:tab w:val="num" w:pos="0"/>
+        </w:tabs>
         <w:ind w:left="2880" w:hanging="360"/>
       </w:pPr>
       <w:rPr>
-        <w:rFonts w:ascii="Symbol" w:hAnsi="Symbol" w:hint="default"/>
-      </w:rPr>
-    </w:lvl>
-    <w:lvl w:ilvl="4" w:tplc="040C0003" w:tentative="1">
+        <w:rFonts w:ascii="Symbol" w:hAnsi="Symbol" w:cs="Symbol" w:hint="default"/>
+      </w:rPr>
+    </w:lvl>
+    <w:lvl w:ilvl="4">
       <w:start w:val="1"/>
       <w:numFmt w:val="bullet"/>
       <w:lvlText w:val="o"/>
       <w:lvlJc w:val="left"/>
       <w:pPr>
+        <w:tabs>
+          <w:tab w:val="num" w:pos="0"/>
+        </w:tabs>
         <w:ind w:left="3600" w:hanging="360"/>
       </w:pPr>
       <w:rPr>
         <w:rFonts w:ascii="Courier New" w:hAnsi="Courier New" w:cs="Courier New" w:hint="default"/>
       </w:rPr>
     </w:lvl>
-    <w:lvl w:ilvl="5" w:tplc="040C0005" w:tentative="1">
+    <w:lvl w:ilvl="5">
       <w:start w:val="1"/>
       <w:numFmt w:val="bullet"/>
       <w:lvlText w:val=""/>
       <w:lvlJc w:val="left"/>
       <w:pPr>
+        <w:tabs>
+          <w:tab w:val="num" w:pos="0"/>
+        </w:tabs>
         <w:ind w:left="4320" w:hanging="360"/>
       </w:pPr>
       <w:rPr>
-        <w:rFonts w:ascii="Wingdings" w:hAnsi="Wingdings" w:hint="default"/>
-      </w:rPr>
-    </w:lvl>
-    <w:lvl w:ilvl="6" w:tplc="040C0001" w:tentative="1">
+        <w:rFonts w:ascii="Wingdings" w:hAnsi="Wingdings" w:cs="Wingdings" w:hint="default"/>
+      </w:rPr>
+    </w:lvl>
+    <w:lvl w:ilvl="6">
       <w:start w:val="1"/>
       <w:numFmt w:val="bullet"/>
       <w:lvlText w:val=""/>
       <w:lvlJc w:val="left"/>
       <w:pPr>
+        <w:tabs>
+          <w:tab w:val="num" w:pos="0"/>
+        </w:tabs>
         <w:ind w:left="5040" w:hanging="360"/>
       </w:pPr>
       <w:rPr>
-        <w:rFonts w:ascii="Symbol" w:hAnsi="Symbol" w:hint="default"/>
-      </w:rPr>
-    </w:lvl>
-    <w:lvl w:ilvl="7" w:tplc="040C0003" w:tentative="1">
+        <w:rFonts w:ascii="Symbol" w:hAnsi="Symbol" w:cs="Symbol" w:hint="default"/>
+      </w:rPr>
+    </w:lvl>
+    <w:lvl w:ilvl="7">
       <w:start w:val="1"/>
       <w:numFmt w:val="bullet"/>
       <w:lvlText w:val="o"/>
       <w:lvlJc w:val="left"/>
       <w:pPr>
+        <w:tabs>
+          <w:tab w:val="num" w:pos="0"/>
+        </w:tabs>
         <w:ind w:left="5760" w:hanging="360"/>
       </w:pPr>
       <w:rPr>
         <w:rFonts w:ascii="Courier New" w:hAnsi="Courier New" w:cs="Courier New" w:hint="default"/>
       </w:rPr>
     </w:lvl>
-    <w:lvl w:ilvl="8" w:tplc="040C0005" w:tentative="1">
+    <w:lvl w:ilvl="8">
       <w:start w:val="1"/>
       <w:numFmt w:val="bullet"/>
       <w:lvlText w:val=""/>
       <w:lvlJc w:val="left"/>
       <w:pPr>
+        <w:tabs>
+          <w:tab w:val="num" w:pos="0"/>
+        </w:tabs>
         <w:ind w:left="6480" w:hanging="360"/>
       </w:pPr>
       <w:rPr>
-        <w:rFonts w:ascii="Wingdings" w:hAnsi="Wingdings" w:hint="default"/>
+        <w:rFonts w:ascii="Wingdings" w:hAnsi="Wingdings" w:cs="Wingdings" w:hint="default"/>
       </w:rPr>
     </w:lvl>
   </w:abstractNum>
-  <w:abstractNum w:abstractNumId="4" w15:restartNumberingAfterBreak="0">
-    <w:nsid w:val="60E27B10"/>
-    <w:multiLevelType w:val="hybridMultilevel"/>
-    <w:tmpl w:val="F034AD74"/>
-    <w:lvl w:ilvl="0" w:tplc="040C0001">
+  <w:abstractNum w:abstractNumId="5">
+    <w:lvl w:ilvl="0">
       <w:start w:val="1"/>
       <w:numFmt w:val="bullet"/>
       <w:lvlText w:val=""/>
       <w:lvlJc w:val="left"/>
       <w:pPr>
+        <w:tabs>
+          <w:tab w:val="num" w:pos="0"/>
+        </w:tabs>
         <w:ind w:left="720" w:hanging="360"/>
       </w:pPr>
       <w:rPr>
-        <w:rFonts w:ascii="Symbol" w:hAnsi="Symbol" w:hint="default"/>
-      </w:rPr>
-    </w:lvl>
-    <w:lvl w:ilvl="1" w:tplc="040C0003" w:tentative="1">
+        <w:rFonts w:ascii="Symbol" w:hAnsi="Symbol" w:cs="Symbol" w:hint="default"/>
+      </w:rPr>
+    </w:lvl>
+    <w:lvl w:ilvl="1">
       <w:start w:val="1"/>
       <w:numFmt w:val="bullet"/>
       <w:lvlText w:val="o"/>
       <w:lvlJc w:val="left"/>
       <w:pPr>
+        <w:tabs>
+          <w:tab w:val="num" w:pos="0"/>
+        </w:tabs>
         <w:ind w:left="1440" w:hanging="360"/>
       </w:pPr>
       <w:rPr>
         <w:rFonts w:ascii="Courier New" w:hAnsi="Courier New" w:cs="Courier New" w:hint="default"/>
       </w:rPr>
     </w:lvl>
-    <w:lvl w:ilvl="2" w:tplc="040C0005" w:tentative="1">
+    <w:lvl w:ilvl="2">
       <w:start w:val="1"/>
       <w:numFmt w:val="bullet"/>
       <w:lvlText w:val=""/>
       <w:lvlJc w:val="left"/>
       <w:pPr>
+        <w:tabs>
+          <w:tab w:val="num" w:pos="0"/>
+        </w:tabs>
         <w:ind w:left="2160" w:hanging="360"/>
       </w:pPr>
       <w:rPr>
-        <w:rFonts w:ascii="Wingdings" w:hAnsi="Wingdings" w:hint="default"/>
-      </w:rPr>
-    </w:lvl>
-    <w:lvl w:ilvl="3" w:tplc="040C0001" w:tentative="1">
+        <w:rFonts w:ascii="Wingdings" w:hAnsi="Wingdings" w:cs="Wingdings" w:hint="default"/>
+      </w:rPr>
+    </w:lvl>
+    <w:lvl w:ilvl="3">
       <w:start w:val="1"/>
       <w:numFmt w:val="bullet"/>
       <w:lvlText w:val=""/>
       <w:lvlJc w:val="left"/>
       <w:pPr>
+        <w:tabs>
+          <w:tab w:val="num" w:pos="0"/>
+        </w:tabs>
         <w:ind w:left="2880" w:hanging="360"/>
       </w:pPr>
       <w:rPr>
-        <w:rFonts w:ascii="Symbol" w:hAnsi="Symbol" w:hint="default"/>
-      </w:rPr>
-    </w:lvl>
-    <w:lvl w:ilvl="4" w:tplc="040C0003" w:tentative="1">
+        <w:rFonts w:ascii="Symbol" w:hAnsi="Symbol" w:cs="Symbol" w:hint="default"/>
+      </w:rPr>
+    </w:lvl>
+    <w:lvl w:ilvl="4">
       <w:start w:val="1"/>
       <w:numFmt w:val="bullet"/>
       <w:lvlText w:val="o"/>
       <w:lvlJc w:val="left"/>
       <w:pPr>
+        <w:tabs>
+          <w:tab w:val="num" w:pos="0"/>
+        </w:tabs>
         <w:ind w:left="3600" w:hanging="360"/>
       </w:pPr>
       <w:rPr>
         <w:rFonts w:ascii="Courier New" w:hAnsi="Courier New" w:cs="Courier New" w:hint="default"/>
       </w:rPr>
     </w:lvl>
-    <w:lvl w:ilvl="5" w:tplc="040C0005" w:tentative="1">
+    <w:lvl w:ilvl="5">
       <w:start w:val="1"/>
       <w:numFmt w:val="bullet"/>
       <w:lvlText w:val=""/>
       <w:lvlJc w:val="left"/>
       <w:pPr>
+        <w:tabs>
+          <w:tab w:val="num" w:pos="0"/>
+        </w:tabs>
         <w:ind w:left="4320" w:hanging="360"/>
       </w:pPr>
       <w:rPr>
-        <w:rFonts w:ascii="Wingdings" w:hAnsi="Wingdings" w:hint="default"/>
-      </w:rPr>
-    </w:lvl>
-    <w:lvl w:ilvl="6" w:tplc="040C0001" w:tentative="1">
+        <w:rFonts w:ascii="Wingdings" w:hAnsi="Wingdings" w:cs="Wingdings" w:hint="default"/>
+      </w:rPr>
+    </w:lvl>
+    <w:lvl w:ilvl="6">
       <w:start w:val="1"/>
       <w:numFmt w:val="bullet"/>
       <w:lvlText w:val=""/>
       <w:lvlJc w:val="left"/>
       <w:pPr>
+        <w:tabs>
+          <w:tab w:val="num" w:pos="0"/>
+        </w:tabs>
         <w:ind w:left="5040" w:hanging="360"/>
       </w:pPr>
       <w:rPr>
-        <w:rFonts w:ascii="Symbol" w:hAnsi="Symbol" w:hint="default"/>
-      </w:rPr>
-    </w:lvl>
-    <w:lvl w:ilvl="7" w:tplc="040C0003" w:tentative="1">
+        <w:rFonts w:ascii="Symbol" w:hAnsi="Symbol" w:cs="Symbol" w:hint="default"/>
+      </w:rPr>
+    </w:lvl>
+    <w:lvl w:ilvl="7">
       <w:start w:val="1"/>
       <w:numFmt w:val="bullet"/>
       <w:lvlText w:val="o"/>
       <w:lvlJc w:val="left"/>
       <w:pPr>
+        <w:tabs>
+          <w:tab w:val="num" w:pos="0"/>
+        </w:tabs>
         <w:ind w:left="5760" w:hanging="360"/>
       </w:pPr>
       <w:rPr>
         <w:rFonts w:ascii="Courier New" w:hAnsi="Courier New" w:cs="Courier New" w:hint="default"/>
       </w:rPr>
     </w:lvl>
-    <w:lvl w:ilvl="8" w:tplc="040C0005" w:tentative="1">
+    <w:lvl w:ilvl="8">
       <w:start w:val="1"/>
       <w:numFmt w:val="bullet"/>
       <w:lvlText w:val=""/>
       <w:lvlJc w:val="left"/>
       <w:pPr>
+        <w:tabs>
+          <w:tab w:val="num" w:pos="0"/>
+        </w:tabs>
         <w:ind w:left="6480" w:hanging="360"/>
       </w:pPr>
       <w:rPr>
-        <w:rFonts w:ascii="Wingdings" w:hAnsi="Wingdings" w:hint="default"/>
+        <w:rFonts w:ascii="Wingdings" w:hAnsi="Wingdings" w:cs="Wingdings" w:hint="default"/>
       </w:rPr>
     </w:lvl>
   </w:abstractNum>
-  <w:abstractNum w:abstractNumId="5" w15:restartNumberingAfterBreak="0">
-    <w:nsid w:val="6A2435AD"/>
-    <w:multiLevelType w:val="hybridMultilevel"/>
-    <w:tmpl w:val="B986E81A"/>
-    <w:lvl w:ilvl="0" w:tplc="040C0001">
+  <w:abstractNum w:abstractNumId="6">
+    <w:lvl w:ilvl="0">
       <w:start w:val="1"/>
       <w:numFmt w:val="bullet"/>
       <w:lvlText w:val=""/>
       <w:lvlJc w:val="left"/>
       <w:pPr>
+        <w:tabs>
+          <w:tab w:val="num" w:pos="0"/>
+        </w:tabs>
         <w:ind w:left="720" w:hanging="360"/>
       </w:pPr>
       <w:rPr>
-        <w:rFonts w:ascii="Symbol" w:hAnsi="Symbol" w:hint="default"/>
-      </w:rPr>
-    </w:lvl>
-    <w:lvl w:ilvl="1" w:tplc="040C0003" w:tentative="1">
+        <w:rFonts w:ascii="Symbol" w:hAnsi="Symbol" w:cs="Symbol" w:hint="default"/>
+      </w:rPr>
+    </w:lvl>
+    <w:lvl w:ilvl="1">
       <w:start w:val="1"/>
       <w:numFmt w:val="bullet"/>
       <w:lvlText w:val="o"/>
       <w:lvlJc w:val="left"/>
       <w:pPr>
+        <w:tabs>
+          <w:tab w:val="num" w:pos="0"/>
+        </w:tabs>
         <w:ind w:left="1440" w:hanging="360"/>
       </w:pPr>
       <w:rPr>
         <w:rFonts w:ascii="Courier New" w:hAnsi="Courier New" w:cs="Courier New" w:hint="default"/>
       </w:rPr>
     </w:lvl>
-    <w:lvl w:ilvl="2" w:tplc="040C0005" w:tentative="1">
+    <w:lvl w:ilvl="2">
       <w:start w:val="1"/>
       <w:numFmt w:val="bullet"/>
       <w:lvlText w:val=""/>
       <w:lvlJc w:val="left"/>
       <w:pPr>
+        <w:tabs>
+          <w:tab w:val="num" w:pos="0"/>
+        </w:tabs>
         <w:ind w:left="2160" w:hanging="360"/>
       </w:pPr>
       <w:rPr>
-        <w:rFonts w:ascii="Wingdings" w:hAnsi="Wingdings" w:hint="default"/>
-      </w:rPr>
-    </w:lvl>
-    <w:lvl w:ilvl="3" w:tplc="040C0001" w:tentative="1">
+        <w:rFonts w:ascii="Wingdings" w:hAnsi="Wingdings" w:cs="Wingdings" w:hint="default"/>
+      </w:rPr>
+    </w:lvl>
+    <w:lvl w:ilvl="3">
       <w:start w:val="1"/>
       <w:numFmt w:val="bullet"/>
       <w:lvlText w:val=""/>
       <w:lvlJc w:val="left"/>
       <w:pPr>
+        <w:tabs>
+          <w:tab w:val="num" w:pos="0"/>
+        </w:tabs>
         <w:ind w:left="2880" w:hanging="360"/>
       </w:pPr>
       <w:rPr>
-        <w:rFonts w:ascii="Symbol" w:hAnsi="Symbol" w:hint="default"/>
-      </w:rPr>
-    </w:lvl>
-    <w:lvl w:ilvl="4" w:tplc="040C0003" w:tentative="1">
+        <w:rFonts w:ascii="Symbol" w:hAnsi="Symbol" w:cs="Symbol" w:hint="default"/>
+      </w:rPr>
+    </w:lvl>
+    <w:lvl w:ilvl="4">
       <w:start w:val="1"/>
       <w:numFmt w:val="bullet"/>
       <w:lvlText w:val="o"/>
       <w:lvlJc w:val="left"/>
       <w:pPr>
+        <w:tabs>
+          <w:tab w:val="num" w:pos="0"/>
+        </w:tabs>
         <w:ind w:left="3600" w:hanging="360"/>
       </w:pPr>
       <w:rPr>
         <w:rFonts w:ascii="Courier New" w:hAnsi="Courier New" w:cs="Courier New" w:hint="default"/>
       </w:rPr>
     </w:lvl>
-    <w:lvl w:ilvl="5" w:tplc="040C0005" w:tentative="1">
+    <w:lvl w:ilvl="5">
       <w:start w:val="1"/>
       <w:numFmt w:val="bullet"/>
       <w:lvlText w:val=""/>
       <w:lvlJc w:val="left"/>
       <w:pPr>
+        <w:tabs>
+          <w:tab w:val="num" w:pos="0"/>
+        </w:tabs>
         <w:ind w:left="4320" w:hanging="360"/>
       </w:pPr>
       <w:rPr>
-        <w:rFonts w:ascii="Wingdings" w:hAnsi="Wingdings" w:hint="default"/>
-      </w:rPr>
-    </w:lvl>
-    <w:lvl w:ilvl="6" w:tplc="040C0001" w:tentative="1">
+        <w:rFonts w:ascii="Wingdings" w:hAnsi="Wingdings" w:cs="Wingdings" w:hint="default"/>
+      </w:rPr>
+    </w:lvl>
+    <w:lvl w:ilvl="6">
       <w:start w:val="1"/>
       <w:numFmt w:val="bullet"/>
       <w:lvlText w:val=""/>
       <w:lvlJc w:val="left"/>
       <w:pPr>
+        <w:tabs>
+          <w:tab w:val="num" w:pos="0"/>
+        </w:tabs>
         <w:ind w:left="5040" w:hanging="360"/>
       </w:pPr>
       <w:rPr>
-        <w:rFonts w:ascii="Symbol" w:hAnsi="Symbol" w:hint="default"/>
-      </w:rPr>
-    </w:lvl>
-    <w:lvl w:ilvl="7" w:tplc="040C0003" w:tentative="1">
+        <w:rFonts w:ascii="Symbol" w:hAnsi="Symbol" w:cs="Symbol" w:hint="default"/>
+      </w:rPr>
+    </w:lvl>
+    <w:lvl w:ilvl="7">
       <w:start w:val="1"/>
       <w:numFmt w:val="bullet"/>
       <w:lvlText w:val="o"/>
       <w:lvlJc w:val="left"/>
       <w:pPr>
+        <w:tabs>
+          <w:tab w:val="num" w:pos="0"/>
+        </w:tabs>
         <w:ind w:left="5760" w:hanging="360"/>
       </w:pPr>
       <w:rPr>
         <w:rFonts w:ascii="Courier New" w:hAnsi="Courier New" w:cs="Courier New" w:hint="default"/>
       </w:rPr>
     </w:lvl>
-    <w:lvl w:ilvl="8" w:tplc="040C0005" w:tentative="1">
+    <w:lvl w:ilvl="8">
       <w:start w:val="1"/>
       <w:numFmt w:val="bullet"/>
       <w:lvlText w:val=""/>
       <w:lvlJc w:val="left"/>
       <w:pPr>
+        <w:tabs>
+          <w:tab w:val="num" w:pos="0"/>
+        </w:tabs>
         <w:ind w:left="6480" w:hanging="360"/>
       </w:pPr>
       <w:rPr>
-        <w:rFonts w:ascii="Wingdings" w:hAnsi="Wingdings" w:hint="default"/>
-      </w:rPr>
+        <w:rFonts w:ascii="Wingdings" w:hAnsi="Wingdings" w:cs="Wingdings" w:hint="default"/>
+      </w:rPr>
+    </w:lvl>
+  </w:abstractNum>
+  <w:abstractNum w:abstractNumId="7">
+    <w:lvl w:ilvl="0">
+      <w:start w:val="1"/>
+      <w:numFmt w:val="none"/>
+      <w:suff w:val="nothing"/>
+      <w:lvlText w:val=""/>
+      <w:lvlJc w:val="left"/>
+      <w:pPr>
+        <w:tabs>
+          <w:tab w:val="num" w:pos="0"/>
+        </w:tabs>
+        <w:ind w:left="0" w:hanging="0"/>
+      </w:pPr>
+    </w:lvl>
+    <w:lvl w:ilvl="1">
+      <w:start w:val="1"/>
+      <w:numFmt w:val="none"/>
+      <w:suff w:val="nothing"/>
+      <w:lvlText w:val=""/>
+      <w:lvlJc w:val="left"/>
+      <w:pPr>
+        <w:tabs>
+          <w:tab w:val="num" w:pos="0"/>
+        </w:tabs>
+        <w:ind w:left="0" w:hanging="0"/>
+      </w:pPr>
+    </w:lvl>
+    <w:lvl w:ilvl="2">
+      <w:start w:val="1"/>
+      <w:numFmt w:val="none"/>
+      <w:suff w:val="nothing"/>
+      <w:lvlText w:val=""/>
+      <w:lvlJc w:val="left"/>
+      <w:pPr>
+        <w:tabs>
+          <w:tab w:val="num" w:pos="0"/>
+        </w:tabs>
+        <w:ind w:left="0" w:hanging="0"/>
+      </w:pPr>
+    </w:lvl>
+    <w:lvl w:ilvl="3">
+      <w:start w:val="1"/>
+      <w:numFmt w:val="none"/>
+      <w:suff w:val="nothing"/>
+      <w:lvlText w:val=""/>
+      <w:lvlJc w:val="left"/>
+      <w:pPr>
+        <w:tabs>
+          <w:tab w:val="num" w:pos="0"/>
+        </w:tabs>
+        <w:ind w:left="0" w:hanging="0"/>
+      </w:pPr>
+    </w:lvl>
+    <w:lvl w:ilvl="4">
+      <w:start w:val="1"/>
+      <w:numFmt w:val="none"/>
+      <w:suff w:val="nothing"/>
+      <w:lvlText w:val=""/>
+      <w:lvlJc w:val="left"/>
+      <w:pPr>
+        <w:tabs>
+          <w:tab w:val="num" w:pos="0"/>
+        </w:tabs>
+        <w:ind w:left="0" w:hanging="0"/>
+      </w:pPr>
+    </w:lvl>
+    <w:lvl w:ilvl="5">
+      <w:start w:val="1"/>
+      <w:numFmt w:val="none"/>
+      <w:suff w:val="nothing"/>
+      <w:lvlText w:val=""/>
+      <w:lvlJc w:val="left"/>
+      <w:pPr>
+        <w:tabs>
+          <w:tab w:val="num" w:pos="0"/>
+        </w:tabs>
+        <w:ind w:left="0" w:hanging="0"/>
+      </w:pPr>
+    </w:lvl>
+    <w:lvl w:ilvl="6">
+      <w:start w:val="1"/>
+      <w:numFmt w:val="none"/>
+      <w:suff w:val="nothing"/>
+      <w:lvlText w:val=""/>
+      <w:lvlJc w:val="left"/>
+      <w:pPr>
+        <w:tabs>
+          <w:tab w:val="num" w:pos="0"/>
+        </w:tabs>
+        <w:ind w:left="0" w:hanging="0"/>
+      </w:pPr>
+    </w:lvl>
+    <w:lvl w:ilvl="7">
+      <w:start w:val="1"/>
+      <w:numFmt w:val="none"/>
+      <w:suff w:val="nothing"/>
+      <w:lvlText w:val=""/>
+      <w:lvlJc w:val="left"/>
+      <w:pPr>
+        <w:tabs>
+          <w:tab w:val="num" w:pos="0"/>
+        </w:tabs>
+        <w:ind w:left="0" w:hanging="0"/>
+      </w:pPr>
+    </w:lvl>
+    <w:lvl w:ilvl="8">
+      <w:start w:val="1"/>
+      <w:numFmt w:val="none"/>
+      <w:suff w:val="nothing"/>
+      <w:lvlText w:val=""/>
+      <w:lvlJc w:val="left"/>
+      <w:pPr>
+        <w:tabs>
+          <w:tab w:val="num" w:pos="0"/>
+        </w:tabs>
+        <w:ind w:left="0" w:hanging="0"/>
+      </w:pPr>
     </w:lvl>
   </w:abstractNum>
   <w:num w:numId="1">
+    <w:abstractNumId w:val="1"/>
+  </w:num>
+  <w:num w:numId="2">
+    <w:abstractNumId w:val="2"/>
+  </w:num>
+  <w:num w:numId="3">
     <w:abstractNumId w:val="3"/>
   </w:num>
-  <w:num w:numId="2">
+  <w:num w:numId="4">
+    <w:abstractNumId w:val="4"/>
+  </w:num>
+  <w:num w:numId="5">
     <w:abstractNumId w:val="5"/>
   </w:num>
-  <w:num w:numId="3">
-    <w:abstractNumId w:val="4"/>
+  <w:num w:numId="6">
+    <w:abstractNumId w:val="6"/>
   </w:num>
-  <w:num w:numId="4">
-    <w:abstractNumId w:val="0"/>
-  </w:num>
-  <w:num w:numId="5">
-    <w:abstractNumId w:val="2"/>
-  </w:num>
-  <w:num w:numId="6">
-    <w:abstractNumId w:val="1"/>
+  <w:num w:numId="7">
+    <w:abstractNumId w:val="7"/>
   </w:num>
 </w:numbering>
 </file>
 
 <file path=word/styles.xml><?xml version="1.0" encoding="utf-8"?>
-<w:styles xmlns:mc="http://schemas.openxmlformats.org/markup-compatibility/2006" xmlns:r="http://schemas.openxmlformats.org/officeDocument/2006/relationships" xmlns:w="http://schemas.openxmlformats.org/wordprocessingml/2006/main" xmlns:w14="http://schemas.microsoft.com/office/word/2010/wordml" xmlns:w15="http://schemas.microsoft.com/office/word/2012/wordml" xmlns:w16cex="http://schemas.microsoft.com/office/word/2018/wordml/cex" xmlns:w16cid="http://schemas.microsoft.com/office/word/2016/wordml/cid" xmlns:w16="http://schemas.microsoft.com/office/word/2018/wordml" xmlns:w16sdtdh="http://schemas.microsoft.com/office/word/2020/wordml/sdtdatahash" xmlns:w16se="http://schemas.microsoft.com/office/word/2015/wordml/symex" mc:Ignorable="w14 w15 w16se w16cid w16 w16cex w16sdtdh">
+<w:styles xmlns:w="http://schemas.openxmlformats.org/wordprocessingml/2006/main" xmlns:w14="http://schemas.microsoft.com/office/word/2010/wordml" xmlns:mc="http://schemas.openxmlformats.org/markup-compatibility/2006" mc:Ignorable="w14">
   <w:docDefaults>
     <w:rPrDefault>
       <w:rPr>
-        <w:rFonts w:asciiTheme="minorHAnsi" w:eastAsiaTheme="minorEastAsia" w:hAnsiTheme="minorHAnsi" w:cstheme="minorBidi"/>
+        <w:rFonts w:ascii="Calibri" w:hAnsi="Calibri" w:eastAsia="" w:cs="" w:asciiTheme="minorHAnsi" w:cstheme="minorBidi" w:eastAsiaTheme="minorEastAsia" w:hAnsiTheme="minorHAnsi"/>
         <w:sz w:val="22"/>
         <w:szCs w:val="22"/>
         <w:lang w:val="fr-FR" w:eastAsia="en-US" w:bidi="ar-SA"/>
@@ -1603,21 +2969,21 @@
     </w:rPrDefault>
     <w:pPrDefault>
       <w:pPr>
-        <w:spacing w:after="200" w:line="276" w:lineRule="auto"/>
+        <w:suppressAutoHyphens w:val="true"/>
       </w:pPr>
     </w:pPrDefault>
   </w:docDefaults>
   <w:latentStyles w:defLockedState="0" w:defUIPriority="99" w:defSemiHidden="0" w:defUnhideWhenUsed="0" w:defQFormat="0" w:count="376">
     <w:lsdException w:name="Normal" w:uiPriority="0" w:qFormat="1"/>
     <w:lsdException w:name="heading 1" w:uiPriority="9" w:qFormat="1"/>
-    <w:lsdException w:name="heading 2" w:semiHidden="1" w:uiPriority="9" w:unhideWhenUsed="1" w:qFormat="1"/>
-    <w:lsdException w:name="heading 3" w:semiHidden="1" w:uiPriority="9" w:unhideWhenUsed="1" w:qFormat="1"/>
-    <w:lsdException w:name="heading 4" w:semiHidden="1" w:uiPriority="9" w:unhideWhenUsed="1" w:qFormat="1"/>
-    <w:lsdException w:name="heading 5" w:semiHidden="1" w:uiPriority="9" w:unhideWhenUsed="1" w:qFormat="1"/>
-    <w:lsdException w:name="heading 6" w:semiHidden="1" w:uiPriority="9" w:unhideWhenUsed="1" w:qFormat="1"/>
-    <w:lsdException w:name="heading 7" w:semiHidden="1" w:uiPriority="9" w:unhideWhenUsed="1" w:qFormat="1"/>
-    <w:lsdException w:name="heading 8" w:semiHidden="1" w:uiPriority="9" w:unhideWhenUsed="1" w:qFormat="1"/>
-    <w:lsdException w:name="heading 9" w:semiHidden="1" w:uiPriority="9" w:unhideWhenUsed="1" w:qFormat="1"/>
+    <w:lsdException w:name="heading 2" w:uiPriority="9" w:semiHidden="1" w:unhideWhenUsed="1" w:qFormat="1"/>
+    <w:lsdException w:name="heading 3" w:uiPriority="9" w:semiHidden="1" w:unhideWhenUsed="1" w:qFormat="1"/>
+    <w:lsdException w:name="heading 4" w:uiPriority="9" w:semiHidden="1" w:unhideWhenUsed="1" w:qFormat="1"/>
+    <w:lsdException w:name="heading 5" w:uiPriority="9" w:semiHidden="1" w:unhideWhenUsed="1" w:qFormat="1"/>
+    <w:lsdException w:name="heading 6" w:uiPriority="9" w:semiHidden="1" w:unhideWhenUsed="1" w:qFormat="1"/>
+    <w:lsdException w:name="heading 7" w:uiPriority="9" w:semiHidden="1" w:unhideWhenUsed="1" w:qFormat="1"/>
+    <w:lsdException w:name="heading 8" w:uiPriority="9" w:semiHidden="1" w:unhideWhenUsed="1" w:qFormat="1"/>
+    <w:lsdException w:name="heading 9" w:uiPriority="9" w:semiHidden="1" w:unhideWhenUsed="1" w:qFormat="1"/>
     <w:lsdException w:name="index 1" w:semiHidden="1" w:unhideWhenUsed="1"/>
     <w:lsdException w:name="index 2" w:semiHidden="1" w:unhideWhenUsed="1"/>
     <w:lsdException w:name="index 3" w:semiHidden="1" w:unhideWhenUsed="1"/>
@@ -1627,22 +2993,22 @@
     <w:lsdException w:name="index 7" w:semiHidden="1" w:unhideWhenUsed="1"/>
     <w:lsdException w:name="index 8" w:semiHidden="1" w:unhideWhenUsed="1"/>
     <w:lsdException w:name="index 9" w:semiHidden="1" w:unhideWhenUsed="1"/>
-    <w:lsdException w:name="toc 1" w:semiHidden="1" w:uiPriority="39" w:unhideWhenUsed="1"/>
-    <w:lsdException w:name="toc 2" w:semiHidden="1" w:uiPriority="39" w:unhideWhenUsed="1"/>
-    <w:lsdException w:name="toc 3" w:semiHidden="1" w:uiPriority="39" w:unhideWhenUsed="1"/>
-    <w:lsdException w:name="toc 4" w:semiHidden="1" w:uiPriority="39" w:unhideWhenUsed="1"/>
-    <w:lsdException w:name="toc 5" w:semiHidden="1" w:uiPriority="39" w:unhideWhenUsed="1"/>
-    <w:lsdException w:name="toc 6" w:semiHidden="1" w:uiPriority="39" w:unhideWhenUsed="1"/>
-    <w:lsdException w:name="toc 7" w:semiHidden="1" w:uiPriority="39" w:unhideWhenUsed="1"/>
-    <w:lsdException w:name="toc 8" w:semiHidden="1" w:uiPriority="39" w:unhideWhenUsed="1"/>
-    <w:lsdException w:name="toc 9" w:semiHidden="1" w:uiPriority="39" w:unhideWhenUsed="1"/>
+    <w:lsdException w:name="toc 1" w:uiPriority="39" w:semiHidden="1" w:unhideWhenUsed="1"/>
+    <w:lsdException w:name="toc 2" w:uiPriority="39" w:semiHidden="1" w:unhideWhenUsed="1"/>
+    <w:lsdException w:name="toc 3" w:uiPriority="39" w:semiHidden="1" w:unhideWhenUsed="1"/>
+    <w:lsdException w:name="toc 4" w:uiPriority="39" w:semiHidden="1" w:unhideWhenUsed="1"/>
+    <w:lsdException w:name="toc 5" w:uiPriority="39" w:semiHidden="1" w:unhideWhenUsed="1"/>
+    <w:lsdException w:name="toc 6" w:uiPriority="39" w:semiHidden="1" w:unhideWhenUsed="1"/>
+    <w:lsdException w:name="toc 7" w:uiPriority="39" w:semiHidden="1" w:unhideWhenUsed="1"/>
+    <w:lsdException w:name="toc 8" w:uiPriority="39" w:semiHidden="1" w:unhideWhenUsed="1"/>
+    <w:lsdException w:name="toc 9" w:uiPriority="39" w:semiHidden="1" w:unhideWhenUsed="1"/>
     <w:lsdException w:name="Normal Indent" w:semiHidden="1" w:unhideWhenUsed="1"/>
     <w:lsdException w:name="footnote text" w:semiHidden="1" w:unhideWhenUsed="1"/>
     <w:lsdException w:name="annotation text" w:semiHidden="1" w:unhideWhenUsed="1"/>
     <w:lsdException w:name="header" w:semiHidden="1" w:unhideWhenUsed="1"/>
     <w:lsdException w:name="footer" w:semiHidden="1" w:unhideWhenUsed="1"/>
     <w:lsdException w:name="index heading" w:semiHidden="1" w:unhideWhenUsed="1"/>
-    <w:lsdException w:name="caption" w:semiHidden="1" w:uiPriority="35" w:unhideWhenUsed="1" w:qFormat="1"/>
+    <w:lsdException w:name="caption" w:uiPriority="35" w:semiHidden="1" w:unhideWhenUsed="1" w:qFormat="1"/>
     <w:lsdException w:name="table of figures" w:semiHidden="1" w:unhideWhenUsed="1"/>
     <w:lsdException w:name="envelope address" w:semiHidden="1" w:unhideWhenUsed="1"/>
     <w:lsdException w:name="envelope return" w:semiHidden="1" w:unhideWhenUsed="1"/>
@@ -1673,7 +3039,7 @@
     <w:lsdException w:name="Title" w:uiPriority="10" w:qFormat="1"/>
     <w:lsdException w:name="Closing" w:semiHidden="1" w:unhideWhenUsed="1"/>
     <w:lsdException w:name="Signature" w:semiHidden="1" w:unhideWhenUsed="1"/>
-    <w:lsdException w:name="Default Paragraph Font" w:semiHidden="1" w:uiPriority="1" w:unhideWhenUsed="1"/>
+    <w:lsdException w:name="Default Paragraph Font" w:uiPriority="1" w:semiHidden="1" w:unhideWhenUsed="1"/>
     <w:lsdException w:name="Body Text" w:semiHidden="1" w:unhideWhenUsed="1"/>
     <w:lsdException w:name="Body Text Indent" w:semiHidden="1" w:unhideWhenUsed="1"/>
     <w:lsdException w:name="List Continue" w:semiHidden="1" w:unhideWhenUsed="1"/>
@@ -1873,8 +3239,8 @@
     <w:lsdException w:name="Subtle Reference" w:uiPriority="31" w:qFormat="1"/>
     <w:lsdException w:name="Intense Reference" w:uiPriority="32" w:qFormat="1"/>
     <w:lsdException w:name="Book Title" w:uiPriority="33" w:qFormat="1"/>
-    <w:lsdException w:name="Bibliography" w:semiHidden="1" w:uiPriority="37" w:unhideWhenUsed="1"/>
-    <w:lsdException w:name="TOC Heading" w:semiHidden="1" w:uiPriority="39" w:unhideWhenUsed="1" w:qFormat="1"/>
+    <w:lsdException w:name="Bibliography" w:uiPriority="37" w:semiHidden="1" w:unhideWhenUsed="1"/>
+    <w:lsdException w:name="TOC Heading" w:uiPriority="39" w:semiHidden="1" w:unhideWhenUsed="1" w:qFormat="1"/>
     <w:lsdException w:name="Plain Table 1" w:uiPriority="41"/>
     <w:lsdException w:name="Plain Table 2" w:uiPriority="42"/>
     <w:lsdException w:name="Plain Table 3" w:uiPriority="43"/>
@@ -1985,36 +3351,50 @@
     <w:lsdException w:name="Unresolved Mention" w:semiHidden="1" w:unhideWhenUsed="1"/>
     <w:lsdException w:name="Smart Link" w:semiHidden="1" w:unhideWhenUsed="1"/>
   </w:latentStyles>
-  <w:style w:type="paragraph" w:default="1" w:styleId="Normal">
+  <w:style w:type="paragraph" w:styleId="Normal" w:default="1">
     <w:name w:val="Normal"/>
     <w:qFormat/>
-    <w:rsid w:val="00F36F34"/>
-  </w:style>
-  <w:style w:type="paragraph" w:styleId="Titre1">
-    <w:name w:val="heading 1"/>
+    <w:rsid w:val="00f36f34"/>
+    <w:pPr>
+      <w:widowControl/>
+      <w:bidi w:val="0"/>
+      <w:spacing w:lineRule="auto" w:line="276" w:before="0" w:after="200"/>
+      <w:jc w:val="left"/>
+    </w:pPr>
+    <w:rPr>
+      <w:rFonts w:ascii="Calibri" w:hAnsi="Calibri" w:eastAsia="" w:cs="" w:asciiTheme="minorHAnsi" w:cstheme="minorBidi" w:eastAsiaTheme="minorEastAsia" w:hAnsiTheme="minorHAnsi"/>
+      <w:color w:val="auto"/>
+      <w:kern w:val="0"/>
+      <w:sz w:val="22"/>
+      <w:szCs w:val="22"/>
+      <w:lang w:val="fr-FR" w:eastAsia="en-US" w:bidi="ar-SA"/>
+    </w:rPr>
+  </w:style>
+  <w:style w:type="paragraph" w:styleId="Heading1">
+    <w:name w:val="Heading 1"/>
     <w:basedOn w:val="Normal"/>
     <w:next w:val="Normal"/>
     <w:link w:val="Titre1Car"/>
     <w:uiPriority w:val="9"/>
     <w:qFormat/>
-    <w:rsid w:val="00F36F34"/>
+    <w:rsid w:val="00f36f34"/>
     <w:pPr>
-      <w:keepNext/>
+      <w:keepNext w:val="true"/>
       <w:keepLines/>
       <w:spacing w:before="480" w:after="0"/>
       <w:outlineLvl w:val="0"/>
     </w:pPr>
     <w:rPr>
-      <w:rFonts w:asciiTheme="majorHAnsi" w:eastAsiaTheme="majorEastAsia" w:hAnsiTheme="majorHAnsi" w:cstheme="majorBidi"/>
+      <w:rFonts w:ascii="Calibri Light" w:hAnsi="Calibri Light" w:eastAsia="" w:cs="" w:asciiTheme="majorHAnsi" w:cstheme="majorBidi" w:eastAsiaTheme="majorEastAsia" w:hAnsiTheme="majorHAnsi"/>
       <w:b/>
       <w:bCs/>
-      <w:color w:val="2F5496" w:themeColor="accent1" w:themeShade="BF"/>
+      <w:color w:val="2F5496" w:themeColor="accent1" w:themeShade="bf"/>
       <w:sz w:val="28"/>
       <w:szCs w:val="28"/>
     </w:rPr>
   </w:style>
-  <w:style w:type="paragraph" w:styleId="Titre2">
-    <w:name w:val="heading 2"/>
+  <w:style w:type="paragraph" w:styleId="Heading2">
+    <w:name w:val="Heading 2"/>
     <w:basedOn w:val="Normal"/>
     <w:next w:val="Normal"/>
     <w:link w:val="Titre2Car"/>
@@ -2022,15 +3402,15 @@
     <w:semiHidden/>
     <w:unhideWhenUsed/>
     <w:qFormat/>
-    <w:rsid w:val="00F36F34"/>
+    <w:rsid w:val="00f36f34"/>
     <w:pPr>
-      <w:keepNext/>
+      <w:keepNext w:val="true"/>
       <w:keepLines/>
       <w:spacing w:before="200" w:after="0"/>
       <w:outlineLvl w:val="1"/>
     </w:pPr>
     <w:rPr>
-      <w:rFonts w:asciiTheme="majorHAnsi" w:eastAsiaTheme="majorEastAsia" w:hAnsiTheme="majorHAnsi" w:cstheme="majorBidi"/>
+      <w:rFonts w:ascii="Calibri Light" w:hAnsi="Calibri Light" w:eastAsia="" w:cs="" w:asciiTheme="majorHAnsi" w:cstheme="majorBidi" w:eastAsiaTheme="majorEastAsia" w:hAnsiTheme="majorHAnsi"/>
       <w:b/>
       <w:bCs/>
       <w:color w:val="4472C4" w:themeColor="accent1"/>
@@ -2038,8 +3418,8 @@
       <w:szCs w:val="26"/>
     </w:rPr>
   </w:style>
-  <w:style w:type="paragraph" w:styleId="Titre3">
-    <w:name w:val="heading 3"/>
+  <w:style w:type="paragraph" w:styleId="Heading3">
+    <w:name w:val="Heading 3"/>
     <w:basedOn w:val="Normal"/>
     <w:next w:val="Normal"/>
     <w:link w:val="Titre3Car"/>
@@ -2047,22 +3427,22 @@
     <w:semiHidden/>
     <w:unhideWhenUsed/>
     <w:qFormat/>
-    <w:rsid w:val="00F36F34"/>
+    <w:rsid w:val="00f36f34"/>
     <w:pPr>
-      <w:keepNext/>
+      <w:keepNext w:val="true"/>
       <w:keepLines/>
       <w:spacing w:before="200" w:after="0"/>
       <w:outlineLvl w:val="2"/>
     </w:pPr>
     <w:rPr>
-      <w:rFonts w:asciiTheme="majorHAnsi" w:eastAsiaTheme="majorEastAsia" w:hAnsiTheme="majorHAnsi" w:cstheme="majorBidi"/>
+      <w:rFonts w:ascii="Calibri Light" w:hAnsi="Calibri Light" w:eastAsia="" w:cs="" w:asciiTheme="majorHAnsi" w:cstheme="majorBidi" w:eastAsiaTheme="majorEastAsia" w:hAnsiTheme="majorHAnsi"/>
       <w:b/>
       <w:bCs/>
       <w:color w:val="4472C4" w:themeColor="accent1"/>
     </w:rPr>
   </w:style>
-  <w:style w:type="paragraph" w:styleId="Titre4">
-    <w:name w:val="heading 4"/>
+  <w:style w:type="paragraph" w:styleId="Heading4">
+    <w:name w:val="Heading 4"/>
     <w:basedOn w:val="Normal"/>
     <w:next w:val="Normal"/>
     <w:link w:val="Titre4Car"/>
@@ -2070,15 +3450,15 @@
     <w:semiHidden/>
     <w:unhideWhenUsed/>
     <w:qFormat/>
-    <w:rsid w:val="00F36F34"/>
+    <w:rsid w:val="00f36f34"/>
     <w:pPr>
-      <w:keepNext/>
+      <w:keepNext w:val="true"/>
       <w:keepLines/>
       <w:spacing w:before="200" w:after="0"/>
       <w:outlineLvl w:val="3"/>
     </w:pPr>
     <w:rPr>
-      <w:rFonts w:asciiTheme="majorHAnsi" w:eastAsiaTheme="majorEastAsia" w:hAnsiTheme="majorHAnsi" w:cstheme="majorBidi"/>
+      <w:rFonts w:ascii="Calibri Light" w:hAnsi="Calibri Light" w:eastAsia="" w:cs="" w:asciiTheme="majorHAnsi" w:cstheme="majorBidi" w:eastAsiaTheme="majorEastAsia" w:hAnsiTheme="majorHAnsi"/>
       <w:b/>
       <w:bCs/>
       <w:i/>
@@ -2086,8 +3466,8 @@
       <w:color w:val="4472C4" w:themeColor="accent1"/>
     </w:rPr>
   </w:style>
-  <w:style w:type="paragraph" w:styleId="Titre5">
-    <w:name w:val="heading 5"/>
+  <w:style w:type="paragraph" w:styleId="Heading5">
+    <w:name w:val="Heading 5"/>
     <w:basedOn w:val="Normal"/>
     <w:next w:val="Normal"/>
     <w:link w:val="Titre5Car"/>
@@ -2095,20 +3475,20 @@
     <w:semiHidden/>
     <w:unhideWhenUsed/>
     <w:qFormat/>
-    <w:rsid w:val="00F36F34"/>
+    <w:rsid w:val="00f36f34"/>
     <w:pPr>
-      <w:keepNext/>
+      <w:keepNext w:val="true"/>
       <w:keepLines/>
       <w:spacing w:before="200" w:after="0"/>
       <w:outlineLvl w:val="4"/>
     </w:pPr>
     <w:rPr>
-      <w:rFonts w:asciiTheme="majorHAnsi" w:eastAsiaTheme="majorEastAsia" w:hAnsiTheme="majorHAnsi" w:cstheme="majorBidi"/>
-      <w:color w:val="1F3763" w:themeColor="accent1" w:themeShade="7F"/>
+      <w:rFonts w:ascii="Calibri Light" w:hAnsi="Calibri Light" w:eastAsia="" w:cs="" w:asciiTheme="majorHAnsi" w:cstheme="majorBidi" w:eastAsiaTheme="majorEastAsia" w:hAnsiTheme="majorHAnsi"/>
+      <w:color w:val="1F3763" w:themeColor="accent1" w:themeShade="7f"/>
     </w:rPr>
   </w:style>
-  <w:style w:type="paragraph" w:styleId="Titre6">
-    <w:name w:val="heading 6"/>
+  <w:style w:type="paragraph" w:styleId="Heading6">
+    <w:name w:val="Heading 6"/>
     <w:basedOn w:val="Normal"/>
     <w:next w:val="Normal"/>
     <w:link w:val="Titre6Car"/>
@@ -2116,22 +3496,22 @@
     <w:semiHidden/>
     <w:unhideWhenUsed/>
     <w:qFormat/>
-    <w:rsid w:val="00F36F34"/>
+    <w:rsid w:val="00f36f34"/>
     <w:pPr>
-      <w:keepNext/>
+      <w:keepNext w:val="true"/>
       <w:keepLines/>
       <w:spacing w:before="200" w:after="0"/>
       <w:outlineLvl w:val="5"/>
     </w:pPr>
     <w:rPr>
-      <w:rFonts w:asciiTheme="majorHAnsi" w:eastAsiaTheme="majorEastAsia" w:hAnsiTheme="majorHAnsi" w:cstheme="majorBidi"/>
+      <w:rFonts w:ascii="Calibri Light" w:hAnsi="Calibri Light" w:eastAsia="" w:cs="" w:asciiTheme="majorHAnsi" w:cstheme="majorBidi" w:eastAsiaTheme="majorEastAsia" w:hAnsiTheme="majorHAnsi"/>
       <w:i/>
       <w:iCs/>
-      <w:color w:val="1F3763" w:themeColor="accent1" w:themeShade="7F"/>
+      <w:color w:val="1F3763" w:themeColor="accent1" w:themeShade="7f"/>
     </w:rPr>
   </w:style>
-  <w:style w:type="paragraph" w:styleId="Titre7">
-    <w:name w:val="heading 7"/>
+  <w:style w:type="paragraph" w:styleId="Heading7">
+    <w:name w:val="Heading 7"/>
     <w:basedOn w:val="Normal"/>
     <w:next w:val="Normal"/>
     <w:link w:val="Titre7Car"/>
@@ -2139,22 +3519,22 @@
     <w:semiHidden/>
     <w:unhideWhenUsed/>
     <w:qFormat/>
-    <w:rsid w:val="00F36F34"/>
+    <w:rsid w:val="00f36f34"/>
     <w:pPr>
-      <w:keepNext/>
+      <w:keepNext w:val="true"/>
       <w:keepLines/>
       <w:spacing w:before="200" w:after="0"/>
       <w:outlineLvl w:val="6"/>
     </w:pPr>
     <w:rPr>
-      <w:rFonts w:asciiTheme="majorHAnsi" w:eastAsiaTheme="majorEastAsia" w:hAnsiTheme="majorHAnsi" w:cstheme="majorBidi"/>
+      <w:rFonts w:ascii="Calibri Light" w:hAnsi="Calibri Light" w:eastAsia="" w:cs="" w:asciiTheme="majorHAnsi" w:cstheme="majorBidi" w:eastAsiaTheme="majorEastAsia" w:hAnsiTheme="majorHAnsi"/>
       <w:i/>
       <w:iCs/>
-      <w:color w:val="404040" w:themeColor="text1" w:themeTint="BF"/>
+      <w:color w:val="404040" w:themeColor="text1" w:themeTint="bf"/>
     </w:rPr>
   </w:style>
-  <w:style w:type="paragraph" w:styleId="Titre8">
-    <w:name w:val="heading 8"/>
+  <w:style w:type="paragraph" w:styleId="Heading8">
+    <w:name w:val="Heading 8"/>
     <w:basedOn w:val="Normal"/>
     <w:next w:val="Normal"/>
     <w:link w:val="Titre8Car"/>
@@ -2162,22 +3542,22 @@
     <w:semiHidden/>
     <w:unhideWhenUsed/>
     <w:qFormat/>
-    <w:rsid w:val="00F36F34"/>
+    <w:rsid w:val="00f36f34"/>
     <w:pPr>
-      <w:keepNext/>
+      <w:keepNext w:val="true"/>
       <w:keepLines/>
       <w:spacing w:before="200" w:after="0"/>
       <w:outlineLvl w:val="7"/>
     </w:pPr>
     <w:rPr>
-      <w:rFonts w:asciiTheme="majorHAnsi" w:eastAsiaTheme="majorEastAsia" w:hAnsiTheme="majorHAnsi" w:cstheme="majorBidi"/>
+      <w:rFonts w:ascii="Calibri Light" w:hAnsi="Calibri Light" w:eastAsia="" w:cs="" w:asciiTheme="majorHAnsi" w:cstheme="majorBidi" w:eastAsiaTheme="majorEastAsia" w:hAnsiTheme="majorHAnsi"/>
       <w:color w:val="4472C4" w:themeColor="accent1"/>
       <w:sz w:val="20"/>
       <w:szCs w:val="20"/>
     </w:rPr>
   </w:style>
-  <w:style w:type="paragraph" w:styleId="Titre9">
-    <w:name w:val="heading 9"/>
+  <w:style w:type="paragraph" w:styleId="Heading9">
+    <w:name w:val="Heading 9"/>
     <w:basedOn w:val="Normal"/>
     <w:next w:val="Normal"/>
     <w:link w:val="Titre9Car"/>
@@ -2185,27 +3565,530 @@
     <w:semiHidden/>
     <w:unhideWhenUsed/>
     <w:qFormat/>
-    <w:rsid w:val="00F36F34"/>
+    <w:rsid w:val="00f36f34"/>
     <w:pPr>
-      <w:keepNext/>
+      <w:keepNext w:val="true"/>
       <w:keepLines/>
       <w:spacing w:before="200" w:after="0"/>
       <w:outlineLvl w:val="8"/>
     </w:pPr>
     <w:rPr>
-      <w:rFonts w:asciiTheme="majorHAnsi" w:eastAsiaTheme="majorEastAsia" w:hAnsiTheme="majorHAnsi" w:cstheme="majorBidi"/>
+      <w:rFonts w:ascii="Calibri Light" w:hAnsi="Calibri Light" w:eastAsia="" w:cs="" w:asciiTheme="majorHAnsi" w:cstheme="majorBidi" w:eastAsiaTheme="majorEastAsia" w:hAnsiTheme="majorHAnsi"/>
       <w:i/>
       <w:iCs/>
-      <w:color w:val="404040" w:themeColor="text1" w:themeTint="BF"/>
+      <w:color w:val="404040" w:themeColor="text1" w:themeTint="bf"/>
       <w:sz w:val="20"/>
       <w:szCs w:val="20"/>
     </w:rPr>
   </w:style>
-  <w:style w:type="character" w:default="1" w:styleId="Policepardfaut">
+  <w:style w:type="character" w:styleId="DefaultParagraphFont" w:default="1">
     <w:name w:val="Default Paragraph Font"/>
     <w:uiPriority w:val="1"/>
     <w:semiHidden/>
     <w:unhideWhenUsed/>
+    <w:qFormat/>
+    <w:rPr/>
+  </w:style>
+  <w:style w:type="character" w:styleId="TitreCar" w:customStyle="1">
+    <w:name w:val="Titre Car"/>
+    <w:basedOn w:val="DefaultParagraphFont"/>
+    <w:link w:val="Title"/>
+    <w:uiPriority w:val="10"/>
+    <w:qFormat/>
+    <w:rsid w:val="00f36f34"/>
+    <w:rPr>
+      <w:rFonts w:ascii="Calibri Light" w:hAnsi="Calibri Light" w:eastAsia="" w:cs="" w:asciiTheme="majorHAnsi" w:cstheme="majorBidi" w:eastAsiaTheme="majorEastAsia" w:hAnsiTheme="majorHAnsi"/>
+      <w:color w:val="323E4F" w:themeColor="text2" w:themeShade="bf"/>
+      <w:spacing w:val="5"/>
+      <w:sz w:val="52"/>
+      <w:szCs w:val="52"/>
+    </w:rPr>
+  </w:style>
+  <w:style w:type="character" w:styleId="Titre1Car" w:customStyle="1">
+    <w:name w:val="Titre 1 Car"/>
+    <w:basedOn w:val="DefaultParagraphFont"/>
+    <w:link w:val="Heading1"/>
+    <w:uiPriority w:val="9"/>
+    <w:qFormat/>
+    <w:rsid w:val="00f36f34"/>
+    <w:rPr>
+      <w:rFonts w:ascii="Calibri Light" w:hAnsi="Calibri Light" w:eastAsia="" w:cs="" w:asciiTheme="majorHAnsi" w:cstheme="majorBidi" w:eastAsiaTheme="majorEastAsia" w:hAnsiTheme="majorHAnsi"/>
+      <w:b/>
+      <w:bCs/>
+      <w:color w:val="2F5496" w:themeColor="accent1" w:themeShade="bf"/>
+      <w:sz w:val="28"/>
+      <w:szCs w:val="28"/>
+    </w:rPr>
+  </w:style>
+  <w:style w:type="character" w:styleId="Titre2Car" w:customStyle="1">
+    <w:name w:val="Titre 2 Car"/>
+    <w:basedOn w:val="DefaultParagraphFont"/>
+    <w:link w:val="Heading2"/>
+    <w:uiPriority w:val="9"/>
+    <w:semiHidden/>
+    <w:qFormat/>
+    <w:rsid w:val="00f36f34"/>
+    <w:rPr>
+      <w:rFonts w:ascii="Calibri Light" w:hAnsi="Calibri Light" w:eastAsia="" w:cs="" w:asciiTheme="majorHAnsi" w:cstheme="majorBidi" w:eastAsiaTheme="majorEastAsia" w:hAnsiTheme="majorHAnsi"/>
+      <w:b/>
+      <w:bCs/>
+      <w:color w:val="4472C4" w:themeColor="accent1"/>
+      <w:sz w:val="26"/>
+      <w:szCs w:val="26"/>
+    </w:rPr>
+  </w:style>
+  <w:style w:type="character" w:styleId="Titre3Car" w:customStyle="1">
+    <w:name w:val="Titre 3 Car"/>
+    <w:basedOn w:val="DefaultParagraphFont"/>
+    <w:link w:val="Heading3"/>
+    <w:uiPriority w:val="9"/>
+    <w:semiHidden/>
+    <w:qFormat/>
+    <w:rsid w:val="00f36f34"/>
+    <w:rPr>
+      <w:rFonts w:ascii="Calibri Light" w:hAnsi="Calibri Light" w:eastAsia="" w:cs="" w:asciiTheme="majorHAnsi" w:cstheme="majorBidi" w:eastAsiaTheme="majorEastAsia" w:hAnsiTheme="majorHAnsi"/>
+      <w:b/>
+      <w:bCs/>
+      <w:color w:val="4472C4" w:themeColor="accent1"/>
+    </w:rPr>
+  </w:style>
+  <w:style w:type="character" w:styleId="Titre4Car" w:customStyle="1">
+    <w:name w:val="Titre 4 Car"/>
+    <w:basedOn w:val="DefaultParagraphFont"/>
+    <w:link w:val="Heading4"/>
+    <w:uiPriority w:val="9"/>
+    <w:semiHidden/>
+    <w:qFormat/>
+    <w:rsid w:val="00f36f34"/>
+    <w:rPr>
+      <w:rFonts w:ascii="Calibri Light" w:hAnsi="Calibri Light" w:eastAsia="" w:cs="" w:asciiTheme="majorHAnsi" w:cstheme="majorBidi" w:eastAsiaTheme="majorEastAsia" w:hAnsiTheme="majorHAnsi"/>
+      <w:b/>
+      <w:bCs/>
+      <w:i/>
+      <w:iCs/>
+      <w:color w:val="4472C4" w:themeColor="accent1"/>
+    </w:rPr>
+  </w:style>
+  <w:style w:type="character" w:styleId="Titre5Car" w:customStyle="1">
+    <w:name w:val="Titre 5 Car"/>
+    <w:basedOn w:val="DefaultParagraphFont"/>
+    <w:link w:val="Heading5"/>
+    <w:uiPriority w:val="9"/>
+    <w:semiHidden/>
+    <w:qFormat/>
+    <w:rsid w:val="00f36f34"/>
+    <w:rPr>
+      <w:rFonts w:ascii="Calibri Light" w:hAnsi="Calibri Light" w:eastAsia="" w:cs="" w:asciiTheme="majorHAnsi" w:cstheme="majorBidi" w:eastAsiaTheme="majorEastAsia" w:hAnsiTheme="majorHAnsi"/>
+      <w:color w:val="1F3763" w:themeColor="accent1" w:themeShade="7f"/>
+    </w:rPr>
+  </w:style>
+  <w:style w:type="character" w:styleId="Titre6Car" w:customStyle="1">
+    <w:name w:val="Titre 6 Car"/>
+    <w:basedOn w:val="DefaultParagraphFont"/>
+    <w:link w:val="Heading6"/>
+    <w:uiPriority w:val="9"/>
+    <w:semiHidden/>
+    <w:qFormat/>
+    <w:rsid w:val="00f36f34"/>
+    <w:rPr>
+      <w:rFonts w:ascii="Calibri Light" w:hAnsi="Calibri Light" w:eastAsia="" w:cs="" w:asciiTheme="majorHAnsi" w:cstheme="majorBidi" w:eastAsiaTheme="majorEastAsia" w:hAnsiTheme="majorHAnsi"/>
+      <w:i/>
+      <w:iCs/>
+      <w:color w:val="1F3763" w:themeColor="accent1" w:themeShade="7f"/>
+    </w:rPr>
+  </w:style>
+  <w:style w:type="character" w:styleId="Titre7Car" w:customStyle="1">
+    <w:name w:val="Titre 7 Car"/>
+    <w:basedOn w:val="DefaultParagraphFont"/>
+    <w:link w:val="Heading7"/>
+    <w:uiPriority w:val="9"/>
+    <w:semiHidden/>
+    <w:qFormat/>
+    <w:rsid w:val="00f36f34"/>
+    <w:rPr>
+      <w:rFonts w:ascii="Calibri Light" w:hAnsi="Calibri Light" w:eastAsia="" w:cs="" w:asciiTheme="majorHAnsi" w:cstheme="majorBidi" w:eastAsiaTheme="majorEastAsia" w:hAnsiTheme="majorHAnsi"/>
+      <w:i/>
+      <w:iCs/>
+      <w:color w:val="404040" w:themeColor="text1" w:themeTint="bf"/>
+    </w:rPr>
+  </w:style>
+  <w:style w:type="character" w:styleId="Titre8Car" w:customStyle="1">
+    <w:name w:val="Titre 8 Car"/>
+    <w:basedOn w:val="DefaultParagraphFont"/>
+    <w:link w:val="Heading8"/>
+    <w:uiPriority w:val="9"/>
+    <w:semiHidden/>
+    <w:qFormat/>
+    <w:rsid w:val="00f36f34"/>
+    <w:rPr>
+      <w:rFonts w:ascii="Calibri Light" w:hAnsi="Calibri Light" w:eastAsia="" w:cs="" w:asciiTheme="majorHAnsi" w:cstheme="majorBidi" w:eastAsiaTheme="majorEastAsia" w:hAnsiTheme="majorHAnsi"/>
+      <w:color w:val="4472C4" w:themeColor="accent1"/>
+      <w:sz w:val="20"/>
+      <w:szCs w:val="20"/>
+    </w:rPr>
+  </w:style>
+  <w:style w:type="character" w:styleId="Titre9Car" w:customStyle="1">
+    <w:name w:val="Titre 9 Car"/>
+    <w:basedOn w:val="DefaultParagraphFont"/>
+    <w:link w:val="Heading9"/>
+    <w:uiPriority w:val="9"/>
+    <w:semiHidden/>
+    <w:qFormat/>
+    <w:rsid w:val="00f36f34"/>
+    <w:rPr>
+      <w:rFonts w:ascii="Calibri Light" w:hAnsi="Calibri Light" w:eastAsia="" w:cs="" w:asciiTheme="majorHAnsi" w:cstheme="majorBidi" w:eastAsiaTheme="majorEastAsia" w:hAnsiTheme="majorHAnsi"/>
+      <w:i/>
+      <w:iCs/>
+      <w:color w:val="404040" w:themeColor="text1" w:themeTint="bf"/>
+      <w:sz w:val="20"/>
+      <w:szCs w:val="20"/>
+    </w:rPr>
+  </w:style>
+  <w:style w:type="character" w:styleId="SoustitreCar" w:customStyle="1">
+    <w:name w:val="Sous-titre Car"/>
+    <w:basedOn w:val="DefaultParagraphFont"/>
+    <w:link w:val="Subtitle"/>
+    <w:uiPriority w:val="11"/>
+    <w:qFormat/>
+    <w:rsid w:val="00f36f34"/>
+    <w:rPr>
+      <w:rFonts w:ascii="Calibri Light" w:hAnsi="Calibri Light" w:eastAsia="" w:cs="" w:asciiTheme="majorHAnsi" w:cstheme="majorBidi" w:eastAsiaTheme="majorEastAsia" w:hAnsiTheme="majorHAnsi"/>
+      <w:i/>
+      <w:iCs/>
+      <w:color w:val="4472C4" w:themeColor="accent1"/>
+      <w:spacing w:val="15"/>
+      <w:sz w:val="24"/>
+      <w:szCs w:val="24"/>
+    </w:rPr>
+  </w:style>
+  <w:style w:type="character" w:styleId="Strong">
+    <w:name w:val="Strong"/>
+    <w:basedOn w:val="DefaultParagraphFont"/>
+    <w:uiPriority w:val="22"/>
+    <w:qFormat/>
+    <w:rsid w:val="00f36f34"/>
+    <w:rPr>
+      <w:b/>
+      <w:bCs/>
+    </w:rPr>
+  </w:style>
+  <w:style w:type="character" w:styleId="Emphasis">
+    <w:name w:val="Emphasis"/>
+    <w:basedOn w:val="DefaultParagraphFont"/>
+    <w:uiPriority w:val="20"/>
+    <w:qFormat/>
+    <w:rsid w:val="00f36f34"/>
+    <w:rPr>
+      <w:i/>
+      <w:iCs/>
+    </w:rPr>
+  </w:style>
+  <w:style w:type="character" w:styleId="CitationCar" w:customStyle="1">
+    <w:name w:val="Citation Car"/>
+    <w:basedOn w:val="DefaultParagraphFont"/>
+    <w:link w:val="Quote"/>
+    <w:uiPriority w:val="29"/>
+    <w:qFormat/>
+    <w:rsid w:val="00f36f34"/>
+    <w:rPr>
+      <w:i/>
+      <w:iCs/>
+      <w:color w:val="000000" w:themeColor="text1"/>
+    </w:rPr>
+  </w:style>
+  <w:style w:type="character" w:styleId="CitationintenseCar" w:customStyle="1">
+    <w:name w:val="Citation intense Car"/>
+    <w:basedOn w:val="DefaultParagraphFont"/>
+    <w:link w:val="IntenseQuote"/>
+    <w:uiPriority w:val="30"/>
+    <w:qFormat/>
+    <w:rsid w:val="00f36f34"/>
+    <w:rPr>
+      <w:b/>
+      <w:bCs/>
+      <w:i/>
+      <w:iCs/>
+      <w:color w:val="4472C4" w:themeColor="accent1"/>
+    </w:rPr>
+  </w:style>
+  <w:style w:type="character" w:styleId="SubtleEmphasis">
+    <w:name w:val="Subtle Emphasis"/>
+    <w:basedOn w:val="DefaultParagraphFont"/>
+    <w:uiPriority w:val="19"/>
+    <w:qFormat/>
+    <w:rsid w:val="00f36f34"/>
+    <w:rPr>
+      <w:i/>
+      <w:iCs/>
+      <w:color w:val="808080" w:themeColor="text1" w:themeTint="7f"/>
+    </w:rPr>
+  </w:style>
+  <w:style w:type="character" w:styleId="IntenseEmphasis">
+    <w:name w:val="Intense Emphasis"/>
+    <w:basedOn w:val="DefaultParagraphFont"/>
+    <w:uiPriority w:val="21"/>
+    <w:qFormat/>
+    <w:rsid w:val="00f36f34"/>
+    <w:rPr>
+      <w:b/>
+      <w:bCs/>
+      <w:i/>
+      <w:iCs/>
+      <w:color w:val="4472C4" w:themeColor="accent1"/>
+    </w:rPr>
+  </w:style>
+  <w:style w:type="character" w:styleId="SubtleReference">
+    <w:name w:val="Subtle Reference"/>
+    <w:basedOn w:val="DefaultParagraphFont"/>
+    <w:uiPriority w:val="31"/>
+    <w:qFormat/>
+    <w:rsid w:val="00f36f34"/>
+    <w:rPr>
+      <w:smallCaps/>
+      <w:color w:val="ED7D31" w:themeColor="accent2"/>
+      <w:u w:val="single"/>
+    </w:rPr>
+  </w:style>
+  <w:style w:type="character" w:styleId="IntenseReference">
+    <w:name w:val="Intense Reference"/>
+    <w:basedOn w:val="DefaultParagraphFont"/>
+    <w:uiPriority w:val="32"/>
+    <w:qFormat/>
+    <w:rsid w:val="00f36f34"/>
+    <w:rPr>
+      <w:b/>
+      <w:bCs/>
+      <w:smallCaps/>
+      <w:color w:val="ED7D31" w:themeColor="accent2"/>
+      <w:spacing w:val="5"/>
+      <w:u w:val="single"/>
+    </w:rPr>
+  </w:style>
+  <w:style w:type="character" w:styleId="BookTitle">
+    <w:name w:val="Book Title"/>
+    <w:basedOn w:val="DefaultParagraphFont"/>
+    <w:uiPriority w:val="33"/>
+    <w:qFormat/>
+    <w:rsid w:val="00f36f34"/>
+    <w:rPr>
+      <w:b/>
+      <w:bCs/>
+      <w:smallCaps/>
+      <w:spacing w:val="5"/>
+    </w:rPr>
+  </w:style>
+  <w:style w:type="paragraph" w:styleId="Heading">
+    <w:name w:val="Heading"/>
+    <w:basedOn w:val="Normal"/>
+    <w:next w:val="TextBody"/>
+    <w:qFormat/>
+    <w:pPr>
+      <w:keepNext w:val="true"/>
+      <w:spacing w:before="240" w:after="120"/>
+    </w:pPr>
+    <w:rPr>
+      <w:rFonts w:ascii="Liberation Sans" w:hAnsi="Liberation Sans" w:eastAsia="DejaVu Sans" w:cs="DejaVu Sans"/>
+      <w:sz w:val="28"/>
+      <w:szCs w:val="28"/>
+    </w:rPr>
+  </w:style>
+  <w:style w:type="paragraph" w:styleId="TextBody">
+    <w:name w:val="Body Text"/>
+    <w:basedOn w:val="Normal"/>
+    <w:pPr>
+      <w:spacing w:lineRule="auto" w:line="276" w:before="0" w:after="140"/>
+    </w:pPr>
+    <w:rPr/>
+  </w:style>
+  <w:style w:type="paragraph" w:styleId="List">
+    <w:name w:val="List"/>
+    <w:basedOn w:val="TextBody"/>
+    <w:pPr/>
+    <w:rPr/>
+  </w:style>
+  <w:style w:type="paragraph" w:styleId="Caption">
+    <w:name w:val="Caption"/>
+    <w:basedOn w:val="Normal"/>
+    <w:qFormat/>
+    <w:pPr>
+      <w:suppressLineNumbers/>
+      <w:spacing w:before="120" w:after="120"/>
+    </w:pPr>
+    <w:rPr>
+      <w:i/>
+      <w:iCs/>
+      <w:sz w:val="24"/>
+      <w:szCs w:val="24"/>
+    </w:rPr>
+  </w:style>
+  <w:style w:type="paragraph" w:styleId="Index">
+    <w:name w:val="Index"/>
+    <w:basedOn w:val="Normal"/>
+    <w:qFormat/>
+    <w:pPr>
+      <w:suppressLineNumbers/>
+    </w:pPr>
+    <w:rPr/>
+  </w:style>
+  <w:style w:type="paragraph" w:styleId="ListParagraph">
+    <w:name w:val="List Paragraph"/>
+    <w:basedOn w:val="Normal"/>
+    <w:uiPriority w:val="34"/>
+    <w:qFormat/>
+    <w:rsid w:val="0097186a"/>
+    <w:pPr>
+      <w:spacing w:before="0" w:after="200"/>
+      <w:ind w:left="720" w:hanging="0"/>
+      <w:contextualSpacing/>
+    </w:pPr>
+    <w:rPr/>
+  </w:style>
+  <w:style w:type="paragraph" w:styleId="Title">
+    <w:name w:val="Title"/>
+    <w:basedOn w:val="Normal"/>
+    <w:next w:val="Normal"/>
+    <w:link w:val="TitreCar"/>
+    <w:uiPriority w:val="10"/>
+    <w:qFormat/>
+    <w:rsid w:val="00f36f34"/>
+    <w:pPr>
+      <w:pBdr>
+        <w:bottom w:val="single" w:sz="8" w:space="4" w:color="4472C4"/>
+      </w:pBdr>
+      <w:spacing w:lineRule="auto" w:line="240" w:before="0" w:after="300"/>
+      <w:contextualSpacing/>
+    </w:pPr>
+    <w:rPr>
+      <w:rFonts w:ascii="Calibri Light" w:hAnsi="Calibri Light" w:eastAsia="" w:cs="" w:asciiTheme="majorHAnsi" w:cstheme="majorBidi" w:eastAsiaTheme="majorEastAsia" w:hAnsiTheme="majorHAnsi"/>
+      <w:color w:val="323E4F" w:themeColor="text2" w:themeShade="bf"/>
+      <w:spacing w:val="5"/>
+      <w:sz w:val="52"/>
+      <w:szCs w:val="52"/>
+    </w:rPr>
+  </w:style>
+  <w:style w:type="paragraph" w:styleId="Caption1">
+    <w:name w:val="caption"/>
+    <w:basedOn w:val="Normal"/>
+    <w:next w:val="Normal"/>
+    <w:uiPriority w:val="35"/>
+    <w:semiHidden/>
+    <w:unhideWhenUsed/>
+    <w:qFormat/>
+    <w:rsid w:val="00f36f34"/>
+    <w:pPr>
+      <w:spacing w:lineRule="auto" w:line="240"/>
+    </w:pPr>
+    <w:rPr>
+      <w:b/>
+      <w:bCs/>
+      <w:color w:val="4472C4" w:themeColor="accent1"/>
+      <w:sz w:val="18"/>
+      <w:szCs w:val="18"/>
+    </w:rPr>
+  </w:style>
+  <w:style w:type="paragraph" w:styleId="Subtitle">
+    <w:name w:val="Subtitle"/>
+    <w:basedOn w:val="Normal"/>
+    <w:next w:val="Normal"/>
+    <w:link w:val="SoustitreCar"/>
+    <w:uiPriority w:val="11"/>
+    <w:qFormat/>
+    <w:rsid w:val="00f36f34"/>
+    <w:pPr/>
+    <w:rPr>
+      <w:rFonts w:ascii="Calibri Light" w:hAnsi="Calibri Light" w:eastAsia="" w:cs="" w:asciiTheme="majorHAnsi" w:cstheme="majorBidi" w:eastAsiaTheme="majorEastAsia" w:hAnsiTheme="majorHAnsi"/>
+      <w:i/>
+      <w:iCs/>
+      <w:color w:val="4472C4" w:themeColor="accent1"/>
+      <w:spacing w:val="15"/>
+      <w:sz w:val="24"/>
+      <w:szCs w:val="24"/>
+    </w:rPr>
+  </w:style>
+  <w:style w:type="paragraph" w:styleId="NoSpacing">
+    <w:name w:val="No Spacing"/>
+    <w:uiPriority w:val="1"/>
+    <w:qFormat/>
+    <w:rsid w:val="00f36f34"/>
+    <w:pPr>
+      <w:widowControl/>
+      <w:bidi w:val="0"/>
+      <w:spacing w:lineRule="auto" w:line="240" w:before="0" w:after="0"/>
+      <w:jc w:val="left"/>
+    </w:pPr>
+    <w:rPr>
+      <w:rFonts w:ascii="Calibri" w:hAnsi="Calibri" w:eastAsia="" w:cs="" w:asciiTheme="minorHAnsi" w:cstheme="minorBidi" w:eastAsiaTheme="minorEastAsia" w:hAnsiTheme="minorHAnsi"/>
+      <w:color w:val="auto"/>
+      <w:kern w:val="0"/>
+      <w:sz w:val="22"/>
+      <w:szCs w:val="22"/>
+      <w:lang w:val="fr-FR" w:eastAsia="en-US" w:bidi="ar-SA"/>
+    </w:rPr>
+  </w:style>
+  <w:style w:type="paragraph" w:styleId="Quote">
+    <w:name w:val="Quote"/>
+    <w:basedOn w:val="Normal"/>
+    <w:next w:val="Normal"/>
+    <w:link w:val="CitationCar"/>
+    <w:uiPriority w:val="29"/>
+    <w:qFormat/>
+    <w:rsid w:val="00f36f34"/>
+    <w:pPr/>
+    <w:rPr>
+      <w:i/>
+      <w:iCs/>
+      <w:color w:val="000000" w:themeColor="text1"/>
+    </w:rPr>
+  </w:style>
+  <w:style w:type="paragraph" w:styleId="IntenseQuote">
+    <w:name w:val="Intense Quote"/>
+    <w:basedOn w:val="Normal"/>
+    <w:next w:val="Normal"/>
+    <w:link w:val="CitationintenseCar"/>
+    <w:uiPriority w:val="30"/>
+    <w:qFormat/>
+    <w:rsid w:val="00f36f34"/>
+    <w:pPr>
+      <w:pBdr>
+        <w:bottom w:val="single" w:sz="4" w:space="4" w:color="4472C4"/>
+      </w:pBdr>
+      <w:spacing w:before="200" w:after="280"/>
+      <w:ind w:left="936" w:right="936" w:hanging="0"/>
+    </w:pPr>
+    <w:rPr>
+      <w:b/>
+      <w:bCs/>
+      <w:i/>
+      <w:iCs/>
+      <w:color w:val="4472C4" w:themeColor="accent1"/>
+    </w:rPr>
+  </w:style>
+  <w:style w:type="paragraph" w:styleId="IndexHeading">
+    <w:name w:val="Index Heading"/>
+    <w:basedOn w:val="Heading"/>
+    <w:pPr/>
+    <w:rPr/>
+  </w:style>
+  <w:style w:type="paragraph" w:styleId="ContentsHeading">
+    <w:name w:val="TOC Heading"/>
+    <w:basedOn w:val="Heading1"/>
+    <w:next w:val="Normal"/>
+    <w:uiPriority w:val="39"/>
+    <w:semiHidden/>
+    <w:unhideWhenUsed/>
+    <w:qFormat/>
+    <w:rsid w:val="00f36f34"/>
+    <w:pPr>
+      <w:outlineLvl w:val="9"/>
+    </w:pPr>
+    <w:rPr/>
+  </w:style>
+  <w:style w:type="numbering" w:styleId="NoList" w:default="1">
+    <w:name w:val="No List"/>
+    <w:uiPriority w:val="99"/>
+    <w:semiHidden/>
+    <w:unhideWhenUsed/>
+    <w:qFormat/>
   </w:style>
   <w:style w:type="table" w:default="1" w:styleId="TableauNormal">
     <w:name w:val="Normal Table"/>
@@ -2213,7 +4096,6 @@
     <w:semiHidden/>
     <w:unhideWhenUsed/>
     <w:tblPr>
-      <w:tblInd w:w="0" w:type="dxa"/>
       <w:tblCellMar>
         <w:top w:w="0" w:type="dxa"/>
         <w:left w:w="108" w:type="dxa"/>
@@ -2222,28 +4104,22 @@
       </w:tblCellMar>
     </w:tblPr>
   </w:style>
-  <w:style w:type="numbering" w:default="1" w:styleId="Aucuneliste">
-    <w:name w:val="No List"/>
-    <w:uiPriority w:val="99"/>
-    <w:semiHidden/>
-    <w:unhideWhenUsed/>
-  </w:style>
   <w:style w:type="table" w:styleId="Grilledutableau">
     <w:name w:val="Table Grid"/>
     <w:basedOn w:val="TableauNormal"/>
     <w:uiPriority w:val="39"/>
-    <w:rsid w:val="0073288C"/>
+    <w:rsid w:val="0073288c"/>
     <w:pPr>
       <w:spacing w:after="0" w:line="240" w:lineRule="auto"/>
     </w:pPr>
     <w:tblPr>
       <w:tblBorders>
-        <w:top w:val="single" w:sz="4" w:space="0" w:color="auto"/>
-        <w:left w:val="single" w:sz="4" w:space="0" w:color="auto"/>
-        <w:bottom w:val="single" w:sz="4" w:space="0" w:color="auto"/>
-        <w:right w:val="single" w:sz="4" w:space="0" w:color="auto"/>
-        <w:insideH w:val="single" w:sz="4" w:space="0" w:color="auto"/>
-        <w:insideV w:val="single" w:sz="4" w:space="0" w:color="auto"/>
+        <w:top w:val="single" w:color="auto" w:sz="4" w:space="0"/>
+        <w:left w:val="single" w:color="auto" w:sz="4" w:space="0"/>
+        <w:bottom w:val="single" w:color="auto" w:sz="4" w:space="0"/>
+        <w:right w:val="single" w:color="auto" w:sz="4" w:space="0"/>
+        <w:insideH w:val="single" w:color="auto" w:sz="4" w:space="0"/>
+        <w:insideV w:val="single" w:color="auto" w:sz="4" w:space="0"/>
       </w:tblBorders>
     </w:tblPr>
   </w:style>
@@ -2251,7 +4127,7 @@
     <w:name w:val="Plain Table 5"/>
     <w:basedOn w:val="TableauNormal"/>
     <w:uiPriority w:val="45"/>
-    <w:rsid w:val="0073288C"/>
+    <w:rsid w:val="0073288c"/>
     <w:pPr>
       <w:spacing w:after="0" w:line="240" w:lineRule="auto"/>
     </w:pPr>
@@ -2261,30 +4137,28 @@
     </w:tblPr>
     <w:tblStylePr w:type="firstRow">
       <w:rPr>
-        <w:rFonts w:asciiTheme="majorHAnsi" w:eastAsiaTheme="majorEastAsia" w:hAnsiTheme="majorHAnsi" w:cstheme="majorBidi"/>
+        <w:rFonts w:asciiTheme="majorHAnsi" w:hAnsiTheme="majorHAnsi" w:eastAsiaTheme="majorEastAsia" w:cstheme="majorBidi"/>
         <w:i/>
-        <w:iCs/>
         <w:sz w:val="26"/>
       </w:rPr>
       <w:tblPr/>
       <w:tcPr>
         <w:tcBorders>
-          <w:bottom w:val="single" w:sz="4" w:space="0" w:color="7F7F7F" w:themeColor="text1" w:themeTint="80"/>
+          <w:bottom w:val="single" w:color="7F7F7F" w:themeColor="text1" w:sz="4" w:space="0"/>
         </w:tcBorders>
         <w:shd w:val="clear" w:color="auto" w:fill="FFFFFF" w:themeFill="background1"/>
       </w:tcPr>
     </w:tblStylePr>
     <w:tblStylePr w:type="lastRow">
       <w:rPr>
-        <w:rFonts w:asciiTheme="majorHAnsi" w:eastAsiaTheme="majorEastAsia" w:hAnsiTheme="majorHAnsi" w:cstheme="majorBidi"/>
+        <w:rFonts w:asciiTheme="majorHAnsi" w:hAnsiTheme="majorHAnsi" w:eastAsiaTheme="majorEastAsia" w:cstheme="majorBidi"/>
         <w:i/>
-        <w:iCs/>
         <w:sz w:val="26"/>
       </w:rPr>
       <w:tblPr/>
       <w:tcPr>
         <w:tcBorders>
-          <w:top w:val="single" w:sz="4" w:space="0" w:color="7F7F7F" w:themeColor="text1" w:themeTint="80"/>
+          <w:top w:val="single" w:color="7F7F7F" w:themeColor="text1" w:sz="4" w:space="0"/>
         </w:tcBorders>
         <w:shd w:val="clear" w:color="auto" w:fill="FFFFFF" w:themeFill="background1"/>
       </w:tcPr>
@@ -2294,30 +4168,28 @@
         <w:jc w:val="right"/>
       </w:pPr>
       <w:rPr>
-        <w:rFonts w:asciiTheme="majorHAnsi" w:eastAsiaTheme="majorEastAsia" w:hAnsiTheme="majorHAnsi" w:cstheme="majorBidi"/>
+        <w:rFonts w:asciiTheme="majorHAnsi" w:hAnsiTheme="majorHAnsi" w:eastAsiaTheme="majorEastAsia" w:cstheme="majorBidi"/>
         <w:i/>
-        <w:iCs/>
         <w:sz w:val="26"/>
       </w:rPr>
       <w:tblPr/>
       <w:tcPr>
         <w:tcBorders>
-          <w:right w:val="single" w:sz="4" w:space="0" w:color="7F7F7F" w:themeColor="text1" w:themeTint="80"/>
+          <w:right w:val="single" w:color="7F7F7F" w:themeColor="text1" w:sz="4" w:space="0"/>
         </w:tcBorders>
         <w:shd w:val="clear" w:color="auto" w:fill="FFFFFF" w:themeFill="background1"/>
       </w:tcPr>
     </w:tblStylePr>
     <w:tblStylePr w:type="lastCol">
       <w:rPr>
-        <w:rFonts w:asciiTheme="majorHAnsi" w:eastAsiaTheme="majorEastAsia" w:hAnsiTheme="majorHAnsi" w:cstheme="majorBidi"/>
+        <w:rFonts w:asciiTheme="majorHAnsi" w:hAnsiTheme="majorHAnsi" w:eastAsiaTheme="majorEastAsia" w:cstheme="majorBidi"/>
         <w:i/>
-        <w:iCs/>
         <w:sz w:val="26"/>
       </w:rPr>
       <w:tblPr/>
       <w:tcPr>
         <w:tcBorders>
-          <w:left w:val="single" w:sz="4" w:space="0" w:color="7F7F7F" w:themeColor="text1" w:themeTint="80"/>
+          <w:left w:val="single" w:color="7F7F7F" w:themeColor="text1" w:sz="4" w:space="0"/>
         </w:tcBorders>
         <w:shd w:val="clear" w:color="auto" w:fill="FFFFFF" w:themeFill="background1"/>
       </w:tcPr>
@@ -2325,13 +4197,13 @@
     <w:tblStylePr w:type="band1Vert">
       <w:tblPr/>
       <w:tcPr>
-        <w:shd w:val="clear" w:color="auto" w:fill="F2F2F2" w:themeFill="background1" w:themeFillShade="F2"/>
+        <w:shd w:val="clear" w:color="auto" w:fill="F2F2F2" w:themeFill="background1" w:themeFillShade="f2"/>
       </w:tcPr>
     </w:tblStylePr>
     <w:tblStylePr w:type="band1Horz">
       <w:tblPr/>
       <w:tcPr>
-        <w:shd w:val="clear" w:color="auto" w:fill="F2F2F2" w:themeFill="background1" w:themeFillShade="F2"/>
+        <w:shd w:val="clear" w:color="auto" w:fill="F2F2F2" w:themeFill="background1" w:themeFillShade="f2"/>
       </w:tcPr>
     </w:tblStylePr>
     <w:tblStylePr w:type="neCell">
@@ -2371,7 +4243,7 @@
     <w:name w:val="Grid Table 4"/>
     <w:basedOn w:val="TableauNormal"/>
     <w:uiPriority w:val="49"/>
-    <w:rsid w:val="0073288C"/>
+    <w:rsid w:val="0073288c"/>
     <w:pPr>
       <w:spacing w:after="0" w:line="240" w:lineRule="auto"/>
     </w:pPr>
@@ -2379,12 +4251,12 @@
       <w:tblStyleRowBandSize w:val="1"/>
       <w:tblStyleColBandSize w:val="1"/>
       <w:tblBorders>
-        <w:top w:val="single" w:sz="4" w:space="0" w:color="666666" w:themeColor="text1" w:themeTint="99"/>
-        <w:left w:val="single" w:sz="4" w:space="0" w:color="666666" w:themeColor="text1" w:themeTint="99"/>
-        <w:bottom w:val="single" w:sz="4" w:space="0" w:color="666666" w:themeColor="text1" w:themeTint="99"/>
-        <w:right w:val="single" w:sz="4" w:space="0" w:color="666666" w:themeColor="text1" w:themeTint="99"/>
-        <w:insideH w:val="single" w:sz="4" w:space="0" w:color="666666" w:themeColor="text1" w:themeTint="99"/>
-        <w:insideV w:val="single" w:sz="4" w:space="0" w:color="666666" w:themeColor="text1" w:themeTint="99"/>
+        <w:top w:val="single" w:color="666666" w:themeColor="text1" w:themeTint="99" w:sz="4" w:space="0"/>
+        <w:left w:val="single" w:color="666666" w:themeColor="text1" w:themeTint="99" w:sz="4" w:space="0"/>
+        <w:bottom w:val="single" w:color="666666" w:themeColor="text1" w:themeTint="99" w:sz="4" w:space="0"/>
+        <w:right w:val="single" w:color="666666" w:themeColor="text1" w:themeTint="99" w:sz="4" w:space="0"/>
+        <w:insideH w:val="single" w:color="666666" w:themeColor="text1" w:themeTint="99" w:sz="4" w:space="0"/>
+        <w:insideV w:val="single" w:color="666666" w:themeColor="text1" w:themeTint="99" w:sz="4" w:space="0"/>
       </w:tblBorders>
     </w:tblPr>
     <w:tblStylePr w:type="firstRow">
@@ -2396,10 +4268,10 @@
       <w:tblPr/>
       <w:tcPr>
         <w:tcBorders>
-          <w:top w:val="single" w:sz="4" w:space="0" w:color="000000" w:themeColor="text1"/>
-          <w:left w:val="single" w:sz="4" w:space="0" w:color="000000" w:themeColor="text1"/>
-          <w:bottom w:val="single" w:sz="4" w:space="0" w:color="000000" w:themeColor="text1"/>
-          <w:right w:val="single" w:sz="4" w:space="0" w:color="000000" w:themeColor="text1"/>
+          <w:top w:val="single" w:color="000000" w:themeColor="text1" w:sz="4" w:space="0"/>
+          <w:left w:val="single" w:color="000000" w:themeColor="text1" w:sz="4" w:space="0"/>
+          <w:bottom w:val="single" w:color="000000" w:themeColor="text1" w:sz="4" w:space="0"/>
+          <w:right w:val="single" w:color="000000" w:themeColor="text1" w:sz="4" w:space="0"/>
           <w:insideH w:val="nil"/>
           <w:insideV w:val="nil"/>
         </w:tcBorders>
@@ -2414,7 +4286,7 @@
       <w:tblPr/>
       <w:tcPr>
         <w:tcBorders>
-          <w:top w:val="double" w:sz="4" w:space="0" w:color="000000" w:themeColor="text1"/>
+          <w:top w:val="double" w:color="000000" w:themeColor="text1" w:sz="4" w:space="0"/>
         </w:tcBorders>
       </w:tcPr>
     </w:tblStylePr>
@@ -2423,12 +4295,14 @@
         <w:b/>
         <w:bCs/>
       </w:rPr>
+      <w:tblPr/>
     </w:tblStylePr>
     <w:tblStylePr w:type="lastCol">
       <w:rPr>
         <w:b/>
         <w:bCs/>
       </w:rPr>
+      <w:tblPr/>
     </w:tblStylePr>
     <w:tblStylePr w:type="band1Vert">
       <w:tblPr/>
@@ -2447,7 +4321,7 @@
     <w:name w:val="Grid Table 4 Accent 1"/>
     <w:basedOn w:val="TableauNormal"/>
     <w:uiPriority w:val="49"/>
-    <w:rsid w:val="0073288C"/>
+    <w:rsid w:val="0073288c"/>
     <w:pPr>
       <w:spacing w:after="0" w:line="240" w:lineRule="auto"/>
     </w:pPr>
@@ -2455,12 +4329,12 @@
       <w:tblStyleRowBandSize w:val="1"/>
       <w:tblStyleColBandSize w:val="1"/>
       <w:tblBorders>
-        <w:top w:val="single" w:sz="4" w:space="0" w:color="8EAADB" w:themeColor="accent1" w:themeTint="99"/>
-        <w:left w:val="single" w:sz="4" w:space="0" w:color="8EAADB" w:themeColor="accent1" w:themeTint="99"/>
-        <w:bottom w:val="single" w:sz="4" w:space="0" w:color="8EAADB" w:themeColor="accent1" w:themeTint="99"/>
-        <w:right w:val="single" w:sz="4" w:space="0" w:color="8EAADB" w:themeColor="accent1" w:themeTint="99"/>
-        <w:insideH w:val="single" w:sz="4" w:space="0" w:color="8EAADB" w:themeColor="accent1" w:themeTint="99"/>
-        <w:insideV w:val="single" w:sz="4" w:space="0" w:color="8EAADB" w:themeColor="accent1" w:themeTint="99"/>
+        <w:top w:val="single" w:color="8EAADB" w:themeColor="accent1" w:themeTint="99" w:sz="4" w:space="0"/>
+        <w:left w:val="single" w:color="8EAADB" w:themeColor="accent1" w:themeTint="99" w:sz="4" w:space="0"/>
+        <w:bottom w:val="single" w:color="8EAADB" w:themeColor="accent1" w:themeTint="99" w:sz="4" w:space="0"/>
+        <w:right w:val="single" w:color="8EAADB" w:themeColor="accent1" w:themeTint="99" w:sz="4" w:space="0"/>
+        <w:insideH w:val="single" w:color="8EAADB" w:themeColor="accent1" w:themeTint="99" w:sz="4" w:space="0"/>
+        <w:insideV w:val="single" w:color="8EAADB" w:themeColor="accent1" w:themeTint="99" w:sz="4" w:space="0"/>
       </w:tblBorders>
     </w:tblPr>
     <w:tblStylePr w:type="firstRow">
@@ -2472,10 +4346,10 @@
       <w:tblPr/>
       <w:tcPr>
         <w:tcBorders>
-          <w:top w:val="single" w:sz="4" w:space="0" w:color="4472C4" w:themeColor="accent1"/>
-          <w:left w:val="single" w:sz="4" w:space="0" w:color="4472C4" w:themeColor="accent1"/>
-          <w:bottom w:val="single" w:sz="4" w:space="0" w:color="4472C4" w:themeColor="accent1"/>
-          <w:right w:val="single" w:sz="4" w:space="0" w:color="4472C4" w:themeColor="accent1"/>
+          <w:top w:val="single" w:color="4472C4" w:themeColor="accent1" w:sz="4" w:space="0"/>
+          <w:left w:val="single" w:color="4472C4" w:themeColor="accent1" w:sz="4" w:space="0"/>
+          <w:bottom w:val="single" w:color="4472C4" w:themeColor="accent1" w:sz="4" w:space="0"/>
+          <w:right w:val="single" w:color="4472C4" w:themeColor="accent1" w:sz="4" w:space="0"/>
           <w:insideH w:val="nil"/>
           <w:insideV w:val="nil"/>
         </w:tcBorders>
@@ -2490,7 +4364,7 @@
       <w:tblPr/>
       <w:tcPr>
         <w:tcBorders>
-          <w:top w:val="double" w:sz="4" w:space="0" w:color="4472C4" w:themeColor="accent1"/>
+          <w:top w:val="double" w:color="4472C4" w:themeColor="accent1" w:sz="4" w:space="0"/>
         </w:tcBorders>
       </w:tcPr>
     </w:tblStylePr>
@@ -2499,12 +4373,14 @@
         <w:b/>
         <w:bCs/>
       </w:rPr>
+      <w:tblPr/>
     </w:tblStylePr>
     <w:tblStylePr w:type="lastCol">
       <w:rPr>
         <w:b/>
         <w:bCs/>
       </w:rPr>
+      <w:tblPr/>
     </w:tblStylePr>
     <w:tblStylePr w:type="band1Vert">
       <w:tblPr/>
@@ -2518,417 +4394,6 @@
         <w:shd w:val="clear" w:color="auto" w:fill="D9E2F3" w:themeFill="accent1" w:themeFillTint="33"/>
       </w:tcPr>
     </w:tblStylePr>
-  </w:style>
-  <w:style w:type="paragraph" w:styleId="Paragraphedeliste">
-    <w:name w:val="List Paragraph"/>
-    <w:basedOn w:val="Normal"/>
-    <w:uiPriority w:val="34"/>
-    <w:qFormat/>
-    <w:rsid w:val="0097186A"/>
-    <w:pPr>
-      <w:ind w:left="720"/>
-      <w:contextualSpacing/>
-    </w:pPr>
-  </w:style>
-  <w:style w:type="paragraph" w:styleId="Titre">
-    <w:name w:val="Title"/>
-    <w:basedOn w:val="Normal"/>
-    <w:next w:val="Normal"/>
-    <w:link w:val="TitreCar"/>
-    <w:uiPriority w:val="10"/>
-    <w:qFormat/>
-    <w:rsid w:val="00F36F34"/>
-    <w:pPr>
-      <w:pBdr>
-        <w:bottom w:val="single" w:sz="8" w:space="4" w:color="4472C4" w:themeColor="accent1"/>
-      </w:pBdr>
-      <w:spacing w:after="300" w:line="240" w:lineRule="auto"/>
-      <w:contextualSpacing/>
-    </w:pPr>
-    <w:rPr>
-      <w:rFonts w:asciiTheme="majorHAnsi" w:eastAsiaTheme="majorEastAsia" w:hAnsiTheme="majorHAnsi" w:cstheme="majorBidi"/>
-      <w:color w:val="323E4F" w:themeColor="text2" w:themeShade="BF"/>
-      <w:spacing w:val="5"/>
-      <w:sz w:val="52"/>
-      <w:szCs w:val="52"/>
-    </w:rPr>
-  </w:style>
-  <w:style w:type="character" w:customStyle="1" w:styleId="TitreCar">
-    <w:name w:val="Titre Car"/>
-    <w:basedOn w:val="Policepardfaut"/>
-    <w:link w:val="Titre"/>
-    <w:uiPriority w:val="10"/>
-    <w:rsid w:val="00F36F34"/>
-    <w:rPr>
-      <w:rFonts w:asciiTheme="majorHAnsi" w:eastAsiaTheme="majorEastAsia" w:hAnsiTheme="majorHAnsi" w:cstheme="majorBidi"/>
-      <w:color w:val="323E4F" w:themeColor="text2" w:themeShade="BF"/>
-      <w:spacing w:val="5"/>
-      <w:sz w:val="52"/>
-      <w:szCs w:val="52"/>
-    </w:rPr>
-  </w:style>
-  <w:style w:type="character" w:customStyle="1" w:styleId="Titre1Car">
-    <w:name w:val="Titre 1 Car"/>
-    <w:basedOn w:val="Policepardfaut"/>
-    <w:link w:val="Titre1"/>
-    <w:uiPriority w:val="9"/>
-    <w:rsid w:val="00F36F34"/>
-    <w:rPr>
-      <w:rFonts w:asciiTheme="majorHAnsi" w:eastAsiaTheme="majorEastAsia" w:hAnsiTheme="majorHAnsi" w:cstheme="majorBidi"/>
-      <w:b/>
-      <w:bCs/>
-      <w:color w:val="2F5496" w:themeColor="accent1" w:themeShade="BF"/>
-      <w:sz w:val="28"/>
-      <w:szCs w:val="28"/>
-    </w:rPr>
-  </w:style>
-  <w:style w:type="character" w:customStyle="1" w:styleId="Titre2Car">
-    <w:name w:val="Titre 2 Car"/>
-    <w:basedOn w:val="Policepardfaut"/>
-    <w:link w:val="Titre2"/>
-    <w:uiPriority w:val="9"/>
-    <w:semiHidden/>
-    <w:rsid w:val="00F36F34"/>
-    <w:rPr>
-      <w:rFonts w:asciiTheme="majorHAnsi" w:eastAsiaTheme="majorEastAsia" w:hAnsiTheme="majorHAnsi" w:cstheme="majorBidi"/>
-      <w:b/>
-      <w:bCs/>
-      <w:color w:val="4472C4" w:themeColor="accent1"/>
-      <w:sz w:val="26"/>
-      <w:szCs w:val="26"/>
-    </w:rPr>
-  </w:style>
-  <w:style w:type="character" w:customStyle="1" w:styleId="Titre3Car">
-    <w:name w:val="Titre 3 Car"/>
-    <w:basedOn w:val="Policepardfaut"/>
-    <w:link w:val="Titre3"/>
-    <w:uiPriority w:val="9"/>
-    <w:semiHidden/>
-    <w:rsid w:val="00F36F34"/>
-    <w:rPr>
-      <w:rFonts w:asciiTheme="majorHAnsi" w:eastAsiaTheme="majorEastAsia" w:hAnsiTheme="majorHAnsi" w:cstheme="majorBidi"/>
-      <w:b/>
-      <w:bCs/>
-      <w:color w:val="4472C4" w:themeColor="accent1"/>
-    </w:rPr>
-  </w:style>
-  <w:style w:type="character" w:customStyle="1" w:styleId="Titre4Car">
-    <w:name w:val="Titre 4 Car"/>
-    <w:basedOn w:val="Policepardfaut"/>
-    <w:link w:val="Titre4"/>
-    <w:uiPriority w:val="9"/>
-    <w:semiHidden/>
-    <w:rsid w:val="00F36F34"/>
-    <w:rPr>
-      <w:rFonts w:asciiTheme="majorHAnsi" w:eastAsiaTheme="majorEastAsia" w:hAnsiTheme="majorHAnsi" w:cstheme="majorBidi"/>
-      <w:b/>
-      <w:bCs/>
-      <w:i/>
-      <w:iCs/>
-      <w:color w:val="4472C4" w:themeColor="accent1"/>
-    </w:rPr>
-  </w:style>
-  <w:style w:type="character" w:customStyle="1" w:styleId="Titre5Car">
-    <w:name w:val="Titre 5 Car"/>
-    <w:basedOn w:val="Policepardfaut"/>
-    <w:link w:val="Titre5"/>
-    <w:uiPriority w:val="9"/>
-    <w:semiHidden/>
-    <w:rsid w:val="00F36F34"/>
-    <w:rPr>
-      <w:rFonts w:asciiTheme="majorHAnsi" w:eastAsiaTheme="majorEastAsia" w:hAnsiTheme="majorHAnsi" w:cstheme="majorBidi"/>
-      <w:color w:val="1F3763" w:themeColor="accent1" w:themeShade="7F"/>
-    </w:rPr>
-  </w:style>
-  <w:style w:type="character" w:customStyle="1" w:styleId="Titre6Car">
-    <w:name w:val="Titre 6 Car"/>
-    <w:basedOn w:val="Policepardfaut"/>
-    <w:link w:val="Titre6"/>
-    <w:uiPriority w:val="9"/>
-    <w:semiHidden/>
-    <w:rsid w:val="00F36F34"/>
-    <w:rPr>
-      <w:rFonts w:asciiTheme="majorHAnsi" w:eastAsiaTheme="majorEastAsia" w:hAnsiTheme="majorHAnsi" w:cstheme="majorBidi"/>
-      <w:i/>
-      <w:iCs/>
-      <w:color w:val="1F3763" w:themeColor="accent1" w:themeShade="7F"/>
-    </w:rPr>
-  </w:style>
-  <w:style w:type="character" w:customStyle="1" w:styleId="Titre7Car">
-    <w:name w:val="Titre 7 Car"/>
-    <w:basedOn w:val="Policepardfaut"/>
-    <w:link w:val="Titre7"/>
-    <w:uiPriority w:val="9"/>
-    <w:semiHidden/>
-    <w:rsid w:val="00F36F34"/>
-    <w:rPr>
-      <w:rFonts w:asciiTheme="majorHAnsi" w:eastAsiaTheme="majorEastAsia" w:hAnsiTheme="majorHAnsi" w:cstheme="majorBidi"/>
-      <w:i/>
-      <w:iCs/>
-      <w:color w:val="404040" w:themeColor="text1" w:themeTint="BF"/>
-    </w:rPr>
-  </w:style>
-  <w:style w:type="character" w:customStyle="1" w:styleId="Titre8Car">
-    <w:name w:val="Titre 8 Car"/>
-    <w:basedOn w:val="Policepardfaut"/>
-    <w:link w:val="Titre8"/>
-    <w:uiPriority w:val="9"/>
-    <w:semiHidden/>
-    <w:rsid w:val="00F36F34"/>
-    <w:rPr>
-      <w:rFonts w:asciiTheme="majorHAnsi" w:eastAsiaTheme="majorEastAsia" w:hAnsiTheme="majorHAnsi" w:cstheme="majorBidi"/>
-      <w:color w:val="4472C4" w:themeColor="accent1"/>
-      <w:sz w:val="20"/>
-      <w:szCs w:val="20"/>
-    </w:rPr>
-  </w:style>
-  <w:style w:type="character" w:customStyle="1" w:styleId="Titre9Car">
-    <w:name w:val="Titre 9 Car"/>
-    <w:basedOn w:val="Policepardfaut"/>
-    <w:link w:val="Titre9"/>
-    <w:uiPriority w:val="9"/>
-    <w:semiHidden/>
-    <w:rsid w:val="00F36F34"/>
-    <w:rPr>
-      <w:rFonts w:asciiTheme="majorHAnsi" w:eastAsiaTheme="majorEastAsia" w:hAnsiTheme="majorHAnsi" w:cstheme="majorBidi"/>
-      <w:i/>
-      <w:iCs/>
-      <w:color w:val="404040" w:themeColor="text1" w:themeTint="BF"/>
-      <w:sz w:val="20"/>
-      <w:szCs w:val="20"/>
-    </w:rPr>
-  </w:style>
-  <w:style w:type="paragraph" w:styleId="Lgende">
-    <w:name w:val="caption"/>
-    <w:basedOn w:val="Normal"/>
-    <w:next w:val="Normal"/>
-    <w:uiPriority w:val="35"/>
-    <w:semiHidden/>
-    <w:unhideWhenUsed/>
-    <w:qFormat/>
-    <w:rsid w:val="00F36F34"/>
-    <w:pPr>
-      <w:spacing w:line="240" w:lineRule="auto"/>
-    </w:pPr>
-    <w:rPr>
-      <w:b/>
-      <w:bCs/>
-      <w:color w:val="4472C4" w:themeColor="accent1"/>
-      <w:sz w:val="18"/>
-      <w:szCs w:val="18"/>
-    </w:rPr>
-  </w:style>
-  <w:style w:type="paragraph" w:styleId="Sous-titre">
-    <w:name w:val="Subtitle"/>
-    <w:basedOn w:val="Normal"/>
-    <w:next w:val="Normal"/>
-    <w:link w:val="Sous-titreCar"/>
-    <w:uiPriority w:val="11"/>
-    <w:qFormat/>
-    <w:rsid w:val="00F36F34"/>
-    <w:pPr>
-      <w:numPr>
-        <w:ilvl w:val="1"/>
-      </w:numPr>
-    </w:pPr>
-    <w:rPr>
-      <w:rFonts w:asciiTheme="majorHAnsi" w:eastAsiaTheme="majorEastAsia" w:hAnsiTheme="majorHAnsi" w:cstheme="majorBidi"/>
-      <w:i/>
-      <w:iCs/>
-      <w:color w:val="4472C4" w:themeColor="accent1"/>
-      <w:spacing w:val="15"/>
-      <w:sz w:val="24"/>
-      <w:szCs w:val="24"/>
-    </w:rPr>
-  </w:style>
-  <w:style w:type="character" w:customStyle="1" w:styleId="Sous-titreCar">
-    <w:name w:val="Sous-titre Car"/>
-    <w:basedOn w:val="Policepardfaut"/>
-    <w:link w:val="Sous-titre"/>
-    <w:uiPriority w:val="11"/>
-    <w:rsid w:val="00F36F34"/>
-    <w:rPr>
-      <w:rFonts w:asciiTheme="majorHAnsi" w:eastAsiaTheme="majorEastAsia" w:hAnsiTheme="majorHAnsi" w:cstheme="majorBidi"/>
-      <w:i/>
-      <w:iCs/>
-      <w:color w:val="4472C4" w:themeColor="accent1"/>
-      <w:spacing w:val="15"/>
-      <w:sz w:val="24"/>
-      <w:szCs w:val="24"/>
-    </w:rPr>
-  </w:style>
-  <w:style w:type="character" w:styleId="lev">
-    <w:name w:val="Strong"/>
-    <w:basedOn w:val="Policepardfaut"/>
-    <w:uiPriority w:val="22"/>
-    <w:qFormat/>
-    <w:rsid w:val="00F36F34"/>
-    <w:rPr>
-      <w:b/>
-      <w:bCs/>
-    </w:rPr>
-  </w:style>
-  <w:style w:type="character" w:styleId="Accentuation">
-    <w:name w:val="Emphasis"/>
-    <w:basedOn w:val="Policepardfaut"/>
-    <w:uiPriority w:val="20"/>
-    <w:qFormat/>
-    <w:rsid w:val="00F36F34"/>
-    <w:rPr>
-      <w:i/>
-      <w:iCs/>
-    </w:rPr>
-  </w:style>
-  <w:style w:type="paragraph" w:styleId="Sansinterligne">
-    <w:name w:val="No Spacing"/>
-    <w:uiPriority w:val="1"/>
-    <w:qFormat/>
-    <w:rsid w:val="00F36F34"/>
-    <w:pPr>
-      <w:spacing w:after="0" w:line="240" w:lineRule="auto"/>
-    </w:pPr>
-  </w:style>
-  <w:style w:type="paragraph" w:styleId="Citation">
-    <w:name w:val="Quote"/>
-    <w:basedOn w:val="Normal"/>
-    <w:next w:val="Normal"/>
-    <w:link w:val="CitationCar"/>
-    <w:uiPriority w:val="29"/>
-    <w:qFormat/>
-    <w:rsid w:val="00F36F34"/>
-    <w:rPr>
-      <w:i/>
-      <w:iCs/>
-      <w:color w:val="000000" w:themeColor="text1"/>
-    </w:rPr>
-  </w:style>
-  <w:style w:type="character" w:customStyle="1" w:styleId="CitationCar">
-    <w:name w:val="Citation Car"/>
-    <w:basedOn w:val="Policepardfaut"/>
-    <w:link w:val="Citation"/>
-    <w:uiPriority w:val="29"/>
-    <w:rsid w:val="00F36F34"/>
-    <w:rPr>
-      <w:i/>
-      <w:iCs/>
-      <w:color w:val="000000" w:themeColor="text1"/>
-    </w:rPr>
-  </w:style>
-  <w:style w:type="paragraph" w:styleId="Citationintense">
-    <w:name w:val="Intense Quote"/>
-    <w:basedOn w:val="Normal"/>
-    <w:next w:val="Normal"/>
-    <w:link w:val="CitationintenseCar"/>
-    <w:uiPriority w:val="30"/>
-    <w:qFormat/>
-    <w:rsid w:val="00F36F34"/>
-    <w:pPr>
-      <w:pBdr>
-        <w:bottom w:val="single" w:sz="4" w:space="4" w:color="4472C4" w:themeColor="accent1"/>
-      </w:pBdr>
-      <w:spacing w:before="200" w:after="280"/>
-      <w:ind w:left="936" w:right="936"/>
-    </w:pPr>
-    <w:rPr>
-      <w:b/>
-      <w:bCs/>
-      <w:i/>
-      <w:iCs/>
-      <w:color w:val="4472C4" w:themeColor="accent1"/>
-    </w:rPr>
-  </w:style>
-  <w:style w:type="character" w:customStyle="1" w:styleId="CitationintenseCar">
-    <w:name w:val="Citation intense Car"/>
-    <w:basedOn w:val="Policepardfaut"/>
-    <w:link w:val="Citationintense"/>
-    <w:uiPriority w:val="30"/>
-    <w:rsid w:val="00F36F34"/>
-    <w:rPr>
-      <w:b/>
-      <w:bCs/>
-      <w:i/>
-      <w:iCs/>
-      <w:color w:val="4472C4" w:themeColor="accent1"/>
-    </w:rPr>
-  </w:style>
-  <w:style w:type="character" w:styleId="Accentuationlgre">
-    <w:name w:val="Subtle Emphasis"/>
-    <w:basedOn w:val="Policepardfaut"/>
-    <w:uiPriority w:val="19"/>
-    <w:qFormat/>
-    <w:rsid w:val="00F36F34"/>
-    <w:rPr>
-      <w:i/>
-      <w:iCs/>
-      <w:color w:val="808080" w:themeColor="text1" w:themeTint="7F"/>
-    </w:rPr>
-  </w:style>
-  <w:style w:type="character" w:styleId="Accentuationintense">
-    <w:name w:val="Intense Emphasis"/>
-    <w:basedOn w:val="Policepardfaut"/>
-    <w:uiPriority w:val="21"/>
-    <w:qFormat/>
-    <w:rsid w:val="00F36F34"/>
-    <w:rPr>
-      <w:b/>
-      <w:bCs/>
-      <w:i/>
-      <w:iCs/>
-      <w:color w:val="4472C4" w:themeColor="accent1"/>
-    </w:rPr>
-  </w:style>
-  <w:style w:type="character" w:styleId="Rfrencelgre">
-    <w:name w:val="Subtle Reference"/>
-    <w:basedOn w:val="Policepardfaut"/>
-    <w:uiPriority w:val="31"/>
-    <w:qFormat/>
-    <w:rsid w:val="00F36F34"/>
-    <w:rPr>
-      <w:smallCaps/>
-      <w:color w:val="ED7D31" w:themeColor="accent2"/>
-      <w:u w:val="single"/>
-    </w:rPr>
-  </w:style>
-  <w:style w:type="character" w:styleId="Rfrenceintense">
-    <w:name w:val="Intense Reference"/>
-    <w:basedOn w:val="Policepardfaut"/>
-    <w:uiPriority w:val="32"/>
-    <w:qFormat/>
-    <w:rsid w:val="00F36F34"/>
-    <w:rPr>
-      <w:b/>
-      <w:bCs/>
-      <w:smallCaps/>
-      <w:color w:val="ED7D31" w:themeColor="accent2"/>
-      <w:spacing w:val="5"/>
-      <w:u w:val="single"/>
-    </w:rPr>
-  </w:style>
-  <w:style w:type="character" w:styleId="Titredulivre">
-    <w:name w:val="Book Title"/>
-    <w:basedOn w:val="Policepardfaut"/>
-    <w:uiPriority w:val="33"/>
-    <w:qFormat/>
-    <w:rsid w:val="00F36F34"/>
-    <w:rPr>
-      <w:b/>
-      <w:bCs/>
-      <w:smallCaps/>
-      <w:spacing w:val="5"/>
-    </w:rPr>
-  </w:style>
-  <w:style w:type="paragraph" w:styleId="En-ttedetabledesmatires">
-    <w:name w:val="TOC Heading"/>
-    <w:basedOn w:val="Titre1"/>
-    <w:next w:val="Normal"/>
-    <w:uiPriority w:val="39"/>
-    <w:semiHidden/>
-    <w:unhideWhenUsed/>
-    <w:qFormat/>
-    <w:rsid w:val="00F36F34"/>
-    <w:pPr>
-      <w:outlineLvl w:val="9"/>
-    </w:pPr>
   </w:style>
 </w:styles>
 </file>

--- a/Documents/Améliorations.docx
+++ b/Documents/Améliorations.docx
@@ -155,7 +155,16 @@
               <w:cnfStyle w:val="000000000000" w:firstRow="0" w:lastRow="0" w:firstColumn="0" w:lastColumn="0" w:oddVBand="0" w:evenVBand="0" w:oddHBand="0" w:evenHBand="0" w:firstRowFirstColumn="0" w:firstRowLastColumn="0" w:lastRowFirstColumn="0" w:lastRowLastColumn="0"/>
             </w:pPr>
             <w:r>
-              <w:t>Faire une page fonctionnelle</w:t>
+              <w:t xml:space="preserve">Faire </w:t>
+            </w:r>
+            <w:r>
+              <w:t>en sorte que la</w:t>
+            </w:r>
+            <w:r>
+              <w:t xml:space="preserve"> page fonctionn</w:t>
+            </w:r>
+            <w:r>
+              <w:t>e de nouveau.</w:t>
             </w:r>
           </w:p>
         </w:tc>
@@ -183,6 +192,20 @@
             <w:pPr>
               <w:cnfStyle w:val="000000100000" w:firstRow="0" w:lastRow="0" w:firstColumn="0" w:lastColumn="0" w:oddVBand="0" w:evenVBand="0" w:oddHBand="1" w:evenHBand="0" w:firstRowFirstColumn="0" w:firstRowLastColumn="0" w:lastRowFirstColumn="0" w:lastRowLastColumn="0"/>
             </w:pPr>
+            <w:r>
+              <w:t xml:space="preserve">Les lieux favoris nous redirige sur la carte d’OSM et pas google </w:t>
+            </w:r>
+            <w:proofErr w:type="spellStart"/>
+            <w:r>
+              <w:t>map</w:t>
+            </w:r>
+            <w:r>
+              <w:t>s</w:t>
+            </w:r>
+            <w:proofErr w:type="spellEnd"/>
+            <w:r>
+              <w:t>.</w:t>
+            </w:r>
           </w:p>
         </w:tc>
       </w:tr>
@@ -206,6 +229,9 @@
             <w:pPr>
               <w:cnfStyle w:val="000000000000" w:firstRow="0" w:lastRow="0" w:firstColumn="0" w:lastColumn="0" w:oddVBand="0" w:evenVBand="0" w:oddHBand="0" w:evenHBand="0" w:firstRowFirstColumn="0" w:firstRowLastColumn="0" w:lastRowFirstColumn="0" w:lastRowLastColumn="0"/>
             </w:pPr>
+            <w:r>
+              <w:t>S’assurer que notre utilisation des données respecte le RGPD.</w:t>
+            </w:r>
           </w:p>
         </w:tc>
       </w:tr>
@@ -258,6 +284,9 @@
             <w:pPr>
               <w:cnfStyle w:val="000000000000" w:firstRow="0" w:lastRow="0" w:firstColumn="0" w:lastColumn="0" w:oddVBand="0" w:evenVBand="0" w:oddHBand="0" w:evenHBand="0" w:firstRowFirstColumn="0" w:firstRowLastColumn="0" w:lastRowFirstColumn="0" w:lastRowLastColumn="0"/>
             </w:pPr>
+            <w:r>
+              <w:t>Rendre l’architecture du site optimiser pour une plus grande efficacité.</w:t>
+            </w:r>
           </w:p>
         </w:tc>
       </w:tr>
@@ -310,6 +339,9 @@
             <w:pPr>
               <w:cnfStyle w:val="000000000000" w:firstRow="0" w:lastRow="0" w:firstColumn="0" w:lastColumn="0" w:oddVBand="0" w:evenVBand="0" w:oddHBand="0" w:evenHBand="0" w:firstRowFirstColumn="0" w:firstRowLastColumn="0" w:lastRowFirstColumn="0" w:lastRowLastColumn="0"/>
             </w:pPr>
+            <w:r>
+              <w:t>Réaliser des test pour vérifier que le code est sans faille.</w:t>
+            </w:r>
           </w:p>
         </w:tc>
       </w:tr>
@@ -680,13 +712,33 @@
               <w:cnfStyle w:val="000000000000" w:firstRow="0" w:lastRow="0" w:firstColumn="0" w:lastColumn="0" w:oddVBand="0" w:evenVBand="0" w:oddHBand="0" w:evenHBand="0" w:firstRowFirstColumn="0" w:firstRowLastColumn="0" w:lastRowFirstColumn="0" w:lastRowLastColumn="0"/>
             </w:pPr>
             <w:r>
-              <w:t xml:space="preserve">Ajouter profil à « mes </w:t>
+              <w:t xml:space="preserve">Ajouter </w:t>
+            </w:r>
+            <w:r>
+              <w:t xml:space="preserve">le </w:t>
             </w:r>
             <w:proofErr w:type="spellStart"/>
             <w:r>
+              <w:t>aside</w:t>
+            </w:r>
+            <w:proofErr w:type="spellEnd"/>
+            <w:r>
+              <w:t xml:space="preserve"> de </w:t>
+            </w:r>
+            <w:r>
+              <w:t xml:space="preserve">profil à « mes </w:t>
+            </w:r>
+            <w:proofErr w:type="spellStart"/>
+            <w:r>
               <w:t>roadTrip</w:t>
             </w:r>
             <w:proofErr w:type="spellEnd"/>
+            <w:r>
+              <w:t> »</w:t>
+            </w:r>
+            <w:r>
+              <w:t>.</w:t>
+            </w:r>
           </w:p>
         </w:tc>
       </w:tr>
@@ -787,12 +839,16 @@
             <w:r>
               <w:t xml:space="preserve"> ou lieux</w:t>
             </w:r>
+            <w:r>
+              <w:t>.</w:t>
+            </w:r>
           </w:p>
         </w:tc>
       </w:tr>
       <w:tr>
         <w:trPr>
           <w:cnfStyle w:val="000000100000" w:firstRow="0" w:lastRow="0" w:firstColumn="0" w:lastColumn="0" w:oddVBand="0" w:evenVBand="0" w:oddHBand="1" w:evenHBand="0" w:firstRowFirstColumn="0" w:firstRowLastColumn="0" w:lastRowFirstColumn="0" w:lastRowLastColumn="0"/>
+          <w:trHeight w:val="332"/>
         </w:trPr>
         <w:tc>
           <w:tcPr>
@@ -828,6 +884,9 @@
         </w:tc>
       </w:tr>
       <w:tr>
+        <w:trPr>
+          <w:trHeight w:val="354"/>
+        </w:trPr>
         <w:tc>
           <w:tcPr>
             <w:cnfStyle w:val="001000000000" w:firstRow="0" w:lastRow="0" w:firstColumn="1" w:lastColumn="0" w:oddVBand="0" w:evenVBand="0" w:oddHBand="0" w:evenHBand="0" w:firstRowFirstColumn="0" w:firstRowLastColumn="0" w:lastRowFirstColumn="0" w:lastRowLastColumn="0"/>
@@ -853,7 +912,15 @@
               <w:cnfStyle w:val="000000000000" w:firstRow="0" w:lastRow="0" w:firstColumn="0" w:lastColumn="0" w:oddVBand="0" w:evenVBand="0" w:oddHBand="0" w:evenHBand="0" w:firstRowFirstColumn="0" w:firstRowLastColumn="0" w:lastRowFirstColumn="0" w:lastRowLastColumn="0"/>
             </w:pPr>
             <w:r>
-              <w:t>Afin de renforcer la sécurité</w:t>
+              <w:t xml:space="preserve">Le </w:t>
+            </w:r>
+            <w:proofErr w:type="spellStart"/>
+            <w:r>
+              <w:t>webroot</w:t>
+            </w:r>
+            <w:proofErr w:type="spellEnd"/>
+            <w:r>
+              <w:t xml:space="preserve"> est un dossier qui garderais les données importantes loin de la page directement accessible par le navigateur.</w:t>
             </w:r>
           </w:p>
         </w:tc>

--- a/Documents/Améliorations.docx
+++ b/Documents/Améliorations.docx
@@ -66,15 +66,7 @@
               </w:rPr>
             </w:pPr>
             <w:r>
-              <w:t xml:space="preserve">Interface création de </w:t>
-            </w:r>
-            <w:proofErr w:type="spellStart"/>
-            <w:r>
-              <w:t>RoadTrip</w:t>
-            </w:r>
-            <w:proofErr w:type="spellEnd"/>
-            <w:r>
-              <w:t xml:space="preserve"> </w:t>
+              <w:t xml:space="preserve">Interface création de RoadTrip </w:t>
             </w:r>
           </w:p>
         </w:tc>
@@ -118,15 +110,7 @@
               <w:cnfStyle w:val="000000100000" w:firstRow="0" w:lastRow="0" w:firstColumn="0" w:lastColumn="0" w:oddVBand="0" w:evenVBand="0" w:oddHBand="1" w:evenHBand="0" w:firstRowFirstColumn="0" w:firstRowLastColumn="0" w:lastRowFirstColumn="0" w:lastRowLastColumn="0"/>
             </w:pPr>
             <w:r>
-              <w:t xml:space="preserve">Optimiser le </w:t>
-            </w:r>
-            <w:proofErr w:type="spellStart"/>
-            <w:r>
-              <w:t>chargment</w:t>
-            </w:r>
-            <w:proofErr w:type="spellEnd"/>
-            <w:r>
-              <w:t xml:space="preserve"> des données</w:t>
+              <w:t>Optimiser le chargment des données</w:t>
             </w:r>
           </w:p>
         </w:tc>
@@ -193,18 +177,10 @@
               <w:cnfStyle w:val="000000100000" w:firstRow="0" w:lastRow="0" w:firstColumn="0" w:lastColumn="0" w:oddVBand="0" w:evenVBand="0" w:oddHBand="1" w:evenHBand="0" w:firstRowFirstColumn="0" w:firstRowLastColumn="0" w:lastRowFirstColumn="0" w:lastRowLastColumn="0"/>
             </w:pPr>
             <w:r>
-              <w:t xml:space="preserve">Les lieux favoris nous redirige sur la carte d’OSM et pas google </w:t>
-            </w:r>
-            <w:proofErr w:type="spellStart"/>
-            <w:r>
-              <w:t>map</w:t>
-            </w:r>
-            <w:r>
-              <w:t>s</w:t>
-            </w:r>
-            <w:proofErr w:type="spellEnd"/>
-            <w:r>
-              <w:t>.</w:t>
+              <w:t>Les lieux favoris nous redirige sur la carte d’OSM et pas google map</w:t>
+            </w:r>
+            <w:r>
+              <w:t>s.</w:t>
             </w:r>
           </w:p>
         </w:tc>
@@ -460,15 +436,7 @@
               <w:cnfStyle w:val="000000100000" w:firstRow="0" w:lastRow="0" w:firstColumn="0" w:lastColumn="0" w:oddVBand="0" w:evenVBand="0" w:oddHBand="1" w:evenHBand="0" w:firstRowFirstColumn="0" w:firstRowLastColumn="0" w:lastRowFirstColumn="0" w:lastRowLastColumn="0"/>
             </w:pPr>
             <w:r>
-              <w:t xml:space="preserve">Rediriger vers </w:t>
-            </w:r>
-            <w:proofErr w:type="spellStart"/>
-            <w:r>
-              <w:t>trips&amp;roads</w:t>
-            </w:r>
-            <w:proofErr w:type="spellEnd"/>
-            <w:r>
-              <w:t xml:space="preserve"> </w:t>
+              <w:t xml:space="preserve">Rediriger vers trips&amp;roads </w:t>
             </w:r>
           </w:p>
         </w:tc>
@@ -528,15 +496,7 @@
           </w:tcPr>
           <w:p>
             <w:r>
-              <w:t xml:space="preserve">Format </w:t>
-            </w:r>
-            <w:proofErr w:type="spellStart"/>
-            <w:r>
-              <w:t>pdf</w:t>
-            </w:r>
-            <w:proofErr w:type="spellEnd"/>
-            <w:r>
-              <w:t xml:space="preserve"> </w:t>
+              <w:t xml:space="preserve">Format pdf </w:t>
             </w:r>
           </w:p>
         </w:tc>
@@ -549,15 +509,7 @@
               <w:cnfStyle w:val="000000100000" w:firstRow="0" w:lastRow="0" w:firstColumn="0" w:lastColumn="0" w:oddVBand="0" w:evenVBand="0" w:oddHBand="1" w:evenHBand="0" w:firstRowFirstColumn="0" w:firstRowLastColumn="0" w:lastRowFirstColumn="0" w:lastRowLastColumn="0"/>
             </w:pPr>
             <w:r>
-              <w:t xml:space="preserve">Créer une fonction export </w:t>
-            </w:r>
-            <w:proofErr w:type="spellStart"/>
-            <w:r>
-              <w:t>pdf</w:t>
-            </w:r>
-            <w:proofErr w:type="spellEnd"/>
-            <w:r>
-              <w:t xml:space="preserve"> (hors ligne)</w:t>
+              <w:t>Créer une fonction export pdf (hors ligne)</w:t>
             </w:r>
           </w:p>
         </w:tc>
@@ -570,15 +522,7 @@
           </w:tcPr>
           <w:p>
             <w:r>
-              <w:t xml:space="preserve">Enregistrer </w:t>
-            </w:r>
-            <w:proofErr w:type="spellStart"/>
-            <w:r>
-              <w:t>roadTrip</w:t>
-            </w:r>
-            <w:proofErr w:type="spellEnd"/>
-            <w:r>
-              <w:t xml:space="preserve"> étranger</w:t>
+              <w:t>Enregistrer roadTrip étranger</w:t>
             </w:r>
           </w:p>
         </w:tc>
@@ -591,15 +535,7 @@
               <w:cnfStyle w:val="000000000000" w:firstRow="0" w:lastRow="0" w:firstColumn="0" w:lastColumn="0" w:oddVBand="0" w:evenVBand="0" w:oddHBand="0" w:evenHBand="0" w:firstRowFirstColumn="0" w:firstRowLastColumn="0" w:lastRowFirstColumn="0" w:lastRowLastColumn="0"/>
             </w:pPr>
             <w:r>
-              <w:t xml:space="preserve">Pouvoir récupérer un </w:t>
-            </w:r>
-            <w:proofErr w:type="spellStart"/>
-            <w:r>
-              <w:t>roadTrip</w:t>
-            </w:r>
-            <w:proofErr w:type="spellEnd"/>
-            <w:r>
-              <w:t xml:space="preserve"> </w:t>
+              <w:t xml:space="preserve">Pouvoir récupérer un roadTrip </w:t>
             </w:r>
             <w:r>
               <w:t>public</w:t>
@@ -639,15 +575,7 @@
               <w:cnfStyle w:val="000000100000" w:firstRow="0" w:lastRow="0" w:firstColumn="0" w:lastColumn="0" w:oddVBand="0" w:evenVBand="0" w:oddHBand="1" w:evenHBand="0" w:firstRowFirstColumn="0" w:firstRowLastColumn="0" w:lastRowFirstColumn="0" w:lastRowLastColumn="0"/>
             </w:pPr>
             <w:r>
-              <w:t xml:space="preserve">Unifier </w:t>
-            </w:r>
-            <w:proofErr w:type="spellStart"/>
-            <w:r>
-              <w:t>boutton</w:t>
-            </w:r>
-            <w:proofErr w:type="spellEnd"/>
-            <w:r>
-              <w:t xml:space="preserve"> </w:t>
+              <w:t xml:space="preserve">Unifier boutton </w:t>
             </w:r>
           </w:p>
           <w:p>
@@ -660,13 +588,8 @@
               <w:cnfStyle w:val="000000100000" w:firstRow="0" w:lastRow="0" w:firstColumn="0" w:lastColumn="0" w:oddVBand="0" w:evenVBand="0" w:oddHBand="1" w:evenHBand="0" w:firstRowFirstColumn="0" w:firstRowLastColumn="0" w:lastRowFirstColumn="0" w:lastRowLastColumn="0"/>
             </w:pPr>
             <w:r>
-              <w:t xml:space="preserve">Rendre accessibilité ouvert aux </w:t>
-            </w:r>
-            <w:proofErr w:type="spellStart"/>
-            <w:r>
-              <w:t>visiteus</w:t>
-            </w:r>
-            <w:proofErr w:type="spellEnd"/>
+              <w:t>Rendre accessibilité ouvert aux visiteus</w:t>
+            </w:r>
           </w:p>
           <w:p>
             <w:pPr>
@@ -678,15 +601,7 @@
               <w:cnfStyle w:val="000000100000" w:firstRow="0" w:lastRow="0" w:firstColumn="0" w:lastColumn="0" w:oddVBand="0" w:evenVBand="0" w:oddHBand="1" w:evenHBand="0" w:firstRowFirstColumn="0" w:firstRowLastColumn="0" w:lastRowFirstColumn="0" w:lastRowLastColumn="0"/>
             </w:pPr>
             <w:r>
-              <w:t xml:space="preserve">Visualisation </w:t>
-            </w:r>
-            <w:proofErr w:type="spellStart"/>
-            <w:r>
-              <w:t>roadtrip</w:t>
-            </w:r>
-            <w:proofErr w:type="spellEnd"/>
-            <w:r>
-              <w:t xml:space="preserve"> </w:t>
+              <w:t xml:space="preserve">Visualisation roadtrip </w:t>
             </w:r>
           </w:p>
         </w:tc>
@@ -715,24 +630,11 @@
               <w:t xml:space="preserve">Ajouter </w:t>
             </w:r>
             <w:r>
-              <w:t xml:space="preserve">le </w:t>
-            </w:r>
-            <w:proofErr w:type="spellStart"/>
-            <w:r>
-              <w:t>aside</w:t>
-            </w:r>
-            <w:proofErr w:type="spellEnd"/>
-            <w:r>
-              <w:t xml:space="preserve"> de </w:t>
-            </w:r>
-            <w:r>
-              <w:t xml:space="preserve">profil à « mes </w:t>
-            </w:r>
-            <w:proofErr w:type="spellStart"/>
-            <w:r>
-              <w:t>roadTrip</w:t>
-            </w:r>
-            <w:proofErr w:type="spellEnd"/>
+              <w:t xml:space="preserve">le aside de </w:t>
+            </w:r>
+            <w:r>
+              <w:t>profil à « mes roadTrip</w:t>
+            </w:r>
             <w:r>
               <w:t> »</w:t>
             </w:r>
@@ -770,21 +672,8 @@
               </w:numPr>
               <w:cnfStyle w:val="000000100000" w:firstRow="0" w:lastRow="0" w:firstColumn="0" w:lastColumn="0" w:oddVBand="0" w:evenVBand="0" w:oddHBand="1" w:evenHBand="0" w:firstRowFirstColumn="0" w:firstRowLastColumn="0" w:lastRowFirstColumn="0" w:lastRowLastColumn="0"/>
             </w:pPr>
-            <w:proofErr w:type="spellStart"/>
-            <w:r>
-              <w:t>L’ia</w:t>
-            </w:r>
-            <w:proofErr w:type="spellEnd"/>
-            <w:r>
-              <w:t xml:space="preserve"> aurait pour but de faciliter la création du </w:t>
-            </w:r>
-            <w:proofErr w:type="spellStart"/>
-            <w:r>
-              <w:t>roadtrip</w:t>
-            </w:r>
-            <w:proofErr w:type="spellEnd"/>
-            <w:r>
-              <w:t xml:space="preserve"> pour l’utilisateur</w:t>
+            <w:r>
+              <w:t>L’ia aurait pour but de faciliter la création du roadtrip pour l’utilisateur</w:t>
             </w:r>
           </w:p>
           <w:p>
@@ -829,15 +718,7 @@
               <w:t>pourraient</w:t>
             </w:r>
             <w:r>
-              <w:t xml:space="preserve"> laisser des commentaires ou avis sur une </w:t>
-            </w:r>
-            <w:proofErr w:type="spellStart"/>
-            <w:r>
-              <w:t>roadtrip</w:t>
-            </w:r>
-            <w:proofErr w:type="spellEnd"/>
-            <w:r>
-              <w:t xml:space="preserve"> ou lieux</w:t>
+              <w:t xml:space="preserve"> laisser des commentaires ou avis sur une roadtrip ou lieux</w:t>
             </w:r>
             <w:r>
               <w:t>.</w:t>
@@ -870,15 +751,7 @@
               <w:cnfStyle w:val="000000100000" w:firstRow="0" w:lastRow="0" w:firstColumn="0" w:lastColumn="0" w:oddVBand="0" w:evenVBand="0" w:oddHBand="1" w:evenHBand="0" w:firstRowFirstColumn="0" w:firstRowLastColumn="0" w:lastRowFirstColumn="0" w:lastRowLastColumn="0"/>
             </w:pPr>
             <w:r>
-              <w:t xml:space="preserve">L’utilisateurs aurait la possibilité de faire des </w:t>
-            </w:r>
-            <w:proofErr w:type="spellStart"/>
-            <w:r>
-              <w:t>posts</w:t>
-            </w:r>
-            <w:proofErr w:type="spellEnd"/>
-            <w:r>
-              <w:t xml:space="preserve"> type articles pour présenter ses idées.</w:t>
+              <w:t>L’utilisateurs aurait la possibilité de faire des posts type articles pour présenter ses idées.</w:t>
             </w:r>
           </w:p>
         </w:tc>
@@ -894,13 +767,8 @@
           </w:tcPr>
           <w:p>
             <w:r>
-              <w:t xml:space="preserve">Implémenter </w:t>
-            </w:r>
-            <w:proofErr w:type="spellStart"/>
-            <w:r>
-              <w:t>webroot</w:t>
-            </w:r>
-            <w:proofErr w:type="spellEnd"/>
+              <w:t>Implémenter webroot</w:t>
+            </w:r>
           </w:p>
         </w:tc>
         <w:tc>
@@ -912,15 +780,37 @@
               <w:cnfStyle w:val="000000000000" w:firstRow="0" w:lastRow="0" w:firstColumn="0" w:lastColumn="0" w:oddVBand="0" w:evenVBand="0" w:oddHBand="0" w:evenHBand="0" w:firstRowFirstColumn="0" w:firstRowLastColumn="0" w:lastRowFirstColumn="0" w:lastRowLastColumn="0"/>
             </w:pPr>
             <w:r>
-              <w:t xml:space="preserve">Le </w:t>
-            </w:r>
-            <w:proofErr w:type="spellStart"/>
-            <w:r>
-              <w:t>webroot</w:t>
-            </w:r>
-            <w:proofErr w:type="spellEnd"/>
-            <w:r>
-              <w:t xml:space="preserve"> est un dossier qui garderais les données importantes loin de la page directement accessible par le navigateur.</w:t>
+              <w:t>Le webroot est un dossier qui garderais les données importantes loin de la page directement accessible par le navigateur.</w:t>
+            </w:r>
+          </w:p>
+        </w:tc>
+      </w:tr>
+      <w:tr>
+        <w:trPr>
+          <w:cnfStyle w:val="000000100000" w:firstRow="0" w:lastRow="0" w:firstColumn="0" w:lastColumn="0" w:oddVBand="0" w:evenVBand="0" w:oddHBand="1" w:evenHBand="0" w:firstRowFirstColumn="0" w:firstRowLastColumn="0" w:lastRowFirstColumn="0" w:lastRowLastColumn="0"/>
+          <w:trHeight w:val="354"/>
+        </w:trPr>
+        <w:tc>
+          <w:tcPr>
+            <w:cnfStyle w:val="001000000000" w:firstRow="0" w:lastRow="0" w:firstColumn="1" w:lastColumn="0" w:oddVBand="0" w:evenVBand="0" w:oddHBand="0" w:evenHBand="0" w:firstRowFirstColumn="0" w:firstRowLastColumn="0" w:lastRowFirstColumn="0" w:lastRowLastColumn="0"/>
+            <w:tcW w:w="3397" w:type="dxa"/>
+          </w:tcPr>
+          <w:p>
+            <w:r>
+              <w:t xml:space="preserve">Refaire le site avec CakePHP </w:t>
+            </w:r>
+          </w:p>
+        </w:tc>
+        <w:tc>
+          <w:tcPr>
+            <w:tcW w:w="6521" w:type="dxa"/>
+          </w:tcPr>
+          <w:p>
+            <w:pPr>
+              <w:cnfStyle w:val="000000100000" w:firstRow="0" w:lastRow="0" w:firstColumn="0" w:lastColumn="0" w:oddVBand="0" w:evenVBand="0" w:oddHBand="1" w:evenHBand="0" w:firstRowFirstColumn="0" w:firstRowLastColumn="0" w:lastRowFirstColumn="0" w:lastRowLastColumn="0"/>
+            </w:pPr>
+            <w:r>
+              <w:t>L’archi webroot c’est bien mais a terme, le but est de passer notre site sous le framework CakePHP comme vu en cours pour une architecture sur le modèle MVC vraiment bien implémenté.</w:t>
             </w:r>
           </w:p>
         </w:tc>
